--- a/Docs/Architecture/Exports/03_TeamIntegrationPlan.docx
+++ b/Docs/Architecture/Exports/03_TeamIntegrationPlan.docx
@@ -323,7 +323,10 @@
               <w:spacing w:after="0"/>
             </w:pPr>
             <w:r>
-              <w:t>팀 검토용 개정 초안</w:t>
+              <w:rPr>
+                <w:rFonts w:ascii="SUIT" w:hAnsi="SUIT" w:eastAsia="SUIT"/>
+              </w:rPr>
+              <w:t>팀 검토용 개정 초안 · 용어 정리본</w:t>
             </w:r>
           </w:p>
         </w:tc>
@@ -446,9 +449,10 @@
       </w:pPr>
       <w:r>
         <w:rPr>
+          <w:rFonts w:ascii="SUIT" w:hAnsi="SUIT" w:eastAsia="SUIT"/>
           <w:color w:val="657285"/>
         </w:rPr>
-        <w:t>현재 일정 구간과 통합 선행 조건을 한 페이지에서 확인합니다. 실제 완료 상태는 별도 확인이 필요합니다.</w:t>
+        <w:t>현재 일정 구간과 통합 선행 조건을 한 페이지에서 확인합니다. 실제 완료 상태는 별도 확인이 필요합니다. 권장 순서는 기준 결정 → 책임 경계 고정 → 핵심 시스템 연결 → UI·콘텐츠 연결 → 머지 검토입니다.</w:t>
       </w:r>
     </w:p>
     <w:tbl>
@@ -546,12 +550,12 @@
             </w:pPr>
             <w:r>
               <w:rPr>
-                <w:rFonts w:ascii="SUIT Medium" w:eastAsia="SUIT Medium" w:hAnsi="SUIT Medium"/>
+                <w:rFonts w:ascii="SUIT" w:eastAsia="SUIT" w:hAnsi="SUIT"/>
                 <w:b/>
                 <w:color w:val="FFFFFF"/>
                 <w:sz w:val="15"/>
               </w:rPr>
-              <w:t>우선</w:t>
+              <w:t>우선순위</w:t>
             </w:r>
           </w:p>
         </w:tc>
@@ -687,9 +691,10 @@
             </w:pPr>
             <w:r>
               <w:rPr>
+                <w:rFonts w:ascii="SUIT" w:hAnsi="SUIT" w:eastAsia="SUIT"/>
                 <w:sz w:val="15"/>
               </w:rPr>
-              <w:t>P0</w:t>
+              <w:t>최우선</w:t>
             </w:r>
           </w:p>
         </w:tc>
@@ -718,9 +723,10 @@
             </w:pPr>
             <w:r>
               <w:rPr>
+                <w:rFonts w:ascii="SUIT" w:hAnsi="SUIT" w:eastAsia="SUIT"/>
                 <w:sz w:val="15"/>
               </w:rPr>
-              <w:t>정식 플레이어 기준 확정</w:t>
+              <w:t>정식 플레이어 구현 기준 확정</w:t>
             </w:r>
           </w:p>
         </w:tc>
@@ -779,9 +785,10 @@
             </w:pPr>
             <w:r>
               <w:rPr>
+                <w:rFonts w:ascii="SUIT" w:hAnsi="SUIT" w:eastAsia="SUIT"/>
                 <w:sz w:val="15"/>
               </w:rPr>
-              <w:t>PlayerContext와 전투 연결 기준</w:t>
+              <w:t>플레이어별 참조 묶음과 전투를 연결할 기준이 됨</w:t>
             </w:r>
           </w:p>
         </w:tc>
@@ -815,9 +822,10 @@
             </w:pPr>
             <w:r>
               <w:rPr>
+                <w:rFonts w:ascii="SUIT" w:hAnsi="SUIT" w:eastAsia="SUIT"/>
                 <w:sz w:val="15"/>
               </w:rPr>
-              <w:t>P0</w:t>
+              <w:t>최우선</w:t>
             </w:r>
           </w:p>
         </w:tc>
@@ -845,9 +853,10 @@
             </w:pPr>
             <w:r>
               <w:rPr>
+                <w:rFonts w:ascii="SUIT" w:hAnsi="SUIT" w:eastAsia="SUIT"/>
                 <w:sz w:val="15"/>
               </w:rPr>
-              <w:t>PlayerContext 추가</w:t>
+              <w:t>플레이어별 참조 묶음(PlayerContext) 추가</w:t>
             </w:r>
           </w:p>
         </w:tc>
@@ -906,9 +915,10 @@
             </w:pPr>
             <w:r>
               <w:rPr>
+                <w:rFonts w:ascii="SUIT" w:hAnsi="SUIT" w:eastAsia="SUIT"/>
                 <w:sz w:val="15"/>
               </w:rPr>
-              <w:t>신규 전역 Instance 의존 방지</w:t>
+              <w:t>플레이어 상태가 새 전역 Instance에 묶이는 것을 방지</w:t>
             </w:r>
           </w:p>
         </w:tc>
@@ -942,9 +952,10 @@
             </w:pPr>
             <w:r>
               <w:rPr>
+                <w:rFonts w:ascii="SUIT" w:hAnsi="SUIT" w:eastAsia="SUIT"/>
                 <w:sz w:val="15"/>
               </w:rPr>
-              <w:t>P0</w:t>
+              <w:t>최우선</w:t>
             </w:r>
           </w:p>
         </w:tc>
@@ -973,9 +984,10 @@
             </w:pPr>
             <w:r>
               <w:rPr>
+                <w:rFonts w:ascii="SUIT" w:hAnsi="SUIT" w:eastAsia="SUIT"/>
                 <w:sz w:val="15"/>
               </w:rPr>
-              <w:t>입력 액션 소유자 단일화</w:t>
+              <w:t>입력 설정을 소유하는 클래스 하나로 통일</w:t>
             </w:r>
           </w:p>
         </w:tc>
@@ -1034,9 +1046,10 @@
             </w:pPr>
             <w:r>
               <w:rPr>
+                <w:rFonts w:ascii="SUIT" w:hAnsi="SUIT" w:eastAsia="SUIT"/>
                 <w:sz w:val="15"/>
               </w:rPr>
-              <w:t>키 할당 UI와 실제 입력 일치</w:t>
+              <w:t>키 재설정 UI와 실제 게임 입력이 같은 값을 사용</w:t>
             </w:r>
           </w:p>
         </w:tc>
@@ -1070,9 +1083,10 @@
             </w:pPr>
             <w:r>
               <w:rPr>
+                <w:rFonts w:ascii="SUIT" w:hAnsi="SUIT" w:eastAsia="SUIT"/>
                 <w:sz w:val="15"/>
               </w:rPr>
-              <w:t>P0</w:t>
+              <w:t>최우선</w:t>
             </w:r>
           </w:p>
         </w:tc>
@@ -1100,9 +1114,10 @@
             </w:pPr>
             <w:r>
               <w:rPr>
+                <w:rFonts w:ascii="SUIT" w:hAnsi="SUIT" w:eastAsia="SUIT"/>
                 <w:sz w:val="15"/>
               </w:rPr>
-              <w:t>Equipment API 축소 + 강화 상태 단일화</w:t>
+              <w:t>장비 외부 호출 규칙(API) 축소 + 강화 상태 단일화</w:t>
             </w:r>
           </w:p>
         </w:tc>
@@ -1161,9 +1176,10 @@
             </w:pPr>
             <w:r>
               <w:rPr>
+                <w:rFonts w:ascii="SUIT" w:hAnsi="SUIT" w:eastAsia="SUIT"/>
                 <w:sz w:val="15"/>
               </w:rPr>
-              <w:t>상점·강화·SO 전환 후 장착 상태 일관성</w:t>
+              <w:t>상점·강화·데이터 전환 뒤에도 장착 상태를 일관되게 유지</w:t>
             </w:r>
           </w:p>
         </w:tc>
@@ -1197,9 +1213,10 @@
             </w:pPr>
             <w:r>
               <w:rPr>
+                <w:rFonts w:ascii="SUIT" w:hAnsi="SUIT" w:eastAsia="SUIT"/>
                 <w:sz w:val="15"/>
               </w:rPr>
-              <w:t>P1</w:t>
+              <w:t>다음 우선</w:t>
             </w:r>
           </w:p>
         </w:tc>
@@ -1227,9 +1244,10 @@
             </w:pPr>
             <w:r>
               <w:rPr>
+                <w:rFonts w:ascii="SUIT" w:hAnsi="SUIT" w:eastAsia="SUIT"/>
                 <w:sz w:val="15"/>
               </w:rPr>
-              <w:t>Inventory/Equipment 및 Combat/Stat/Health 경계</w:t>
+              <w:t>인벤토리↔장비, 전투↔스탯↔체력 책임 경계</w:t>
             </w:r>
           </w:p>
         </w:tc>
@@ -1289,9 +1307,10 @@
             </w:pPr>
             <w:r>
               <w:rPr>
+                <w:rFonts w:ascii="SUIT" w:hAnsi="SUIT" w:eastAsia="SUIT"/>
                 <w:sz w:val="15"/>
               </w:rPr>
-              <w:t>부분 실패와 중복 상태 방지</w:t>
+              <w:t>중간 실패와 같은 상태의 중복 보관을 방지</w:t>
             </w:r>
           </w:p>
         </w:tc>
@@ -1344,40 +1363,14 @@
             </w:pPr>
             <w:r>
               <w:rPr>
-                <w:rFonts w:ascii="SUIT Medium" w:eastAsia="SUIT Medium" w:hAnsi="SUIT Medium"/>
+                <w:rFonts w:ascii="SUIT" w:eastAsia="SUIT" w:hAnsi="SUIT"/>
                 <w:b/>
                 <w:color w:val="5B4B7A"/>
                 <w:sz w:val="16"/>
               </w:rPr>
-              <w:t>1</w:t>
-            </w:r>
-          </w:p>
-          <w:p>
-            <w:pPr>
-              <w:spacing w:after="40"/>
-              <w:jc w:val="center"/>
-            </w:pPr>
-            <w:r>
-              <w:rPr>
-                <w:rFonts w:ascii="SUIT Medium" w:eastAsia="SUIT Medium" w:hAnsi="SUIT Medium"/>
-                <w:b/>
-                <w:color w:val="203A5F"/>
-                <w:sz w:val="16"/>
-              </w:rPr>
-              <w:t>기준 결정</w:t>
-            </w:r>
-          </w:p>
-          <w:p>
-            <w:pPr>
-              <w:spacing w:after="0" w:line="240" w:lineRule="auto"/>
-              <w:jc w:val="center"/>
-            </w:pPr>
-            <w:r>
-              <w:rPr>
-                <w:color w:val="657285"/>
-                <w:sz w:val="14"/>
-              </w:rPr>
-              <w:t>플레이어·상태 소유</w:t>
+              <w:t>처리 시점</w:t>
+              <w:br/>
+              <w:t>언제 작업할지</w:t>
             </w:r>
           </w:p>
         </w:tc>
@@ -1405,40 +1398,14 @@
             </w:pPr>
             <w:r>
               <w:rPr>
-                <w:rFonts w:ascii="SUIT Medium" w:eastAsia="SUIT Medium" w:hAnsi="SUIT Medium"/>
-                <w:b/>
+                <w:rFonts w:ascii="SUIT" w:eastAsia="SUIT" w:hAnsi="SUIT"/>
+                <w:b w:val="0"/>
                 <w:color w:val="5B4B7A"/>
                 <w:sz w:val="16"/>
               </w:rPr>
-              <w:t>2</w:t>
-            </w:r>
-          </w:p>
-          <w:p>
-            <w:pPr>
-              <w:spacing w:after="40"/>
-              <w:jc w:val="center"/>
-            </w:pPr>
-            <w:r>
-              <w:rPr>
-                <w:rFonts w:ascii="SUIT Medium" w:eastAsia="SUIT Medium" w:hAnsi="SUIT Medium"/>
-                <w:b/>
-                <w:color w:val="203A5F"/>
-                <w:sz w:val="16"/>
-              </w:rPr>
-              <w:t>경계 고정</w:t>
-            </w:r>
-          </w:p>
-          <w:p>
-            <w:pPr>
-              <w:spacing w:after="0" w:line="240" w:lineRule="auto"/>
-              <w:jc w:val="center"/>
-            </w:pPr>
-            <w:r>
-              <w:rPr>
-                <w:color w:val="657285"/>
-                <w:sz w:val="14"/>
-              </w:rPr>
-              <w:t>Context·Try API</w:t>
+              <w:t>상태</w:t>
+              <w:br/>
+              <w:t>왜 필요한지</w:t>
             </w:r>
           </w:p>
         </w:tc>
@@ -1466,40 +1433,14 @@
             </w:pPr>
             <w:r>
               <w:rPr>
-                <w:rFonts w:ascii="SUIT Medium" w:eastAsia="SUIT Medium" w:hAnsi="SUIT Medium"/>
-                <w:b/>
+                <w:rFonts w:ascii="SUIT" w:eastAsia="SUIT" w:hAnsi="SUIT"/>
+                <w:b w:val="0"/>
                 <w:color w:val="5B4B7A"/>
                 <w:sz w:val="16"/>
               </w:rPr>
-              <w:t>3</w:t>
-            </w:r>
-          </w:p>
-          <w:p>
-            <w:pPr>
-              <w:spacing w:after="40"/>
-              <w:jc w:val="center"/>
-            </w:pPr>
-            <w:r>
-              <w:rPr>
-                <w:rFonts w:ascii="SUIT Medium" w:eastAsia="SUIT Medium" w:hAnsi="SUIT Medium"/>
-                <w:b/>
-                <w:color w:val="203A5F"/>
-                <w:sz w:val="16"/>
-              </w:rPr>
-              <w:t>핵심 연결</w:t>
-            </w:r>
-          </w:p>
-          <w:p>
-            <w:pPr>
-              <w:spacing w:after="0" w:line="240" w:lineRule="auto"/>
-              <w:jc w:val="center"/>
-            </w:pPr>
-            <w:r>
-              <w:rPr>
-                <w:color w:val="657285"/>
-                <w:sz w:val="14"/>
-              </w:rPr>
-              <w:t>장비↔스탯 / 전투↔HP</w:t>
+              <w:t>난이도</w:t>
+              <w:br/>
+              <w:t>구현 복잡도</w:t>
             </w:r>
           </w:p>
         </w:tc>
@@ -1527,40 +1468,14 @@
             </w:pPr>
             <w:r>
               <w:rPr>
-                <w:rFonts w:ascii="SUIT Medium" w:eastAsia="SUIT Medium" w:hAnsi="SUIT Medium"/>
-                <w:b/>
+                <w:rFonts w:ascii="SUIT" w:eastAsia="SUIT" w:hAnsi="SUIT"/>
+                <w:b w:val="0"/>
                 <w:color w:val="5B4B7A"/>
                 <w:sz w:val="16"/>
               </w:rPr>
-              <w:t>4</w:t>
-            </w:r>
-          </w:p>
-          <w:p>
-            <w:pPr>
-              <w:spacing w:after="40"/>
-              <w:jc w:val="center"/>
-            </w:pPr>
-            <w:r>
-              <w:rPr>
-                <w:rFonts w:ascii="SUIT Medium" w:eastAsia="SUIT Medium" w:hAnsi="SUIT Medium"/>
-                <w:b/>
-                <w:color w:val="203A5F"/>
-                <w:sz w:val="16"/>
-              </w:rPr>
-              <w:t>UI·콘텐츠</w:t>
-            </w:r>
-          </w:p>
-          <w:p>
-            <w:pPr>
-              <w:spacing w:after="0" w:line="240" w:lineRule="auto"/>
-              <w:jc w:val="center"/>
-            </w:pPr>
-            <w:r>
-              <w:rPr>
-                <w:color w:val="657285"/>
-                <w:sz w:val="14"/>
-              </w:rPr>
-              <w:t>HUD·NPC·드랍</w:t>
+              <w:t>기존 기능 영향</w:t>
+              <w:br/>
+              <w:t>변경으로 함께 고장 날 가능성</w:t>
             </w:r>
           </w:p>
         </w:tc>
@@ -1588,40 +1503,14 @@
             </w:pPr>
             <w:r>
               <w:rPr>
-                <w:rFonts w:ascii="SUIT Medium" w:eastAsia="SUIT Medium" w:hAnsi="SUIT Medium"/>
-                <w:b/>
+                <w:rFonts w:ascii="SUIT" w:eastAsia="SUIT" w:hAnsi="SUIT"/>
+                <w:b w:val="0"/>
                 <w:color w:val="5B4B7A"/>
                 <w:sz w:val="16"/>
               </w:rPr>
-              <w:t>5</w:t>
-            </w:r>
-          </w:p>
-          <w:p>
-            <w:pPr>
-              <w:spacing w:after="40"/>
-              <w:jc w:val="center"/>
-            </w:pPr>
-            <w:r>
-              <w:rPr>
-                <w:rFonts w:ascii="SUIT Medium" w:eastAsia="SUIT Medium" w:hAnsi="SUIT Medium"/>
-                <w:b/>
-                <w:color w:val="203A5F"/>
-                <w:sz w:val="16"/>
-              </w:rPr>
-              <w:t>머지 검토</w:t>
-            </w:r>
-          </w:p>
-          <w:p>
-            <w:pPr>
-              <w:spacing w:after="0" w:line="240" w:lineRule="auto"/>
-              <w:jc w:val="center"/>
-            </w:pPr>
-            <w:r>
-              <w:rPr>
-                <w:color w:val="657285"/>
-                <w:sz w:val="14"/>
-              </w:rPr>
-              <w:t>테스트·DecisionLog</w:t>
+              <w:t>선행 작업</w:t>
+              <w:br/>
+              <w:t>먼저 끝나야 하는 일</w:t>
             </w:r>
           </w:p>
         </w:tc>
@@ -1861,9 +1750,39 @@
             </w:pPr>
             <w:r>
               <w:rPr>
+                <w:rFonts w:ascii="SUIT" w:hAnsi="SUIT" w:eastAsia="SUIT"/>
                 <w:sz w:val="16"/>
               </w:rPr>
-              <w:t>UI→Stat 선행; Json→SO 후 정의/런타임 분리 재검증; 투사체·몬스터 애니메이션/이펙트 담당 확인; 키 할당 전 입력 owner와 드랍 전 Inventory 변경 이벤트 일정 없음</w:t>
+              <w:t>UI가 정식 스탯보다 먼저 진행됨; JSON→ScriptableObject(SO) 전환 후 원본 정의/실행 중 상태를 다시 확인해야 함; 투사체·몬스터 애니메이션/이펙트 담당 확인 필요; 키 재설정 전에 입력 소유자, 드랍 전에 인벤토리 변경 알림 일정이 없음</w:t>
+            </w:r>
+          </w:p>
+        </w:tc>
+      </w:tr>
+      <w:tr>
+        <w:tc>
+          <w:tcPr>
+            <w:tcW w:type="dxa" w:w="1900"/>
+          </w:tcPr>
+          <w:p>
+            <w:r>
+              <w:rPr>
+                <w:rFonts w:ascii="SUIT" w:hAnsi="SUIT" w:eastAsia="SUIT"/>
+                <w:b/>
+              </w:rPr>
+              <w:t>자주 나오는 용어</w:t>
+            </w:r>
+          </w:p>
+        </w:tc>
+        <w:tc>
+          <w:tcPr>
+            <w:tcW w:type="dxa" w:w="7960"/>
+          </w:tcPr>
+          <w:p>
+            <w:r>
+              <w:rPr>
+                <w:rFonts w:ascii="SUIT" w:hAnsi="SUIT" w:eastAsia="SUIT"/>
+              </w:rPr>
+              <w:t>API: 다른 코드가 기능을 호출하는 규칙 · SO: Unity 데이터 원본인 ScriptableObject · DTO: 저장·전달용 데이터 묶음 · prefab: 재사용 오브젝트 원본 · snapshot: 특정 시점의 값 복사본</w:t>
             </w:r>
           </w:p>
         </w:tc>
@@ -1922,6 +1841,7 @@
       </w:pPr>
       <w:r>
         <w:rPr>
+          <w:rFonts w:ascii="SUIT" w:hAnsi="SUIT" w:eastAsia="SUIT"/>
           <w:color w:val="657285"/>
         </w:rPr>
         <w:t>일정표 원본의 날짜와 작업명을 유지했습니다. 블록 종료일은 검토 마일스톤이며 실제 머지 시점은 팀 합의가 필요합니다.</w:t>
@@ -3612,7 +3532,7 @@
                 <w:color w:val="657285"/>
                 <w:sz w:val="13"/>
               </w:rPr>
-              <w:t>회귀 테스트 후 8/3 회의</w:t>
+              <w:t>기존 기능 재확인 테스트 후 8/3 회의</w:t>
             </w:r>
           </w:p>
         </w:tc>
@@ -3775,12 +3695,12 @@
       </w:pPr>
       <w:r>
         <w:rPr>
-          <w:rFonts w:ascii="SUIT Medium" w:eastAsia="SUIT Medium" w:hAnsi="SUIT Medium"/>
+          <w:rFonts w:ascii="SUIT" w:eastAsia="SUIT" w:hAnsi="SUIT"/>
           <w:b/>
           <w:color w:val="5B4B7A"/>
           <w:sz w:val="13"/>
         </w:rPr>
-        <w:t>선행 관계 D1 UI↔Stat · D2 Combat/Projectile↔Stat/Health · D3 캠프 NPC↔상점/강화 · D4 키 할당↔입력 owner · D5 Item SO/드랍↔Inventory 이벤트 · D6 맵↔몬스터 prefab. 상세: 9페이지</w:t>
+        <w:t>선행 관계 D1 UI↔스탯 · D2 전투/투사체↔스탯/체력 · D3 캠프 NPC↔상점/강화 · D4 키 재설정↔입력 소유자 · D5 아이템 원본(SO)/드랍↔인벤토리 변경 알림 · D6 맵↔몬스터 프리팹(프리팹). 자세한 내용: 9페이지</w:t>
       </w:r>
     </w:p>
     <w:p>
@@ -3836,9 +3756,10 @@
       </w:pPr>
       <w:r>
         <w:rPr>
+          <w:rFonts w:ascii="SUIT" w:hAnsi="SUIT" w:eastAsia="SUIT"/>
           <w:color w:val="657285"/>
         </w:rPr>
-        <w:t>상점·장비·강화·아이템 정의(SO)·드랍을 하나의 상태 변경 경계로 연결합니다.</w:t>
+        <w:t>상점·장비·강화·아이템 원본(SO)·드랍을 하나의 상태 변경 흐름으로 연결합니다.</w:t>
       </w:r>
     </w:p>
     <w:p>
@@ -3847,11 +3768,11 @@
       </w:pPr>
       <w:r>
         <w:rPr>
-          <w:rFonts w:ascii="SUIT Medium" w:eastAsia="SUIT Medium" w:hAnsi="SUIT Medium"/>
+          <w:rFonts w:ascii="SUIT" w:eastAsia="SUIT" w:hAnsi="SUIT"/>
           <w:b/>
           <w:color w:val="5B4B7A"/>
         </w:rPr>
-        <w:t>수정 대상 시스템 상점 / 장비 / 강화 / 아이템 SO·런타임 / 툴팁 / 드랍 / Inventory 연계</w:t>
+        <w:t>수정 대상 시스템 상점 / 장비 / 강화 / 아이템 원본(SO)·실행 중 상태 / 툴팁 / 드랍 / 인벤토리 연결</w:t>
       </w:r>
     </w:p>
     <w:tbl>
@@ -4380,12 +4301,12 @@
             </w:pPr>
             <w:r>
               <w:rPr>
-                <w:rFonts w:ascii="SUIT Medium" w:eastAsia="SUIT Medium" w:hAnsi="SUIT Medium"/>
+                <w:rFonts w:ascii="SUIT" w:eastAsia="SUIT" w:hAnsi="SUIT"/>
                 <w:b/>
                 <w:color w:val="9B7315"/>
                 <w:sz w:val="16"/>
               </w:rPr>
-              <w:t>일정 주의 6/25~7/3 상점·강화·장착·툴팁 흐름 뒤에 7/4~10 Json→SO 전환이 배치되어 있습니다. 7/11 장비 시스템 전에 SO 정의와 ItemInstance 런타임 상태의 소유권 및 참조 마이그레이션을 재검증해야 합니다.</w:t>
+              <w:t>일정 주의 6/25~7/3 상점·강화·장착·툴팁 작업 뒤에 7/4~10 JSON 데이터를 ScriptableObject(SO)로 바꾸는 작업이 배치되어 있습니다. 7/11 장비 시스템 전에 원본 데이터와 개별 아이템 상태를 누가 소유하는지, 기존 참조를 어떻게 옮길지 다시 확인해야 합니다.</w:t>
             </w:r>
           </w:p>
         </w:tc>
@@ -4444,9 +4365,9 @@
             </w:tcBorders>
             <w:shd w:val="clear" w:color="auto" w:fill="5B4B7A"/>
             <w:tcMar>
-              <w:top w:w="80" w:type="dxa"/>
+              <w:top w:w="28" w:type="dxa"/>
               <w:left w:w="85" w:type="dxa"/>
-              <w:bottom w:w="80" w:type="dxa"/>
+              <w:bottom w:w="28" w:type="dxa"/>
               <w:right w:w="85" w:type="dxa"/>
             </w:tcMar>
             <w:vAlign w:val="center"/>
@@ -4458,10 +4379,10 @@
             </w:pPr>
             <w:r>
               <w:rPr>
-                <w:rFonts w:ascii="SUIT Medium" w:eastAsia="SUIT Medium" w:hAnsi="SUIT Medium"/>
+                <w:rFonts w:ascii="SUIT" w:eastAsia="SUIT" w:hAnsi="SUIT"/>
                 <w:b/>
                 <w:color w:val="FFFFFF"/>
-                <w:sz w:val="15"/>
+                <w:sz w:val="14"/>
               </w:rPr>
               <w:t>실행 항목</w:t>
             </w:r>
@@ -4478,9 +4399,9 @@
             </w:tcBorders>
             <w:shd w:val="clear" w:color="auto" w:fill="5B4B7A"/>
             <w:tcMar>
-              <w:top w:w="80" w:type="dxa"/>
+              <w:top w:w="28" w:type="dxa"/>
               <w:left w:w="85" w:type="dxa"/>
-              <w:bottom w:w="80" w:type="dxa"/>
+              <w:bottom w:w="28" w:type="dxa"/>
               <w:right w:w="85" w:type="dxa"/>
             </w:tcMar>
             <w:vAlign w:val="center"/>
@@ -4492,12 +4413,14 @@
             </w:pPr>
             <w:r>
               <w:rPr>
-                <w:rFonts w:ascii="SUIT Medium" w:eastAsia="SUIT Medium" w:hAnsi="SUIT Medium"/>
+                <w:rFonts w:ascii="SUIT" w:eastAsia="SUIT" w:hAnsi="SUIT"/>
                 <w:b/>
                 <w:color w:val="FFFFFF"/>
-                <w:sz w:val="15"/>
-              </w:rPr>
-              <w:t>표기</w:t>
+                <w:sz w:val="14"/>
+              </w:rPr>
+              <w:t>시점·상태</w:t>
+              <w:br/>
+              <w:t>난이도·기존 기능 영향</w:t>
             </w:r>
           </w:p>
         </w:tc>
@@ -4512,9 +4435,9 @@
             </w:tcBorders>
             <w:shd w:val="clear" w:color="auto" w:fill="5B4B7A"/>
             <w:tcMar>
-              <w:top w:w="80" w:type="dxa"/>
+              <w:top w:w="28" w:type="dxa"/>
               <w:left w:w="85" w:type="dxa"/>
-              <w:bottom w:w="80" w:type="dxa"/>
+              <w:bottom w:w="28" w:type="dxa"/>
               <w:right w:w="85" w:type="dxa"/>
             </w:tcMar>
             <w:vAlign w:val="center"/>
@@ -4526,12 +4449,12 @@
             </w:pPr>
             <w:r>
               <w:rPr>
-                <w:rFonts w:ascii="SUIT Medium" w:eastAsia="SUIT Medium" w:hAnsi="SUIT Medium"/>
+                <w:rFonts w:ascii="SUIT" w:eastAsia="SUIT" w:hAnsi="SUIT"/>
                 <w:b/>
                 <w:color w:val="FFFFFF"/>
-                <w:sz w:val="15"/>
-              </w:rPr>
-              <w:t>선행 작업</w:t>
+                <w:sz w:val="14"/>
+              </w:rPr>
+              <w:t>먼저 끝나야 하는 일</w:t>
             </w:r>
           </w:p>
         </w:tc>
@@ -4546,9 +4469,9 @@
             </w:tcBorders>
             <w:shd w:val="clear" w:color="auto" w:fill="5B4B7A"/>
             <w:tcMar>
-              <w:top w:w="80" w:type="dxa"/>
+              <w:top w:w="28" w:type="dxa"/>
               <w:left w:w="85" w:type="dxa"/>
-              <w:bottom w:w="80" w:type="dxa"/>
+              <w:bottom w:w="28" w:type="dxa"/>
               <w:right w:w="85" w:type="dxa"/>
             </w:tcMar>
             <w:vAlign w:val="center"/>
@@ -4560,10 +4483,10 @@
             </w:pPr>
             <w:r>
               <w:rPr>
-                <w:rFonts w:ascii="SUIT Medium" w:eastAsia="SUIT Medium" w:hAnsi="SUIT Medium"/>
+                <w:rFonts w:ascii="SUIT" w:eastAsia="SUIT" w:hAnsi="SUIT"/>
                 <w:b/>
                 <w:color w:val="FFFFFF"/>
-                <w:sz w:val="15"/>
+                <w:sz w:val="14"/>
               </w:rPr>
               <w:t>완료 조건</w:t>
             </w:r>
@@ -4585,23 +4508,24 @@
             </w:tcBorders>
             <w:shd w:val="clear" w:color="auto" w:fill="FFFFFF"/>
             <w:tcMar>
-              <w:top w:w="65" w:type="dxa"/>
+              <w:top w:w="28" w:type="dxa"/>
               <w:left w:w="80" w:type="dxa"/>
-              <w:bottom w:w="65" w:type="dxa"/>
+              <w:bottom w:w="28" w:type="dxa"/>
               <w:right w:w="80" w:type="dxa"/>
             </w:tcMar>
             <w:vAlign w:val="center"/>
           </w:tcPr>
           <w:p>
             <w:pPr>
-              <w:spacing w:after="0" w:line="259" w:lineRule="auto"/>
+              <w:spacing w:after="0" w:line="240" w:lineRule="auto"/>
               <w:jc w:val="center"/>
             </w:pPr>
             <w:r>
               <w:rPr>
-                <w:sz w:val="15"/>
-              </w:rPr>
-              <w:t>Equipment API를 Try*로 제한</w:t>
+                <w:rFonts w:ascii="SUIT" w:hAnsi="SUIT" w:eastAsia="SUIT"/>
+                <w:sz w:val="14"/>
+              </w:rPr>
+              <w:t>장비 변경은 Try* 메서드로만 허용</w:t>
             </w:r>
           </w:p>
         </w:tc>
@@ -4616,22 +4540,25 @@
             </w:tcBorders>
             <w:shd w:val="clear" w:color="auto" w:fill="FFFFFF"/>
             <w:tcMar>
-              <w:top w:w="65" w:type="dxa"/>
+              <w:top w:w="28" w:type="dxa"/>
               <w:left w:w="80" w:type="dxa"/>
-              <w:bottom w:w="65" w:type="dxa"/>
+              <w:bottom w:w="28" w:type="dxa"/>
               <w:right w:w="80" w:type="dxa"/>
             </w:tcMar>
             <w:vAlign w:val="center"/>
           </w:tcPr>
           <w:p>
             <w:pPr>
-              <w:spacing w:after="0" w:line="259" w:lineRule="auto"/>
-            </w:pPr>
-            <w:r>
-              <w:rPr>
-                <w:sz w:val="15"/>
-              </w:rPr>
-              <w:t>통합 전 · 확정 문제 · 낮음/낮음</w:t>
+              <w:spacing w:after="0" w:line="240" w:lineRule="auto"/>
+            </w:pPr>
+            <w:r>
+              <w:rPr>
+                <w:rFonts w:ascii="SUIT" w:hAnsi="SUIT" w:eastAsia="SUIT"/>
+                <w:sz w:val="14"/>
+              </w:rPr>
+              <w:t>통합 전 · 확정 문제</w:t>
+              <w:br/>
+              <w:t>난이도 낮음 · 기존 기능 영향 낮음</w:t>
             </w:r>
           </w:p>
         </w:tc>
@@ -4646,23 +4573,24 @@
             </w:tcBorders>
             <w:shd w:val="clear" w:color="auto" w:fill="FFFFFF"/>
             <w:tcMar>
-              <w:top w:w="65" w:type="dxa"/>
+              <w:top w:w="28" w:type="dxa"/>
               <w:left w:w="80" w:type="dxa"/>
-              <w:bottom w:w="65" w:type="dxa"/>
+              <w:bottom w:w="28" w:type="dxa"/>
               <w:right w:w="80" w:type="dxa"/>
             </w:tcMar>
             <w:vAlign w:val="center"/>
           </w:tcPr>
           <w:p>
             <w:pPr>
-              <w:spacing w:after="0" w:line="259" w:lineRule="auto"/>
+              <w:spacing w:after="0" w:line="240" w:lineRule="auto"/>
               <w:jc w:val="center"/>
             </w:pPr>
             <w:r>
               <w:rPr>
-                <w:sz w:val="15"/>
-              </w:rPr>
-              <w:t>공개 호출부 재검색</w:t>
+                <w:rFonts w:ascii="SUIT" w:hAnsi="SUIT" w:eastAsia="SUIT"/>
+                <w:sz w:val="14"/>
+              </w:rPr>
+              <w:t>외부 변경 호출부 재검색</w:t>
             </w:r>
           </w:p>
         </w:tc>
@@ -4677,22 +4605,23 @@
             </w:tcBorders>
             <w:shd w:val="clear" w:color="auto" w:fill="FFFFFF"/>
             <w:tcMar>
-              <w:top w:w="65" w:type="dxa"/>
+              <w:top w:w="28" w:type="dxa"/>
               <w:left w:w="80" w:type="dxa"/>
-              <w:bottom w:w="65" w:type="dxa"/>
+              <w:bottom w:w="28" w:type="dxa"/>
               <w:right w:w="80" w:type="dxa"/>
             </w:tcMar>
             <w:vAlign w:val="center"/>
           </w:tcPr>
           <w:p>
             <w:pPr>
-              <w:spacing w:after="0" w:line="259" w:lineRule="auto"/>
-            </w:pPr>
-            <w:r>
-              <w:rPr>
-                <w:sz w:val="15"/>
-              </w:rPr>
-              <w:t>외부 변경이 Try* 결과로만 수행</w:t>
+              <w:spacing w:after="0" w:line="240" w:lineRule="auto"/>
+            </w:pPr>
+            <w:r>
+              <w:rPr>
+                <w:rFonts w:ascii="SUIT" w:hAnsi="SUIT" w:eastAsia="SUIT"/>
+                <w:sz w:val="14"/>
+              </w:rPr>
+              <w:t>호출자가 Try*의 성공/실패를 확인한 뒤 변경</w:t>
             </w:r>
           </w:p>
         </w:tc>
@@ -4712,23 +4641,24 @@
             </w:tcBorders>
             <w:shd w:val="clear" w:color="auto" w:fill="F5F7FA"/>
             <w:tcMar>
-              <w:top w:w="65" w:type="dxa"/>
+              <w:top w:w="28" w:type="dxa"/>
               <w:left w:w="80" w:type="dxa"/>
-              <w:bottom w:w="65" w:type="dxa"/>
+              <w:bottom w:w="28" w:type="dxa"/>
               <w:right w:w="80" w:type="dxa"/>
             </w:tcMar>
             <w:vAlign w:val="center"/>
           </w:tcPr>
           <w:p>
             <w:pPr>
-              <w:spacing w:after="0" w:line="259" w:lineRule="auto"/>
+              <w:spacing w:after="0" w:line="240" w:lineRule="auto"/>
               <w:jc w:val="center"/>
             </w:pPr>
             <w:r>
               <w:rPr>
-                <w:sz w:val="15"/>
-              </w:rPr>
-              <w:t>Json→SO 정의/런타임 분리</w:t>
+                <w:rFonts w:ascii="SUIT" w:hAnsi="SUIT" w:eastAsia="SUIT"/>
+                <w:sz w:val="14"/>
+              </w:rPr>
+              <w:t>JSON 원본과 실행 중 아이템 상태 분리</w:t>
             </w:r>
           </w:p>
         </w:tc>
@@ -4743,22 +4673,25 @@
             </w:tcBorders>
             <w:shd w:val="clear" w:color="auto" w:fill="F5F7FA"/>
             <w:tcMar>
-              <w:top w:w="65" w:type="dxa"/>
+              <w:top w:w="28" w:type="dxa"/>
               <w:left w:w="80" w:type="dxa"/>
-              <w:bottom w:w="65" w:type="dxa"/>
+              <w:bottom w:w="28" w:type="dxa"/>
               <w:right w:w="80" w:type="dxa"/>
             </w:tcMar>
             <w:vAlign w:val="center"/>
           </w:tcPr>
           <w:p>
             <w:pPr>
-              <w:spacing w:after="0" w:line="259" w:lineRule="auto"/>
-            </w:pPr>
-            <w:r>
-              <w:rPr>
-                <w:sz w:val="15"/>
-              </w:rPr>
-              <w:t>통합 전 · 개선 권장 · 중간/중간</w:t>
+              <w:spacing w:after="0" w:line="240" w:lineRule="auto"/>
+            </w:pPr>
+            <w:r>
+              <w:rPr>
+                <w:rFonts w:ascii="SUIT" w:hAnsi="SUIT" w:eastAsia="SUIT"/>
+                <w:sz w:val="14"/>
+              </w:rPr>
+              <w:t>통합 전 · 개선 권장</w:t>
+              <w:br/>
+              <w:t>난이도 중간 · 기존 기능 영향 중간</w:t>
             </w:r>
           </w:p>
         </w:tc>
@@ -4773,23 +4706,24 @@
             </w:tcBorders>
             <w:shd w:val="clear" w:color="auto" w:fill="F5F7FA"/>
             <w:tcMar>
-              <w:top w:w="65" w:type="dxa"/>
+              <w:top w:w="28" w:type="dxa"/>
               <w:left w:w="80" w:type="dxa"/>
-              <w:bottom w:w="65" w:type="dxa"/>
+              <w:bottom w:w="28" w:type="dxa"/>
               <w:right w:w="80" w:type="dxa"/>
             </w:tcMar>
             <w:vAlign w:val="center"/>
           </w:tcPr>
           <w:p>
             <w:pPr>
-              <w:spacing w:after="0" w:line="259" w:lineRule="auto"/>
+              <w:spacing w:after="0" w:line="240" w:lineRule="auto"/>
               <w:jc w:val="center"/>
             </w:pPr>
             <w:r>
               <w:rPr>
-                <w:sz w:val="15"/>
-              </w:rPr>
-              <w:t>schema·참조 마이그레이션</w:t>
+                <w:rFonts w:ascii="SUIT" w:hAnsi="SUIT" w:eastAsia="SUIT"/>
+                <w:sz w:val="14"/>
+              </w:rPr>
+              <w:t>데이터 구조 확정·기존 참조 이전</w:t>
             </w:r>
           </w:p>
         </w:tc>
@@ -4804,22 +4738,23 @@
             </w:tcBorders>
             <w:shd w:val="clear" w:color="auto" w:fill="F5F7FA"/>
             <w:tcMar>
-              <w:top w:w="65" w:type="dxa"/>
+              <w:top w:w="28" w:type="dxa"/>
               <w:left w:w="80" w:type="dxa"/>
-              <w:bottom w:w="65" w:type="dxa"/>
+              <w:bottom w:w="28" w:type="dxa"/>
               <w:right w:w="80" w:type="dxa"/>
             </w:tcMar>
             <w:vAlign w:val="center"/>
           </w:tcPr>
           <w:p>
             <w:pPr>
-              <w:spacing w:after="0" w:line="259" w:lineRule="auto"/>
-            </w:pPr>
-            <w:r>
-              <w:rPr>
-                <w:sz w:val="15"/>
-              </w:rPr>
-              <w:t>SO는 불변 정의; 강화·장착은 ItemInstance 소유</w:t>
+              <w:spacing w:after="0" w:line="240" w:lineRule="auto"/>
+            </w:pPr>
+            <w:r>
+              <w:rPr>
+                <w:rFonts w:ascii="SUIT" w:hAnsi="SUIT" w:eastAsia="SUIT"/>
+                <w:sz w:val="14"/>
+              </w:rPr>
+              <w:t>SO=변경 없는 원본, ItemInstance=강화·장착 값</w:t>
             </w:r>
           </w:p>
         </w:tc>
@@ -4839,23 +4774,24 @@
             </w:tcBorders>
             <w:shd w:val="clear" w:color="auto" w:fill="FFFFFF"/>
             <w:tcMar>
-              <w:top w:w="65" w:type="dxa"/>
+              <w:top w:w="28" w:type="dxa"/>
               <w:left w:w="80" w:type="dxa"/>
-              <w:bottom w:w="65" w:type="dxa"/>
+              <w:bottom w:w="28" w:type="dxa"/>
               <w:right w:w="80" w:type="dxa"/>
             </w:tcMar>
             <w:vAlign w:val="center"/>
           </w:tcPr>
           <w:p>
             <w:pPr>
-              <w:spacing w:after="0" w:line="259" w:lineRule="auto"/>
+              <w:spacing w:after="0" w:line="240" w:lineRule="auto"/>
               <w:jc w:val="center"/>
             </w:pPr>
             <w:r>
               <w:rPr>
-                <w:sz w:val="15"/>
-              </w:rPr>
-              <w:t>강화 상태 단일화 + UpgradeService</w:t>
+                <w:rFonts w:ascii="SUIT" w:hAnsi="SUIT" w:eastAsia="SUIT"/>
+                <w:sz w:val="14"/>
+              </w:rPr>
+              <w:t>강화 상태 단일화 + UpgradeService 규칙 분리</w:t>
             </w:r>
           </w:p>
         </w:tc>
@@ -4870,22 +4806,25 @@
             </w:tcBorders>
             <w:shd w:val="clear" w:color="auto" w:fill="FFFFFF"/>
             <w:tcMar>
-              <w:top w:w="65" w:type="dxa"/>
+              <w:top w:w="28" w:type="dxa"/>
               <w:left w:w="80" w:type="dxa"/>
-              <w:bottom w:w="65" w:type="dxa"/>
+              <w:bottom w:w="28" w:type="dxa"/>
               <w:right w:w="80" w:type="dxa"/>
             </w:tcMar>
             <w:vAlign w:val="center"/>
           </w:tcPr>
           <w:p>
             <w:pPr>
-              <w:spacing w:after="0" w:line="259" w:lineRule="auto"/>
-            </w:pPr>
-            <w:r>
-              <w:rPr>
-                <w:sz w:val="15"/>
-              </w:rPr>
-              <w:t>통합 전/중 · 확정/권장 · 중간/중간</w:t>
+              <w:spacing w:after="0" w:line="240" w:lineRule="auto"/>
+            </w:pPr>
+            <w:r>
+              <w:rPr>
+                <w:rFonts w:ascii="SUIT" w:hAnsi="SUIT" w:eastAsia="SUIT"/>
+                <w:sz w:val="14"/>
+              </w:rPr>
+              <w:t>통합 전~중 · 확정 문제/개선 권장</w:t>
+              <w:br/>
+              <w:t>난이도 중간 · 기존 기능 영향 중간</w:t>
             </w:r>
           </w:p>
         </w:tc>
@@ -4900,22 +4839,23 @@
             </w:tcBorders>
             <w:shd w:val="clear" w:color="auto" w:fill="FFFFFF"/>
             <w:tcMar>
-              <w:top w:w="65" w:type="dxa"/>
+              <w:top w:w="28" w:type="dxa"/>
               <w:left w:w="80" w:type="dxa"/>
-              <w:bottom w:w="65" w:type="dxa"/>
+              <w:bottom w:w="28" w:type="dxa"/>
               <w:right w:w="80" w:type="dxa"/>
             </w:tcMar>
             <w:vAlign w:val="center"/>
           </w:tcPr>
           <w:p>
             <w:pPr>
-              <w:spacing w:after="0" w:line="259" w:lineRule="auto"/>
-            </w:pPr>
-            <w:r>
-              <w:rPr>
-                <w:sz w:val="15"/>
-              </w:rPr>
-              <w:t>SO/ItemInstance 경계</w:t>
+              <w:spacing w:after="0" w:line="240" w:lineRule="auto"/>
+            </w:pPr>
+            <w:r>
+              <w:rPr>
+                <w:rFonts w:ascii="SUIT" w:hAnsi="SUIT" w:eastAsia="SUIT"/>
+                <w:sz w:val="14"/>
+              </w:rPr>
+              <w:t>SO 원본과 ItemInstance 책임 구분</w:t>
             </w:r>
           </w:p>
         </w:tc>
@@ -4930,22 +4870,23 @@
             </w:tcBorders>
             <w:shd w:val="clear" w:color="auto" w:fill="FFFFFF"/>
             <w:tcMar>
-              <w:top w:w="65" w:type="dxa"/>
+              <w:top w:w="28" w:type="dxa"/>
               <w:left w:w="80" w:type="dxa"/>
-              <w:bottom w:w="65" w:type="dxa"/>
+              <w:bottom w:w="28" w:type="dxa"/>
               <w:right w:w="80" w:type="dxa"/>
             </w:tcMar>
             <w:vAlign w:val="center"/>
           </w:tcPr>
           <w:p>
             <w:pPr>
-              <w:spacing w:after="0" w:line="259" w:lineRule="auto"/>
-            </w:pPr>
-            <w:r>
-              <w:rPr>
-                <w:sz w:val="15"/>
-              </w:rPr>
-              <w:t>비용·레벨·옵션 계산과 UI가 동일 결과 사용</w:t>
+              <w:spacing w:after="0" w:line="240" w:lineRule="auto"/>
+            </w:pPr>
+            <w:r>
+              <w:rPr>
+                <w:rFonts w:ascii="SUIT" w:hAnsi="SUIT" w:eastAsia="SUIT"/>
+                <w:sz w:val="14"/>
+              </w:rPr>
+              <w:t>비용·레벨·옵션·UI가 같은 강화 결과 사용</w:t>
             </w:r>
           </w:p>
         </w:tc>
@@ -4965,23 +4906,24 @@
             </w:tcBorders>
             <w:shd w:val="clear" w:color="auto" w:fill="F5F7FA"/>
             <w:tcMar>
-              <w:top w:w="65" w:type="dxa"/>
+              <w:top w:w="28" w:type="dxa"/>
               <w:left w:w="80" w:type="dxa"/>
-              <w:bottom w:w="65" w:type="dxa"/>
+              <w:bottom w:w="28" w:type="dxa"/>
               <w:right w:w="80" w:type="dxa"/>
             </w:tcMar>
             <w:vAlign w:val="center"/>
           </w:tcPr>
           <w:p>
             <w:pPr>
-              <w:spacing w:after="0" w:line="259" w:lineRule="auto"/>
+              <w:spacing w:after="0" w:line="240" w:lineRule="auto"/>
               <w:jc w:val="center"/>
             </w:pPr>
             <w:r>
               <w:rPr>
-                <w:sz w:val="15"/>
-              </w:rPr>
-              <w:t>EquipmentTransaction + 드랍 경계</w:t>
+                <w:rFonts w:ascii="SUIT" w:hAnsi="SUIT" w:eastAsia="SUIT"/>
+                <w:sz w:val="14"/>
+              </w:rPr>
+              <w:t>장비 이동 처리(EquipmentTransaction) + 드랍 경계</w:t>
             </w:r>
           </w:p>
         </w:tc>
@@ -4996,22 +4938,25 @@
             </w:tcBorders>
             <w:shd w:val="clear" w:color="auto" w:fill="F5F7FA"/>
             <w:tcMar>
-              <w:top w:w="65" w:type="dxa"/>
+              <w:top w:w="28" w:type="dxa"/>
               <w:left w:w="80" w:type="dxa"/>
-              <w:bottom w:w="65" w:type="dxa"/>
+              <w:bottom w:w="28" w:type="dxa"/>
               <w:right w:w="80" w:type="dxa"/>
             </w:tcMar>
             <w:vAlign w:val="center"/>
           </w:tcPr>
           <w:p>
             <w:pPr>
-              <w:spacing w:after="0" w:line="259" w:lineRule="auto"/>
-            </w:pPr>
-            <w:r>
-              <w:rPr>
-                <w:sz w:val="15"/>
-              </w:rPr>
-              <w:t>통합 중/멀티 전 · 확정/권장 · 높음/높음</w:t>
+              <w:spacing w:after="0" w:line="240" w:lineRule="auto"/>
+            </w:pPr>
+            <w:r>
+              <w:rPr>
+                <w:rFonts w:ascii="SUIT" w:hAnsi="SUIT" w:eastAsia="SUIT"/>
+                <w:sz w:val="14"/>
+              </w:rPr>
+              <w:t>통합 중~멀티플레이 전 · 확정 문제/개선 권장</w:t>
+              <w:br/>
+              <w:t>난이도 높음 · 기존 기능 영향 높음</w:t>
             </w:r>
           </w:p>
         </w:tc>
@@ -5026,23 +4971,24 @@
             </w:tcBorders>
             <w:shd w:val="clear" w:color="auto" w:fill="F5F7FA"/>
             <w:tcMar>
-              <w:top w:w="65" w:type="dxa"/>
+              <w:top w:w="28" w:type="dxa"/>
               <w:left w:w="80" w:type="dxa"/>
-              <w:bottom w:w="65" w:type="dxa"/>
+              <w:bottom w:w="28" w:type="dxa"/>
               <w:right w:w="80" w:type="dxa"/>
             </w:tcMar>
             <w:vAlign w:val="center"/>
           </w:tcPr>
           <w:p>
             <w:pPr>
-              <w:spacing w:after="0" w:line="259" w:lineRule="auto"/>
+              <w:spacing w:after="0" w:line="240" w:lineRule="auto"/>
               <w:jc w:val="center"/>
             </w:pPr>
             <w:r>
               <w:rPr>
-                <w:sz w:val="15"/>
-              </w:rPr>
-              <w:t>Try* API·Inventory 이벤트</w:t>
+                <w:rFonts w:ascii="SUIT" w:hAnsi="SUIT" w:eastAsia="SUIT"/>
+                <w:sz w:val="14"/>
+              </w:rPr>
+              <w:t>Try* 메서드·인벤토리 변경 알림</w:t>
             </w:r>
           </w:p>
         </w:tc>
@@ -5057,22 +5003,23 @@
             </w:tcBorders>
             <w:shd w:val="clear" w:color="auto" w:fill="F5F7FA"/>
             <w:tcMar>
-              <w:top w:w="65" w:type="dxa"/>
+              <w:top w:w="28" w:type="dxa"/>
               <w:left w:w="80" w:type="dxa"/>
-              <w:bottom w:w="65" w:type="dxa"/>
+              <w:bottom w:w="28" w:type="dxa"/>
               <w:right w:w="80" w:type="dxa"/>
             </w:tcMar>
             <w:vAlign w:val="center"/>
           </w:tcPr>
           <w:p>
             <w:pPr>
-              <w:spacing w:after="0" w:line="259" w:lineRule="auto"/>
-            </w:pPr>
-            <w:r>
-              <w:rPr>
-                <w:sz w:val="15"/>
-              </w:rPr>
-              <w:t>실패 롤백; pickup→Inventory 결과 명시</w:t>
+              <w:spacing w:after="0" w:line="240" w:lineRule="auto"/>
+            </w:pPr>
+            <w:r>
+              <w:rPr>
+                <w:rFonts w:ascii="SUIT" w:hAnsi="SUIT" w:eastAsia="SUIT"/>
+                <w:sz w:val="14"/>
+              </w:rPr>
+              <w:t>실패 시 복구; 월드 획득→인벤토리 결과가 명확</w:t>
             </w:r>
           </w:p>
         </w:tc>
@@ -5109,9 +5056,9 @@
             </w:tcBorders>
             <w:shd w:val="clear" w:color="auto" w:fill="EDF2F8"/>
             <w:tcMar>
-              <w:top w:w="55" w:type="dxa"/>
+              <w:top w:w="28" w:type="dxa"/>
               <w:left w:w="100" w:type="dxa"/>
-              <w:bottom w:w="55" w:type="dxa"/>
+              <w:bottom w:w="28" w:type="dxa"/>
               <w:right w:w="100" w:type="dxa"/>
             </w:tcMar>
             <w:vAlign w:val="center"/>
@@ -5122,10 +5069,10 @@
             </w:pPr>
             <w:r>
               <w:rPr>
-                <w:rFonts w:ascii="SUIT Medium" w:eastAsia="SUIT Medium" w:hAnsi="SUIT Medium"/>
+                <w:rFonts w:ascii="SUIT" w:eastAsia="SUIT" w:hAnsi="SUIT"/>
                 <w:b/>
                 <w:color w:val="203A5F"/>
-                <w:sz w:val="16"/>
+                <w:sz w:val="14"/>
               </w:rPr>
               <w:t>주요 클래스·파일</w:t>
             </w:r>
@@ -5142,20 +5089,21 @@
             </w:tcBorders>
             <w:shd w:val="clear" w:color="auto" w:fill="FFFFFF"/>
             <w:tcMar>
-              <w:top w:w="55" w:type="dxa"/>
+              <w:top w:w="28" w:type="dxa"/>
               <w:left w:w="100" w:type="dxa"/>
-              <w:bottom w:w="55" w:type="dxa"/>
+              <w:bottom w:w="28" w:type="dxa"/>
               <w:right w:w="100" w:type="dxa"/>
             </w:tcMar>
             <w:vAlign w:val="center"/>
           </w:tcPr>
           <w:p>
             <w:pPr>
-              <w:spacing w:after="0" w:line="259" w:lineRule="auto"/>
-            </w:pPr>
-            <w:r>
-              <w:rPr>
-                <w:sz w:val="16"/>
+              <w:spacing w:after="0" w:line="240" w:lineRule="auto"/>
+            </w:pPr>
+            <w:r>
+              <w:rPr>
+                <w:rFonts w:ascii="SUIT" w:hAnsi="SUIT" w:eastAsia="SUIT"/>
+                <w:sz w:val="14"/>
               </w:rPr>
               <w:t>EquipmentSystem, ItemEquipHandler, EquipSlotUI, UpgradeController, ItemDefinitionSO, ItemInstance, InventoryItem, ItemDataCreator, SwTestEquipmentDropService</w:t>
             </w:r>
@@ -5177,9 +5125,9 @@
             </w:tcBorders>
             <w:shd w:val="clear" w:color="auto" w:fill="F5F7FA"/>
             <w:tcMar>
-              <w:top w:w="55" w:type="dxa"/>
+              <w:top w:w="28" w:type="dxa"/>
               <w:left w:w="100" w:type="dxa"/>
-              <w:bottom w:w="55" w:type="dxa"/>
+              <w:bottom w:w="28" w:type="dxa"/>
               <w:right w:w="100" w:type="dxa"/>
             </w:tcMar>
             <w:vAlign w:val="center"/>
@@ -5190,10 +5138,10 @@
             </w:pPr>
             <w:r>
               <w:rPr>
-                <w:rFonts w:ascii="SUIT Medium" w:eastAsia="SUIT Medium" w:hAnsi="SUIT Medium"/>
+                <w:rFonts w:ascii="SUIT" w:eastAsia="SUIT" w:hAnsi="SUIT"/>
                 <w:b/>
                 <w:color w:val="203A5F"/>
-                <w:sz w:val="16"/>
+                <w:sz w:val="14"/>
               </w:rPr>
               <w:t>협업·선행</w:t>
             </w:r>
@@ -5210,22 +5158,23 @@
             </w:tcBorders>
             <w:shd w:val="clear" w:color="auto" w:fill="F5F7FA"/>
             <w:tcMar>
-              <w:top w:w="55" w:type="dxa"/>
+              <w:top w:w="28" w:type="dxa"/>
               <w:left w:w="100" w:type="dxa"/>
-              <w:bottom w:w="55" w:type="dxa"/>
+              <w:bottom w:w="28" w:type="dxa"/>
               <w:right w:w="100" w:type="dxa"/>
             </w:tcMar>
             <w:vAlign w:val="center"/>
           </w:tcPr>
           <w:p>
             <w:pPr>
-              <w:spacing w:after="0" w:line="259" w:lineRule="auto"/>
-            </w:pPr>
-            <w:r>
-              <w:rPr>
-                <w:sz w:val="16"/>
-              </w:rPr>
-              <w:t>Json/SO 참조 전환 후 runtime state 혼합 여부 확인 / Inventory 변경 이벤트 담당 미정 / 협업: 김관영(UI·툴팁), 이우진(장비 StatSet), 조용준(캠프 NPC)</w:t>
+              <w:spacing w:after="0" w:line="240" w:lineRule="auto"/>
+            </w:pPr>
+            <w:r>
+              <w:rPr>
+                <w:rFonts w:ascii="SUIT" w:hAnsi="SUIT" w:eastAsia="SUIT"/>
+                <w:sz w:val="14"/>
+              </w:rPr>
+              <w:t>JSON/SO 참조를 옮긴 뒤 원본과 실행 중 상태가 섞이지 않았는지 확인 / 인벤토리 변경 알림 담당 미정 / 협업: 김관영(UI·툴팁), 이우진(장비가 제공하는 스탯 묶음), 조용준(캠프 NPC)</w:t>
             </w:r>
           </w:p>
         </w:tc>
@@ -5245,9 +5194,9 @@
             </w:tcBorders>
             <w:shd w:val="clear" w:color="auto" w:fill="EDF2F8"/>
             <w:tcMar>
-              <w:top w:w="55" w:type="dxa"/>
+              <w:top w:w="28" w:type="dxa"/>
               <w:left w:w="100" w:type="dxa"/>
-              <w:bottom w:w="55" w:type="dxa"/>
+              <w:bottom w:w="28" w:type="dxa"/>
               <w:right w:w="100" w:type="dxa"/>
             </w:tcMar>
             <w:vAlign w:val="center"/>
@@ -5258,10 +5207,10 @@
             </w:pPr>
             <w:r>
               <w:rPr>
-                <w:rFonts w:ascii="SUIT Medium" w:eastAsia="SUIT Medium" w:hAnsi="SUIT Medium"/>
+                <w:rFonts w:ascii="SUIT" w:eastAsia="SUIT" w:hAnsi="SUIT"/>
                 <w:b/>
                 <w:color w:val="203A5F"/>
-                <w:sz w:val="16"/>
+                <w:sz w:val="14"/>
               </w:rPr>
               <w:t>완료 기준</w:t>
             </w:r>
@@ -5278,20 +5227,21 @@
             </w:tcBorders>
             <w:shd w:val="clear" w:color="auto" w:fill="FFFFFF"/>
             <w:tcMar>
-              <w:top w:w="55" w:type="dxa"/>
+              <w:top w:w="28" w:type="dxa"/>
               <w:left w:w="100" w:type="dxa"/>
-              <w:bottom w:w="55" w:type="dxa"/>
+              <w:bottom w:w="28" w:type="dxa"/>
               <w:right w:w="100" w:type="dxa"/>
             </w:tcMar>
             <w:vAlign w:val="center"/>
           </w:tcPr>
           <w:p>
             <w:pPr>
-              <w:spacing w:after="0" w:line="259" w:lineRule="auto"/>
-            </w:pPr>
-            <w:r>
-              <w:rPr>
-                <w:sz w:val="16"/>
+              <w:spacing w:after="0" w:line="240" w:lineRule="auto"/>
+            </w:pPr>
+            <w:r>
+              <w:rPr>
+                <w:rFonts w:ascii="SUIT" w:hAnsi="SUIT" w:eastAsia="SUIT"/>
+                <w:sz w:val="14"/>
               </w:rPr>
               <w:t>구매·장착·강화·드랍 성공/실패 결과가 명시되고 SO 원본이 런타임에 변경되지 않으며 실패 시 지갑·그리드·장비·UI 상태가 어긋나지 않음</w:t>
             </w:r>
@@ -5313,9 +5263,9 @@
             </w:tcBorders>
             <w:shd w:val="clear" w:color="auto" w:fill="F5F7FA"/>
             <w:tcMar>
-              <w:top w:w="55" w:type="dxa"/>
+              <w:top w:w="28" w:type="dxa"/>
               <w:left w:w="100" w:type="dxa"/>
-              <w:bottom w:w="55" w:type="dxa"/>
+              <w:bottom w:w="28" w:type="dxa"/>
               <w:right w:w="100" w:type="dxa"/>
             </w:tcMar>
             <w:vAlign w:val="center"/>
@@ -5326,12 +5276,12 @@
             </w:pPr>
             <w:r>
               <w:rPr>
-                <w:rFonts w:ascii="SUIT Medium" w:eastAsia="SUIT Medium" w:hAnsi="SUIT Medium"/>
+                <w:rFonts w:ascii="SUIT" w:eastAsia="SUIT" w:hAnsi="SUIT"/>
                 <w:b/>
                 <w:color w:val="203A5F"/>
-                <w:sz w:val="16"/>
-              </w:rPr>
-              <w:t>회귀 위험·검토</w:t>
+                <w:sz w:val="14"/>
+              </w:rPr>
+              <w:t>기존 기능 영향·검토</w:t>
             </w:r>
           </w:p>
         </w:tc>
@@ -5346,22 +5296,23 @@
             </w:tcBorders>
             <w:shd w:val="clear" w:color="auto" w:fill="F5F7FA"/>
             <w:tcMar>
-              <w:top w:w="55" w:type="dxa"/>
+              <w:top w:w="28" w:type="dxa"/>
               <w:left w:w="100" w:type="dxa"/>
-              <w:bottom w:w="55" w:type="dxa"/>
+              <w:bottom w:w="28" w:type="dxa"/>
               <w:right w:w="100" w:type="dxa"/>
             </w:tcMar>
             <w:vAlign w:val="center"/>
           </w:tcPr>
           <w:p>
             <w:pPr>
-              <w:spacing w:after="0" w:line="259" w:lineRule="auto"/>
-            </w:pPr>
-            <w:r>
-              <w:rPr>
-                <w:sz w:val="16"/>
-              </w:rPr>
-              <w:t>높음: Json→SO 참조 이관, 장비 교체/롤백, 강화 저장값, 툴팁 값 / 테스트: 동일 SO 다중 ItemInstance, 골드·공간 부족, 강화 후 Stat 재계산, seed 드랍</w:t>
+              <w:spacing w:after="0" w:line="240" w:lineRule="auto"/>
+            </w:pPr>
+            <w:r>
+              <w:rPr>
+                <w:rFonts w:ascii="SUIT" w:hAnsi="SUIT" w:eastAsia="SUIT"/>
+                <w:sz w:val="14"/>
+              </w:rPr>
+              <w:t>기존 기능 영향 높음: JSON→SO 참조 이전, 장비 교체/실패 복구, 강화 저장값, 툴팁 값 / 테스트: 같은 SO로 만든 여러 ItemInstance, 골드·공간 부족, 강화 후 스탯 재계산, 고정 난수값(seed) 드랍</w:t>
             </w:r>
           </w:p>
         </w:tc>
@@ -5381,9 +5332,9 @@
             </w:tcBorders>
             <w:shd w:val="clear" w:color="auto" w:fill="EDF2F8"/>
             <w:tcMar>
-              <w:top w:w="55" w:type="dxa"/>
+              <w:top w:w="28" w:type="dxa"/>
               <w:left w:w="100" w:type="dxa"/>
-              <w:bottom w:w="55" w:type="dxa"/>
+              <w:bottom w:w="28" w:type="dxa"/>
               <w:right w:w="100" w:type="dxa"/>
             </w:tcMar>
             <w:vAlign w:val="center"/>
@@ -5394,10 +5345,10 @@
             </w:pPr>
             <w:r>
               <w:rPr>
-                <w:rFonts w:ascii="SUIT Medium" w:eastAsia="SUIT Medium" w:hAnsi="SUIT Medium"/>
+                <w:rFonts w:ascii="SUIT" w:eastAsia="SUIT" w:hAnsi="SUIT"/>
                 <w:b/>
                 <w:color w:val="203A5F"/>
-                <w:sz w:val="16"/>
+                <w:sz w:val="14"/>
               </w:rPr>
               <w:t>이번 단계에서 하지 않음</w:t>
             </w:r>
@@ -5414,20 +5365,21 @@
             </w:tcBorders>
             <w:shd w:val="clear" w:color="auto" w:fill="FFFFFF"/>
             <w:tcMar>
-              <w:top w:w="55" w:type="dxa"/>
+              <w:top w:w="28" w:type="dxa"/>
               <w:left w:w="100" w:type="dxa"/>
-              <w:bottom w:w="55" w:type="dxa"/>
+              <w:bottom w:w="28" w:type="dxa"/>
               <w:right w:w="100" w:type="dxa"/>
             </w:tcMar>
             <w:vAlign w:val="center"/>
           </w:tcPr>
           <w:p>
             <w:pPr>
-              <w:spacing w:after="0" w:line="259" w:lineRule="auto"/>
-            </w:pPr>
-            <w:r>
-              <w:rPr>
-                <w:sz w:val="16"/>
+              <w:spacing w:after="0" w:line="240" w:lineRule="auto"/>
+            </w:pPr>
+            <w:r>
+              <w:rPr>
+                <w:rFonts w:ascii="SUIT" w:hAnsi="SUIT" w:eastAsia="SUIT"/>
+                <w:sz w:val="14"/>
               </w:rPr>
               <w:t>InventoryController 전체 재설계, 모든 Singleton 제거, Mirror 권한 로직 구현</w:t>
             </w:r>
@@ -5482,9 +5434,10 @@
       </w:pPr>
       <w:r>
         <w:rPr>
+          <w:rFonts w:ascii="SUIT" w:hAnsi="SUIT" w:eastAsia="SUIT"/>
           <w:color w:val="657285"/>
         </w:rPr>
-        <w:t>HUD·팝업·설정·키 할당 UI를 로컬 플레이어 인스턴스 이벤트와 일관되게 연결합니다.</w:t>
+        <w:t>HUD·팝업·설정·키 재설정 UI를 현재 로컬 플레이어의 이벤트와 일관되게 연결합니다.</w:t>
       </w:r>
     </w:p>
     <w:p>
@@ -5493,15 +5446,13 @@
       </w:pPr>
       <w:r>
         <w:rPr>
-          <w:rFonts w:ascii="SUIT Medium" w:eastAsia="SUIT Medium" w:hAnsi="SUIT Medium"/>
+          <w:rFonts w:ascii="SUIT" w:eastAsia="SUIT" w:hAnsi="SUIT"/>
           <w:b/>
           <w:color w:val="5B4B7A"/>
         </w:rPr>
-        <w:t xml:space="preserve">수정 대상 시스템  </w:t>
+        <w:t>수정 대상 시스템 HUD / 스탯·인벤토리 UI / 설정 / 로딩·타이틀 / 팝업 / 입력 설정(Input Actions)</w:t>
       </w:r>
-      <w:r>
-        <w:t>HUD / 스탯·인벤토리 UI / 설정 / 로딩·타이틀 / 팝업 / Input Actions</w:t>
-      </w:r>
+      <w:r/>
     </w:p>
     <w:tbl>
       <w:tblPr>
@@ -6027,12 +5978,12 @@
             </w:pPr>
             <w:r>
               <w:rPr>
-                <w:rFonts w:ascii="SUIT Medium" w:eastAsia="SUIT Medium" w:hAnsi="SUIT Medium"/>
+                <w:rFonts w:ascii="SUIT" w:eastAsia="SUIT" w:hAnsi="SUIT"/>
                 <w:b/>
                 <w:color w:val="9B7315"/>
                 <w:sz w:val="16"/>
               </w:rPr>
-              <w:t>일정 주의 스탯·인벤토리 UI(7/4~10)가 정식 스탯 구현(7/11~17)보다 앞서며 키 할당 UI(8/4~9) 전 입력 액션 owner 단일화 일정이 없습니다. 날짜는 유지하고 contract/mock 및 입력 owner를 먼저 합의합니다.</w:t>
+              <w:t>일정 주의 스탯·인벤토리 UI(7/4~10)가 정식 스탯 구현(7/11~17)보다 먼저이고, 키 재설정 UI(8/4~9) 전에 입력 설정을 누가 하나만 소유할지 정하는 일정이 없습니다. 날짜는 유지하되 데이터 전달 규칙과 임시 테스트 데이터(mock), 입력 소유자를 먼저 합의합니다.</w:t>
             </w:r>
           </w:p>
         </w:tc>
@@ -6091,9 +6042,9 @@
             </w:tcBorders>
             <w:shd w:val="clear" w:color="auto" w:fill="5B4B7A"/>
             <w:tcMar>
-              <w:top w:w="80" w:type="dxa"/>
+              <w:top w:w="28" w:type="dxa"/>
               <w:left w:w="85" w:type="dxa"/>
-              <w:bottom w:w="80" w:type="dxa"/>
+              <w:bottom w:w="28" w:type="dxa"/>
               <w:right w:w="85" w:type="dxa"/>
             </w:tcMar>
             <w:vAlign w:val="center"/>
@@ -6105,10 +6056,10 @@
             </w:pPr>
             <w:r>
               <w:rPr>
-                <w:rFonts w:ascii="SUIT Medium" w:eastAsia="SUIT Medium" w:hAnsi="SUIT Medium"/>
+                <w:rFonts w:ascii="SUIT" w:eastAsia="SUIT" w:hAnsi="SUIT"/>
                 <w:b/>
                 <w:color w:val="FFFFFF"/>
-                <w:sz w:val="15"/>
+                <w:sz w:val="14"/>
               </w:rPr>
               <w:t>실행 항목</w:t>
             </w:r>
@@ -6125,9 +6076,9 @@
             </w:tcBorders>
             <w:shd w:val="clear" w:color="auto" w:fill="5B4B7A"/>
             <w:tcMar>
-              <w:top w:w="80" w:type="dxa"/>
+              <w:top w:w="28" w:type="dxa"/>
               <w:left w:w="85" w:type="dxa"/>
-              <w:bottom w:w="80" w:type="dxa"/>
+              <w:bottom w:w="28" w:type="dxa"/>
               <w:right w:w="85" w:type="dxa"/>
             </w:tcMar>
             <w:vAlign w:val="center"/>
@@ -6139,12 +6090,14 @@
             </w:pPr>
             <w:r>
               <w:rPr>
-                <w:rFonts w:ascii="SUIT Medium" w:eastAsia="SUIT Medium" w:hAnsi="SUIT Medium"/>
+                <w:rFonts w:ascii="SUIT" w:eastAsia="SUIT" w:hAnsi="SUIT"/>
                 <w:b/>
                 <w:color w:val="FFFFFF"/>
-                <w:sz w:val="15"/>
-              </w:rPr>
-              <w:t>표기</w:t>
+                <w:sz w:val="14"/>
+              </w:rPr>
+              <w:t>시점·상태</w:t>
+              <w:br/>
+              <w:t>난이도·기존 기능 영향</w:t>
             </w:r>
           </w:p>
         </w:tc>
@@ -6159,9 +6112,9 @@
             </w:tcBorders>
             <w:shd w:val="clear" w:color="auto" w:fill="5B4B7A"/>
             <w:tcMar>
-              <w:top w:w="80" w:type="dxa"/>
+              <w:top w:w="28" w:type="dxa"/>
               <w:left w:w="85" w:type="dxa"/>
-              <w:bottom w:w="80" w:type="dxa"/>
+              <w:bottom w:w="28" w:type="dxa"/>
               <w:right w:w="85" w:type="dxa"/>
             </w:tcMar>
             <w:vAlign w:val="center"/>
@@ -6173,12 +6126,12 @@
             </w:pPr>
             <w:r>
               <w:rPr>
-                <w:rFonts w:ascii="SUIT Medium" w:eastAsia="SUIT Medium" w:hAnsi="SUIT Medium"/>
+                <w:rFonts w:ascii="SUIT" w:eastAsia="SUIT" w:hAnsi="SUIT"/>
                 <w:b/>
                 <w:color w:val="FFFFFF"/>
-                <w:sz w:val="15"/>
-              </w:rPr>
-              <w:t>선행 작업</w:t>
+                <w:sz w:val="14"/>
+              </w:rPr>
+              <w:t>먼저 끝나야 하는 일</w:t>
             </w:r>
           </w:p>
         </w:tc>
@@ -6193,9 +6146,9 @@
             </w:tcBorders>
             <w:shd w:val="clear" w:color="auto" w:fill="5B4B7A"/>
             <w:tcMar>
-              <w:top w:w="80" w:type="dxa"/>
+              <w:top w:w="28" w:type="dxa"/>
               <w:left w:w="85" w:type="dxa"/>
-              <w:bottom w:w="80" w:type="dxa"/>
+              <w:bottom w:w="28" w:type="dxa"/>
               <w:right w:w="85" w:type="dxa"/>
             </w:tcMar>
             <w:vAlign w:val="center"/>
@@ -6207,10 +6160,10 @@
             </w:pPr>
             <w:r>
               <w:rPr>
-                <w:rFonts w:ascii="SUIT Medium" w:eastAsia="SUIT Medium" w:hAnsi="SUIT Medium"/>
+                <w:rFonts w:ascii="SUIT" w:eastAsia="SUIT" w:hAnsi="SUIT"/>
                 <w:b/>
                 <w:color w:val="FFFFFF"/>
-                <w:sz w:val="15"/>
+                <w:sz w:val="14"/>
               </w:rPr>
               <w:t>완료 조건</w:t>
             </w:r>
@@ -6232,23 +6185,24 @@
             </w:tcBorders>
             <w:shd w:val="clear" w:color="auto" w:fill="FFFFFF"/>
             <w:tcMar>
-              <w:top w:w="65" w:type="dxa"/>
+              <w:top w:w="28" w:type="dxa"/>
               <w:left w:w="80" w:type="dxa"/>
-              <w:bottom w:w="65" w:type="dxa"/>
+              <w:bottom w:w="28" w:type="dxa"/>
               <w:right w:w="80" w:type="dxa"/>
             </w:tcMar>
             <w:vAlign w:val="center"/>
           </w:tcPr>
           <w:p>
             <w:pPr>
-              <w:spacing w:after="0" w:line="259" w:lineRule="auto"/>
+              <w:spacing w:after="0" w:line="240" w:lineRule="auto"/>
               <w:jc w:val="center"/>
             </w:pPr>
             <w:r>
               <w:rPr>
-                <w:sz w:val="15"/>
-              </w:rPr>
-              <w:t>GameInputActions 소유자 단일화</w:t>
+                <w:rFonts w:ascii="SUIT" w:hAnsi="SUIT" w:eastAsia="SUIT"/>
+                <w:sz w:val="14"/>
+              </w:rPr>
+              <w:t>플레이어별 입력 설정을 한 곳에서 소유</w:t>
             </w:r>
           </w:p>
         </w:tc>
@@ -6263,22 +6217,25 @@
             </w:tcBorders>
             <w:shd w:val="clear" w:color="auto" w:fill="FFFFFF"/>
             <w:tcMar>
-              <w:top w:w="65" w:type="dxa"/>
+              <w:top w:w="28" w:type="dxa"/>
               <w:left w:w="80" w:type="dxa"/>
-              <w:bottom w:w="65" w:type="dxa"/>
+              <w:bottom w:w="28" w:type="dxa"/>
               <w:right w:w="80" w:type="dxa"/>
             </w:tcMar>
             <w:vAlign w:val="center"/>
           </w:tcPr>
           <w:p>
             <w:pPr>
-              <w:spacing w:after="0" w:line="259" w:lineRule="auto"/>
-            </w:pPr>
-            <w:r>
-              <w:rPr>
-                <w:sz w:val="15"/>
-              </w:rPr>
-              <w:t>통합 전 · 확정 문제 · 중간/중간</w:t>
+              <w:spacing w:after="0" w:line="240" w:lineRule="auto"/>
+            </w:pPr>
+            <w:r>
+              <w:rPr>
+                <w:rFonts w:ascii="SUIT" w:hAnsi="SUIT" w:eastAsia="SUIT"/>
+                <w:sz w:val="14"/>
+              </w:rPr>
+              <w:t>통합 전 · 확정 문제</w:t>
+              <w:br/>
+              <w:t>난이도 중간 · 기존 기능 영향 중간</w:t>
             </w:r>
           </w:p>
         </w:tc>
@@ -6293,20 +6250,21 @@
             </w:tcBorders>
             <w:shd w:val="clear" w:color="auto" w:fill="FFFFFF"/>
             <w:tcMar>
-              <w:top w:w="65" w:type="dxa"/>
+              <w:top w:w="28" w:type="dxa"/>
               <w:left w:w="80" w:type="dxa"/>
-              <w:bottom w:w="65" w:type="dxa"/>
+              <w:bottom w:w="28" w:type="dxa"/>
               <w:right w:w="80" w:type="dxa"/>
             </w:tcMar>
             <w:vAlign w:val="center"/>
           </w:tcPr>
           <w:p>
             <w:pPr>
-              <w:spacing w:after="0" w:line="259" w:lineRule="auto"/>
-            </w:pPr>
-            <w:r>
-              <w:rPr>
-                <w:sz w:val="15"/>
+              <w:spacing w:after="0" w:line="240" w:lineRule="auto"/>
+            </w:pPr>
+            <w:r>
+              <w:rPr>
+                <w:rFonts w:ascii="SUIT" w:hAnsi="SUIT" w:eastAsia="SUIT"/>
+                <w:sz w:val="14"/>
               </w:rPr>
               <w:t>PlayerContext 권장</w:t>
             </w:r>
@@ -6323,22 +6281,23 @@
             </w:tcBorders>
             <w:shd w:val="clear" w:color="auto" w:fill="FFFFFF"/>
             <w:tcMar>
-              <w:top w:w="65" w:type="dxa"/>
+              <w:top w:w="28" w:type="dxa"/>
               <w:left w:w="80" w:type="dxa"/>
-              <w:bottom w:w="65" w:type="dxa"/>
+              <w:bottom w:w="28" w:type="dxa"/>
               <w:right w:w="80" w:type="dxa"/>
             </w:tcMar>
             <w:vAlign w:val="center"/>
           </w:tcPr>
           <w:p>
             <w:pPr>
-              <w:spacing w:after="0" w:line="259" w:lineRule="auto"/>
-            </w:pPr>
-            <w:r>
-              <w:rPr>
-                <w:sz w:val="15"/>
-              </w:rPr>
-              <w:t>로컬 플레이어당 1개; rebind override가 모든 소비자에 반영</w:t>
+              <w:spacing w:after="0" w:line="240" w:lineRule="auto"/>
+            </w:pPr>
+            <w:r>
+              <w:rPr>
+                <w:rFonts w:ascii="SUIT" w:hAnsi="SUIT" w:eastAsia="SUIT"/>
+                <w:sz w:val="14"/>
+              </w:rPr>
+              <w:t>로컬 플레이어당 입력 1개; 키 재설정 값이 모든 사용처에 반영</w:t>
             </w:r>
           </w:p>
         </w:tc>
@@ -6358,23 +6317,24 @@
             </w:tcBorders>
             <w:shd w:val="clear" w:color="auto" w:fill="F5F7FA"/>
             <w:tcMar>
-              <w:top w:w="65" w:type="dxa"/>
+              <w:top w:w="28" w:type="dxa"/>
               <w:left w:w="80" w:type="dxa"/>
-              <w:bottom w:w="65" w:type="dxa"/>
+              <w:bottom w:w="28" w:type="dxa"/>
               <w:right w:w="80" w:type="dxa"/>
             </w:tcMar>
             <w:vAlign w:val="center"/>
           </w:tcPr>
           <w:p>
             <w:pPr>
-              <w:spacing w:after="0" w:line="259" w:lineRule="auto"/>
+              <w:spacing w:after="0" w:line="240" w:lineRule="auto"/>
               <w:jc w:val="center"/>
             </w:pPr>
             <w:r>
               <w:rPr>
-                <w:sz w:val="15"/>
-              </w:rPr>
-              <w:t>UI 이벤트 역할 분리</w:t>
+                <w:rFonts w:ascii="SUIT" w:hAnsi="SUIT" w:eastAsia="SUIT"/>
+                <w:sz w:val="14"/>
+              </w:rPr>
+              <w:t>UI 이벤트: 데이터 변경 / 화면 열기·닫기 구분</w:t>
             </w:r>
           </w:p>
         </w:tc>
@@ -6389,22 +6349,25 @@
             </w:tcBorders>
             <w:shd w:val="clear" w:color="auto" w:fill="F5F7FA"/>
             <w:tcMar>
-              <w:top w:w="65" w:type="dxa"/>
+              <w:top w:w="28" w:type="dxa"/>
               <w:left w:w="80" w:type="dxa"/>
-              <w:bottom w:w="65" w:type="dxa"/>
+              <w:bottom w:w="28" w:type="dxa"/>
               <w:right w:w="80" w:type="dxa"/>
             </w:tcMar>
             <w:vAlign w:val="center"/>
           </w:tcPr>
           <w:p>
             <w:pPr>
-              <w:spacing w:after="0" w:line="259" w:lineRule="auto"/>
-            </w:pPr>
-            <w:r>
-              <w:rPr>
-                <w:sz w:val="15"/>
-              </w:rPr>
-              <w:t>통합 중 · 개선 권장 · 중간/중간</w:t>
+              <w:spacing w:after="0" w:line="240" w:lineRule="auto"/>
+            </w:pPr>
+            <w:r>
+              <w:rPr>
+                <w:rFonts w:ascii="SUIT" w:hAnsi="SUIT" w:eastAsia="SUIT"/>
+                <w:sz w:val="14"/>
+              </w:rPr>
+              <w:t>통합 중 · 개선 권장</w:t>
+              <w:br/>
+              <w:t>난이도 중간 · 기존 기능 영향 중간</w:t>
             </w:r>
           </w:p>
         </w:tc>
@@ -6419,21 +6382,22 @@
             </w:tcBorders>
             <w:shd w:val="clear" w:color="auto" w:fill="F5F7FA"/>
             <w:tcMar>
-              <w:top w:w="65" w:type="dxa"/>
+              <w:top w:w="28" w:type="dxa"/>
               <w:left w:w="80" w:type="dxa"/>
-              <w:bottom w:w="65" w:type="dxa"/>
+              <w:bottom w:w="28" w:type="dxa"/>
               <w:right w:w="80" w:type="dxa"/>
             </w:tcMar>
             <w:vAlign w:val="center"/>
           </w:tcPr>
           <w:p>
             <w:pPr>
-              <w:spacing w:after="0" w:line="259" w:lineRule="auto"/>
+              <w:spacing w:after="0" w:line="240" w:lineRule="auto"/>
               <w:jc w:val="center"/>
             </w:pPr>
             <w:r>
               <w:rPr>
-                <w:sz w:val="15"/>
+                <w:rFonts w:ascii="SUIT" w:hAnsi="SUIT" w:eastAsia="SUIT"/>
+                <w:sz w:val="14"/>
               </w:rPr>
               <w:t>PlayerContext</w:t>
             </w:r>
@@ -6450,22 +6414,23 @@
             </w:tcBorders>
             <w:shd w:val="clear" w:color="auto" w:fill="F5F7FA"/>
             <w:tcMar>
-              <w:top w:w="65" w:type="dxa"/>
+              <w:top w:w="28" w:type="dxa"/>
               <w:left w:w="80" w:type="dxa"/>
-              <w:bottom w:w="65" w:type="dxa"/>
+              <w:bottom w:w="28" w:type="dxa"/>
               <w:right w:w="80" w:type="dxa"/>
             </w:tcMar>
             <w:vAlign w:val="center"/>
           </w:tcPr>
           <w:p>
             <w:pPr>
-              <w:spacing w:after="0" w:line="259" w:lineRule="auto"/>
-            </w:pPr>
-            <w:r>
-              <w:rPr>
-                <w:sz w:val="15"/>
-              </w:rPr>
-              <w:t>도메인 View는 인스턴스 이벤트, popup은 UI navigation 사용</w:t>
+              <w:spacing w:after="0" w:line="240" w:lineRule="auto"/>
+            </w:pPr>
+            <w:r>
+              <w:rPr>
+                <w:rFonts w:ascii="SUIT" w:hAnsi="SUIT" w:eastAsia="SUIT"/>
+                <w:sz w:val="14"/>
+              </w:rPr>
+              <w:t>게임 데이터는 플레이어 이벤트, 팝업은 UI 열기·닫기 이벤트 사용</w:t>
             </w:r>
           </w:p>
         </w:tc>
@@ -6485,23 +6450,24 @@
             </w:tcBorders>
             <w:shd w:val="clear" w:color="auto" w:fill="FFFFFF"/>
             <w:tcMar>
-              <w:top w:w="65" w:type="dxa"/>
+              <w:top w:w="28" w:type="dxa"/>
               <w:left w:w="80" w:type="dxa"/>
-              <w:bottom w:w="65" w:type="dxa"/>
+              <w:bottom w:w="28" w:type="dxa"/>
               <w:right w:w="80" w:type="dxa"/>
             </w:tcMar>
             <w:vAlign w:val="center"/>
           </w:tcPr>
           <w:p>
             <w:pPr>
-              <w:spacing w:after="0" w:line="259" w:lineRule="auto"/>
+              <w:spacing w:after="0" w:line="240" w:lineRule="auto"/>
               <w:jc w:val="center"/>
             </w:pPr>
             <w:r>
               <w:rPr>
-                <w:sz w:val="15"/>
-              </w:rPr>
-              <w:t>Inventory/Stat UI 바인딩</w:t>
+                <w:rFonts w:ascii="SUIT" w:hAnsi="SUIT" w:eastAsia="SUIT"/>
+                <w:sz w:val="14"/>
+              </w:rPr>
+              <w:t>인벤토리/스탯 데이터를 UI에 연결</w:t>
             </w:r>
           </w:p>
         </w:tc>
@@ -6516,22 +6482,25 @@
             </w:tcBorders>
             <w:shd w:val="clear" w:color="auto" w:fill="FFFFFF"/>
             <w:tcMar>
-              <w:top w:w="65" w:type="dxa"/>
+              <w:top w:w="28" w:type="dxa"/>
               <w:left w:w="80" w:type="dxa"/>
-              <w:bottom w:w="65" w:type="dxa"/>
+              <w:bottom w:w="28" w:type="dxa"/>
               <w:right w:w="80" w:type="dxa"/>
             </w:tcMar>
             <w:vAlign w:val="center"/>
           </w:tcPr>
           <w:p>
             <w:pPr>
-              <w:spacing w:after="0" w:line="259" w:lineRule="auto"/>
-            </w:pPr>
-            <w:r>
-              <w:rPr>
-                <w:sz w:val="15"/>
-              </w:rPr>
-              <w:t>통합 중 · 공동 작업 · 중간/중간</w:t>
+              <w:spacing w:after="0" w:line="240" w:lineRule="auto"/>
+            </w:pPr>
+            <w:r>
+              <w:rPr>
+                <w:rFonts w:ascii="SUIT" w:hAnsi="SUIT" w:eastAsia="SUIT"/>
+                <w:sz w:val="14"/>
+              </w:rPr>
+              <w:t>통합 중 · 공동 작업</w:t>
+              <w:br/>
+              <w:t>난이도 중간 · 기존 기능 영향 중간</w:t>
             </w:r>
           </w:p>
         </w:tc>
@@ -6546,22 +6515,23 @@
             </w:tcBorders>
             <w:shd w:val="clear" w:color="auto" w:fill="FFFFFF"/>
             <w:tcMar>
-              <w:top w:w="65" w:type="dxa"/>
+              <w:top w:w="28" w:type="dxa"/>
               <w:left w:w="80" w:type="dxa"/>
-              <w:bottom w:w="65" w:type="dxa"/>
+              <w:bottom w:w="28" w:type="dxa"/>
               <w:right w:w="80" w:type="dxa"/>
             </w:tcMar>
             <w:vAlign w:val="center"/>
           </w:tcPr>
           <w:p>
             <w:pPr>
-              <w:spacing w:after="0" w:line="259" w:lineRule="auto"/>
-            </w:pPr>
-            <w:r>
-              <w:rPr>
-                <w:sz w:val="15"/>
-              </w:rPr>
-              <w:t>InventoryChanged·StatChanged 계약</w:t>
+              <w:spacing w:after="0" w:line="240" w:lineRule="auto"/>
+            </w:pPr>
+            <w:r>
+              <w:rPr>
+                <w:rFonts w:ascii="SUIT" w:hAnsi="SUIT" w:eastAsia="SUIT"/>
+                <w:sz w:val="14"/>
+              </w:rPr>
+              <w:t>인벤토리 변경 알림·스탯 변경 알림 규칙</w:t>
             </w:r>
           </w:p>
         </w:tc>
@@ -6576,22 +6546,23 @@
             </w:tcBorders>
             <w:shd w:val="clear" w:color="auto" w:fill="FFFFFF"/>
             <w:tcMar>
-              <w:top w:w="65" w:type="dxa"/>
+              <w:top w:w="28" w:type="dxa"/>
               <w:left w:w="80" w:type="dxa"/>
-              <w:bottom w:w="65" w:type="dxa"/>
+              <w:bottom w:w="28" w:type="dxa"/>
               <w:right w:w="80" w:type="dxa"/>
             </w:tcMar>
             <w:vAlign w:val="center"/>
           </w:tcPr>
           <w:p>
             <w:pPr>
-              <w:spacing w:after="0" w:line="259" w:lineRule="auto"/>
-            </w:pPr>
-            <w:r>
-              <w:rPr>
-                <w:sz w:val="15"/>
-              </w:rPr>
-              <w:t>UI가 도메인 상태를 직접 바꾸지 않고 결과를 표시</w:t>
+              <w:spacing w:after="0" w:line="240" w:lineRule="auto"/>
+            </w:pPr>
+            <w:r>
+              <w:rPr>
+                <w:rFonts w:ascii="SUIT" w:hAnsi="SUIT" w:eastAsia="SUIT"/>
+                <w:sz w:val="14"/>
+              </w:rPr>
+              <w:t>UI가 게임 상태를 직접 바꾸지 않고 처리 결과만 표시</w:t>
             </w:r>
           </w:p>
         </w:tc>
@@ -6628,9 +6599,9 @@
             </w:tcBorders>
             <w:shd w:val="clear" w:color="auto" w:fill="EDF2F8"/>
             <w:tcMar>
-              <w:top w:w="55" w:type="dxa"/>
+              <w:top w:w="28" w:type="dxa"/>
               <w:left w:w="100" w:type="dxa"/>
-              <w:bottom w:w="55" w:type="dxa"/>
+              <w:bottom w:w="28" w:type="dxa"/>
               <w:right w:w="100" w:type="dxa"/>
             </w:tcMar>
             <w:vAlign w:val="center"/>
@@ -6641,10 +6612,10 @@
             </w:pPr>
             <w:r>
               <w:rPr>
-                <w:rFonts w:ascii="SUIT Medium" w:eastAsia="SUIT Medium" w:hAnsi="SUIT Medium"/>
+                <w:rFonts w:ascii="SUIT" w:eastAsia="SUIT" w:hAnsi="SUIT"/>
                 <w:b/>
                 <w:color w:val="203A5F"/>
-                <w:sz w:val="16"/>
+                <w:sz w:val="14"/>
               </w:rPr>
               <w:t>주요 클래스·파일</w:t>
             </w:r>
@@ -6661,20 +6632,21 @@
             </w:tcBorders>
             <w:shd w:val="clear" w:color="auto" w:fill="FFFFFF"/>
             <w:tcMar>
-              <w:top w:w="55" w:type="dxa"/>
+              <w:top w:w="28" w:type="dxa"/>
               <w:left w:w="100" w:type="dxa"/>
-              <w:bottom w:w="55" w:type="dxa"/>
+              <w:bottom w:w="28" w:type="dxa"/>
               <w:right w:w="100" w:type="dxa"/>
             </w:tcMar>
             <w:vAlign w:val="center"/>
           </w:tcPr>
           <w:p>
             <w:pPr>
-              <w:spacing w:after="0" w:line="259" w:lineRule="auto"/>
-            </w:pPr>
-            <w:r>
-              <w:rPr>
-                <w:sz w:val="16"/>
+              <w:spacing w:after="0" w:line="240" w:lineRule="auto"/>
+            </w:pPr>
+            <w:r>
+              <w:rPr>
+                <w:rFonts w:ascii="SUIT" w:hAnsi="SUIT" w:eastAsia="SUIT"/>
+                <w:sz w:val="14"/>
               </w:rPr>
               <w:t>KY_UIInputManager, KY_RebindManager, KY_ShortcutView, KY_GameEvents, KY_HUDManager, PlayerStatUIManager, HealthSliderUI, ManaSliderUI</w:t>
             </w:r>
@@ -6696,9 +6668,9 @@
             </w:tcBorders>
             <w:shd w:val="clear" w:color="auto" w:fill="F5F7FA"/>
             <w:tcMar>
-              <w:top w:w="55" w:type="dxa"/>
+              <w:top w:w="28" w:type="dxa"/>
               <w:left w:w="100" w:type="dxa"/>
-              <w:bottom w:w="55" w:type="dxa"/>
+              <w:bottom w:w="28" w:type="dxa"/>
               <w:right w:w="100" w:type="dxa"/>
             </w:tcMar>
             <w:vAlign w:val="center"/>
@@ -6709,10 +6681,10 @@
             </w:pPr>
             <w:r>
               <w:rPr>
-                <w:rFonts w:ascii="SUIT Medium" w:eastAsia="SUIT Medium" w:hAnsi="SUIT Medium"/>
+                <w:rFonts w:ascii="SUIT" w:eastAsia="SUIT" w:hAnsi="SUIT"/>
                 <w:b/>
                 <w:color w:val="203A5F"/>
-                <w:sz w:val="16"/>
+                <w:sz w:val="14"/>
               </w:rPr>
               <w:t>협업·선행</w:t>
             </w:r>
@@ -6729,22 +6701,23 @@
             </w:tcBorders>
             <w:shd w:val="clear" w:color="auto" w:fill="F5F7FA"/>
             <w:tcMar>
-              <w:top w:w="55" w:type="dxa"/>
+              <w:top w:w="28" w:type="dxa"/>
               <w:left w:w="100" w:type="dxa"/>
-              <w:bottom w:w="55" w:type="dxa"/>
+              <w:bottom w:w="28" w:type="dxa"/>
               <w:right w:w="100" w:type="dxa"/>
             </w:tcMar>
             <w:vAlign w:val="center"/>
           </w:tcPr>
           <w:p>
             <w:pPr>
-              <w:spacing w:after="0" w:line="259" w:lineRule="auto"/>
-            </w:pPr>
-            <w:r>
-              <w:rPr>
-                <w:sz w:val="16"/>
-              </w:rPr>
-              <w:t>입력 단일화는 8/4 키 할당 UI 전에 완료; Stat/Inventory 이벤트 계약 필요 / 협업: 이우진(Stat/Health/Mana), 김성우(Inventory/Equipment 결과), 우병헌(게임플레이 입력 adapter)</w:t>
+              <w:spacing w:after="0" w:line="240" w:lineRule="auto"/>
+            </w:pPr>
+            <w:r>
+              <w:rPr>
+                <w:rFonts w:ascii="SUIT" w:hAnsi="SUIT" w:eastAsia="SUIT"/>
+                <w:sz w:val="14"/>
+              </w:rPr>
+              <w:t>입력 단일화는 8/4 키 재설정 UI 전에 완료; 스탯/인벤토리 변경 알림 규칙 필요 / 협업: 이우진(스탯/체력/마나), 김성우(인벤토리/장비 처리 결과), 우병헌(게임플레이 입력 연결부)</w:t>
             </w:r>
           </w:p>
         </w:tc>
@@ -6764,9 +6737,9 @@
             </w:tcBorders>
             <w:shd w:val="clear" w:color="auto" w:fill="EDF2F8"/>
             <w:tcMar>
-              <w:top w:w="55" w:type="dxa"/>
+              <w:top w:w="28" w:type="dxa"/>
               <w:left w:w="100" w:type="dxa"/>
-              <w:bottom w:w="55" w:type="dxa"/>
+              <w:bottom w:w="28" w:type="dxa"/>
               <w:right w:w="100" w:type="dxa"/>
             </w:tcMar>
             <w:vAlign w:val="center"/>
@@ -6777,10 +6750,10 @@
             </w:pPr>
             <w:r>
               <w:rPr>
-                <w:rFonts w:ascii="SUIT Medium" w:eastAsia="SUIT Medium" w:hAnsi="SUIT Medium"/>
+                <w:rFonts w:ascii="SUIT" w:eastAsia="SUIT" w:hAnsi="SUIT"/>
                 <w:b/>
                 <w:color w:val="203A5F"/>
-                <w:sz w:val="16"/>
+                <w:sz w:val="14"/>
               </w:rPr>
               <w:t>완료 기준</w:t>
             </w:r>
@@ -6797,22 +6770,23 @@
             </w:tcBorders>
             <w:shd w:val="clear" w:color="auto" w:fill="FFFFFF"/>
             <w:tcMar>
-              <w:top w:w="55" w:type="dxa"/>
+              <w:top w:w="28" w:type="dxa"/>
               <w:left w:w="100" w:type="dxa"/>
-              <w:bottom w:w="55" w:type="dxa"/>
+              <w:bottom w:w="28" w:type="dxa"/>
               <w:right w:w="100" w:type="dxa"/>
             </w:tcMar>
             <w:vAlign w:val="center"/>
           </w:tcPr>
           <w:p>
             <w:pPr>
-              <w:spacing w:after="0" w:line="259" w:lineRule="auto"/>
-            </w:pPr>
-            <w:r>
-              <w:rPr>
-                <w:sz w:val="16"/>
-              </w:rPr>
-              <w:t>동일 키 override가 HUD·팝업·게임플레이에 일치하고, HUD가 선택된 로컬 PlayerContext만 표시</w:t>
+              <w:spacing w:after="0" w:line="240" w:lineRule="auto"/>
+            </w:pPr>
+            <w:r>
+              <w:rPr>
+                <w:rFonts w:ascii="SUIT" w:hAnsi="SUIT" w:eastAsia="SUIT"/>
+                <w:sz w:val="14"/>
+              </w:rPr>
+              <w:t>같은 키 재설정 값이 HUD·팝업·게임플레이에 동일하게 적용되고, HUD가 선택된 로컬 플레이어의 참조 묶음(PlayerContext)만 표시</w:t>
             </w:r>
           </w:p>
         </w:tc>
@@ -6832,9 +6806,9 @@
             </w:tcBorders>
             <w:shd w:val="clear" w:color="auto" w:fill="F5F7FA"/>
             <w:tcMar>
-              <w:top w:w="55" w:type="dxa"/>
+              <w:top w:w="28" w:type="dxa"/>
               <w:left w:w="100" w:type="dxa"/>
-              <w:bottom w:w="55" w:type="dxa"/>
+              <w:bottom w:w="28" w:type="dxa"/>
               <w:right w:w="100" w:type="dxa"/>
             </w:tcMar>
             <w:vAlign w:val="center"/>
@@ -6845,12 +6819,12 @@
             </w:pPr>
             <w:r>
               <w:rPr>
-                <w:rFonts w:ascii="SUIT Medium" w:eastAsia="SUIT Medium" w:hAnsi="SUIT Medium"/>
+                <w:rFonts w:ascii="SUIT" w:eastAsia="SUIT" w:hAnsi="SUIT"/>
                 <w:b/>
                 <w:color w:val="203A5F"/>
-                <w:sz w:val="16"/>
-              </w:rPr>
-              <w:t>회귀 위험·검토</w:t>
+                <w:sz w:val="14"/>
+              </w:rPr>
+              <w:t>기존 기능 영향·검토</w:t>
             </w:r>
           </w:p>
         </w:tc>
@@ -6865,22 +6839,23 @@
             </w:tcBorders>
             <w:shd w:val="clear" w:color="auto" w:fill="F5F7FA"/>
             <w:tcMar>
-              <w:top w:w="55" w:type="dxa"/>
+              <w:top w:w="28" w:type="dxa"/>
               <w:left w:w="100" w:type="dxa"/>
-              <w:bottom w:w="55" w:type="dxa"/>
+              <w:bottom w:w="28" w:type="dxa"/>
               <w:right w:w="100" w:type="dxa"/>
             </w:tcMar>
             <w:vAlign w:val="center"/>
           </w:tcPr>
           <w:p>
             <w:pPr>
-              <w:spacing w:after="0" w:line="259" w:lineRule="auto"/>
-            </w:pPr>
-            <w:r>
-              <w:rPr>
-                <w:sz w:val="16"/>
-              </w:rPr>
-              <w:t>중간: 팝업 중복 구독, Input Action Enable/Disable, 씬 전환 후 이벤트 누수 / 테스트: 리바인딩 저장/로드, 팝업 중복 열기, UI 없는 모델 변경, 로컬 플레이어 재바인딩</w:t>
+              <w:spacing w:after="0" w:line="240" w:lineRule="auto"/>
+            </w:pPr>
+            <w:r>
+              <w:rPr>
+                <w:rFonts w:ascii="SUIT" w:hAnsi="SUIT" w:eastAsia="SUIT"/>
+                <w:sz w:val="14"/>
+              </w:rPr>
+              <w:t>기존 기능 영향 중간: 팝업 중복 구독, 입력 활성화/비활성화, 씬 전환 뒤 이벤트가 남는 문제 / 테스트: 키 재설정 저장·불러오기, 팝업 중복 열기, UI가 없어도 모델 변경, 로컬 플레이어 다시 연결</w:t>
             </w:r>
           </w:p>
         </w:tc>
@@ -6900,9 +6875,9 @@
             </w:tcBorders>
             <w:shd w:val="clear" w:color="auto" w:fill="EDF2F8"/>
             <w:tcMar>
-              <w:top w:w="55" w:type="dxa"/>
+              <w:top w:w="28" w:type="dxa"/>
               <w:left w:w="100" w:type="dxa"/>
-              <w:bottom w:w="55" w:type="dxa"/>
+              <w:bottom w:w="28" w:type="dxa"/>
               <w:right w:w="100" w:type="dxa"/>
             </w:tcMar>
             <w:vAlign w:val="center"/>
@@ -6913,10 +6888,10 @@
             </w:pPr>
             <w:r>
               <w:rPr>
-                <w:rFonts w:ascii="SUIT Medium" w:eastAsia="SUIT Medium" w:hAnsi="SUIT Medium"/>
+                <w:rFonts w:ascii="SUIT" w:eastAsia="SUIT" w:hAnsi="SUIT"/>
                 <w:b/>
                 <w:color w:val="203A5F"/>
-                <w:sz w:val="16"/>
+                <w:sz w:val="14"/>
               </w:rPr>
               <w:t>이번 단계에서 하지 않음</w:t>
             </w:r>
@@ -6933,20 +6908,21 @@
             </w:tcBorders>
             <w:shd w:val="clear" w:color="auto" w:fill="FFFFFF"/>
             <w:tcMar>
-              <w:top w:w="55" w:type="dxa"/>
+              <w:top w:w="28" w:type="dxa"/>
               <w:left w:w="100" w:type="dxa"/>
-              <w:bottom w:w="55" w:type="dxa"/>
+              <w:bottom w:w="28" w:type="dxa"/>
               <w:right w:w="100" w:type="dxa"/>
             </w:tcMar>
             <w:vAlign w:val="center"/>
           </w:tcPr>
           <w:p>
             <w:pPr>
-              <w:spacing w:after="0" w:line="259" w:lineRule="auto"/>
-            </w:pPr>
-            <w:r>
-              <w:rPr>
-                <w:sz w:val="16"/>
+              <w:spacing w:after="0" w:line="240" w:lineRule="auto"/>
+            </w:pPr>
+            <w:r>
+              <w:rPr>
+                <w:rFonts w:ascii="SUIT" w:hAnsi="SUIT" w:eastAsia="SUIT"/>
+                <w:sz w:val="14"/>
               </w:rPr>
               <w:t>전역 이벤트 버스 하나로 통합, UI에서 장착·강화·피해 상태 직접 변경</w:t>
             </w:r>
@@ -7001,9 +6977,10 @@
       </w:pPr>
       <w:r>
         <w:rPr>
+          <w:rFonts w:ascii="SUIT" w:hAnsi="SUIT" w:eastAsia="SUIT"/>
           <w:color w:val="657285"/>
         </w:rPr>
-        <w:t>플레이어·투사체·적 전투 흐름을 정식 Stat/Health와 연결 가능한 피해 경계로 정리합니다.</w:t>
+        <w:t>플레이어·투사체·적 전투 흐름을 정식 스탯/체력 시스템과 연결할 수 있는 피해 처리 경계로 정리합니다.</w:t>
       </w:r>
     </w:p>
     <w:p>
@@ -7012,11 +6989,11 @@
       </w:pPr>
       <w:r>
         <w:rPr>
-          <w:rFonts w:ascii="SUIT Medium" w:eastAsia="SUIT Medium" w:hAnsi="SUIT Medium"/>
+          <w:rFonts w:ascii="SUIT" w:eastAsia="SUIT" w:hAnsi="SUIT"/>
           <w:b/>
           <w:color w:val="5B4B7A"/>
         </w:rPr>
-        <w:t>수정 대상 시스템 플레이어 이동·상태 / 투사체·이펙트 풀 / 전투 / 적·스폰 / 상태이상 / 애니메이션 / Damage 경계</w:t>
+        <w:t>수정 대상 시스템 플레이어 이동·상태 / 투사체·이펙트 풀 / 전투 / 적·스폰 / 상태이상 / 애니메이션 / 피해 처리 경계</w:t>
       </w:r>
     </w:p>
     <w:tbl>
@@ -7675,9 +7652,9 @@
             </w:tcBorders>
             <w:shd w:val="clear" w:color="auto" w:fill="5B4B7A"/>
             <w:tcMar>
-              <w:top w:w="80" w:type="dxa"/>
+              <w:top w:w="28" w:type="dxa"/>
               <w:left w:w="85" w:type="dxa"/>
-              <w:bottom w:w="80" w:type="dxa"/>
+              <w:bottom w:w="28" w:type="dxa"/>
               <w:right w:w="85" w:type="dxa"/>
             </w:tcMar>
             <w:vAlign w:val="center"/>
@@ -7689,10 +7666,10 @@
             </w:pPr>
             <w:r>
               <w:rPr>
-                <w:rFonts w:ascii="SUIT Medium" w:eastAsia="SUIT Medium" w:hAnsi="SUIT Medium"/>
+                <w:rFonts w:ascii="SUIT" w:eastAsia="SUIT" w:hAnsi="SUIT"/>
                 <w:b/>
                 <w:color w:val="FFFFFF"/>
-                <w:sz w:val="15"/>
+                <w:sz w:val="14"/>
               </w:rPr>
               <w:t>실행 항목</w:t>
             </w:r>
@@ -7709,9 +7686,9 @@
             </w:tcBorders>
             <w:shd w:val="clear" w:color="auto" w:fill="5B4B7A"/>
             <w:tcMar>
-              <w:top w:w="80" w:type="dxa"/>
+              <w:top w:w="28" w:type="dxa"/>
               <w:left w:w="85" w:type="dxa"/>
-              <w:bottom w:w="80" w:type="dxa"/>
+              <w:bottom w:w="28" w:type="dxa"/>
               <w:right w:w="85" w:type="dxa"/>
             </w:tcMar>
             <w:vAlign w:val="center"/>
@@ -7723,12 +7700,14 @@
             </w:pPr>
             <w:r>
               <w:rPr>
-                <w:rFonts w:ascii="SUIT Medium" w:eastAsia="SUIT Medium" w:hAnsi="SUIT Medium"/>
+                <w:rFonts w:ascii="SUIT" w:eastAsia="SUIT" w:hAnsi="SUIT"/>
                 <w:b/>
                 <w:color w:val="FFFFFF"/>
-                <w:sz w:val="15"/>
-              </w:rPr>
-              <w:t>표기</w:t>
+                <w:sz w:val="14"/>
+              </w:rPr>
+              <w:t>시점·상태</w:t>
+              <w:br/>
+              <w:t>난이도·기존 기능 영향</w:t>
             </w:r>
           </w:p>
         </w:tc>
@@ -7743,9 +7722,9 @@
             </w:tcBorders>
             <w:shd w:val="clear" w:color="auto" w:fill="5B4B7A"/>
             <w:tcMar>
-              <w:top w:w="80" w:type="dxa"/>
+              <w:top w:w="28" w:type="dxa"/>
               <w:left w:w="85" w:type="dxa"/>
-              <w:bottom w:w="80" w:type="dxa"/>
+              <w:bottom w:w="28" w:type="dxa"/>
               <w:right w:w="85" w:type="dxa"/>
             </w:tcMar>
             <w:vAlign w:val="center"/>
@@ -7757,12 +7736,12 @@
             </w:pPr>
             <w:r>
               <w:rPr>
-                <w:rFonts w:ascii="SUIT Medium" w:eastAsia="SUIT Medium" w:hAnsi="SUIT Medium"/>
+                <w:rFonts w:ascii="SUIT" w:eastAsia="SUIT" w:hAnsi="SUIT"/>
                 <w:b/>
                 <w:color w:val="FFFFFF"/>
-                <w:sz w:val="15"/>
-              </w:rPr>
-              <w:t>선행 작업</w:t>
+                <w:sz w:val="14"/>
+              </w:rPr>
+              <w:t>먼저 끝나야 하는 일</w:t>
             </w:r>
           </w:p>
         </w:tc>
@@ -7777,9 +7756,9 @@
             </w:tcBorders>
             <w:shd w:val="clear" w:color="auto" w:fill="5B4B7A"/>
             <w:tcMar>
-              <w:top w:w="80" w:type="dxa"/>
+              <w:top w:w="28" w:type="dxa"/>
               <w:left w:w="85" w:type="dxa"/>
-              <w:bottom w:w="80" w:type="dxa"/>
+              <w:bottom w:w="28" w:type="dxa"/>
               <w:right w:w="85" w:type="dxa"/>
             </w:tcMar>
             <w:vAlign w:val="center"/>
@@ -7791,10 +7770,10 @@
             </w:pPr>
             <w:r>
               <w:rPr>
-                <w:rFonts w:ascii="SUIT Medium" w:eastAsia="SUIT Medium" w:hAnsi="SUIT Medium"/>
+                <w:rFonts w:ascii="SUIT" w:eastAsia="SUIT" w:hAnsi="SUIT"/>
                 <w:b/>
                 <w:color w:val="FFFFFF"/>
-                <w:sz w:val="15"/>
+                <w:sz w:val="14"/>
               </w:rPr>
               <w:t>완료 조건</w:t>
             </w:r>
@@ -7816,23 +7795,24 @@
             </w:tcBorders>
             <w:shd w:val="clear" w:color="auto" w:fill="FFFFFF"/>
             <w:tcMar>
-              <w:top w:w="65" w:type="dxa"/>
+              <w:top w:w="28" w:type="dxa"/>
               <w:left w:w="80" w:type="dxa"/>
-              <w:bottom w:w="65" w:type="dxa"/>
+              <w:bottom w:w="28" w:type="dxa"/>
               <w:right w:w="80" w:type="dxa"/>
             </w:tcMar>
             <w:vAlign w:val="center"/>
           </w:tcPr>
           <w:p>
             <w:pPr>
-              <w:spacing w:after="0" w:line="259" w:lineRule="auto"/>
+              <w:spacing w:after="0" w:line="240" w:lineRule="auto"/>
               <w:jc w:val="center"/>
             </w:pPr>
             <w:r>
               <w:rPr>
-                <w:sz w:val="15"/>
-              </w:rPr>
-              <w:t>CombatSnapshot adapter</w:t>
+                <w:rFonts w:ascii="SUIT" w:hAnsi="SUIT" w:eastAsia="SUIT"/>
+                <w:sz w:val="14"/>
+              </w:rPr>
+              <w:t>공격 시점 전투 수치(CombatSnapshot) 연결</w:t>
             </w:r>
           </w:p>
         </w:tc>
@@ -7847,22 +7827,25 @@
             </w:tcBorders>
             <w:shd w:val="clear" w:color="auto" w:fill="FFFFFF"/>
             <w:tcMar>
-              <w:top w:w="65" w:type="dxa"/>
+              <w:top w:w="28" w:type="dxa"/>
               <w:left w:w="80" w:type="dxa"/>
-              <w:bottom w:w="65" w:type="dxa"/>
+              <w:bottom w:w="28" w:type="dxa"/>
               <w:right w:w="80" w:type="dxa"/>
             </w:tcMar>
             <w:vAlign w:val="center"/>
           </w:tcPr>
           <w:p>
             <w:pPr>
-              <w:spacing w:after="0" w:line="259" w:lineRule="auto"/>
-            </w:pPr>
-            <w:r>
-              <w:rPr>
-                <w:sz w:val="15"/>
-              </w:rPr>
-              <w:t>통합 중 · 과정 해결 · 중간/중간</w:t>
+              <w:spacing w:after="0" w:line="240" w:lineRule="auto"/>
+            </w:pPr>
+            <w:r>
+              <w:rPr>
+                <w:rFonts w:ascii="SUIT" w:hAnsi="SUIT" w:eastAsia="SUIT"/>
+                <w:sz w:val="14"/>
+              </w:rPr>
+              <w:t>통합 중 · 통합 과정에서 해결</w:t>
+              <w:br/>
+              <w:t>난이도 중간 · 기존 기능 영향 중간</w:t>
             </w:r>
           </w:p>
         </w:tc>
@@ -7877,23 +7860,24 @@
             </w:tcBorders>
             <w:shd w:val="clear" w:color="auto" w:fill="FFFFFF"/>
             <w:tcMar>
-              <w:top w:w="65" w:type="dxa"/>
+              <w:top w:w="28" w:type="dxa"/>
               <w:left w:w="80" w:type="dxa"/>
-              <w:bottom w:w="65" w:type="dxa"/>
+              <w:bottom w:w="28" w:type="dxa"/>
               <w:right w:w="80" w:type="dxa"/>
             </w:tcMar>
             <w:vAlign w:val="center"/>
           </w:tcPr>
           <w:p>
             <w:pPr>
-              <w:spacing w:after="0" w:line="259" w:lineRule="auto"/>
+              <w:spacing w:after="0" w:line="240" w:lineRule="auto"/>
               <w:jc w:val="center"/>
             </w:pPr>
             <w:r>
               <w:rPr>
-                <w:sz w:val="15"/>
-              </w:rPr>
-              <w:t>정식 플레이어·Stat 연결</w:t>
+                <w:rFonts w:ascii="SUIT" w:hAnsi="SUIT" w:eastAsia="SUIT"/>
+                <w:sz w:val="14"/>
+              </w:rPr>
+              <w:t>정식 플레이어·스탯 연결</w:t>
             </w:r>
           </w:p>
         </w:tc>
@@ -7908,22 +7892,23 @@
             </w:tcBorders>
             <w:shd w:val="clear" w:color="auto" w:fill="FFFFFF"/>
             <w:tcMar>
-              <w:top w:w="65" w:type="dxa"/>
+              <w:top w:w="28" w:type="dxa"/>
               <w:left w:w="80" w:type="dxa"/>
-              <w:bottom w:w="65" w:type="dxa"/>
+              <w:bottom w:w="28" w:type="dxa"/>
               <w:right w:w="80" w:type="dxa"/>
             </w:tcMar>
             <w:vAlign w:val="center"/>
           </w:tcPr>
           <w:p>
             <w:pPr>
-              <w:spacing w:after="0" w:line="259" w:lineRule="auto"/>
-            </w:pPr>
-            <w:r>
-              <w:rPr>
-                <w:sz w:val="15"/>
-              </w:rPr>
-              <w:t>공격 커밋 시 수치 고정</w:t>
+              <w:spacing w:after="0" w:line="240" w:lineRule="auto"/>
+            </w:pPr>
+            <w:r>
+              <w:rPr>
+                <w:rFonts w:ascii="SUIT" w:hAnsi="SUIT" w:eastAsia="SUIT"/>
+                <w:sz w:val="14"/>
+              </w:rPr>
+              <w:t>공격 시작 순간의 수치를 복사해 공격 종료까지 유지</w:t>
             </w:r>
           </w:p>
         </w:tc>
@@ -7943,23 +7928,24 @@
             </w:tcBorders>
             <w:shd w:val="clear" w:color="auto" w:fill="F5F7FA"/>
             <w:tcMar>
-              <w:top w:w="65" w:type="dxa"/>
+              <w:top w:w="28" w:type="dxa"/>
               <w:left w:w="80" w:type="dxa"/>
-              <w:bottom w:w="65" w:type="dxa"/>
+              <w:bottom w:w="28" w:type="dxa"/>
               <w:right w:w="80" w:type="dxa"/>
             </w:tcMar>
             <w:vAlign w:val="center"/>
           </w:tcPr>
           <w:p>
             <w:pPr>
-              <w:spacing w:after="0" w:line="259" w:lineRule="auto"/>
+              <w:spacing w:after="0" w:line="240" w:lineRule="auto"/>
               <w:jc w:val="center"/>
             </w:pPr>
             <w:r>
               <w:rPr>
-                <w:sz w:val="15"/>
-              </w:rPr>
-              <w:t>전투 HP 소유권 통합</w:t>
+                <w:rFonts w:ascii="SUIT" w:hAnsi="SUIT" w:eastAsia="SUIT"/>
+                <w:sz w:val="14"/>
+              </w:rPr>
+              <w:t>전투 체력 소유자를 정식 체력 시스템으로 통일</w:t>
             </w:r>
           </w:p>
         </w:tc>
@@ -7974,22 +7960,25 @@
             </w:tcBorders>
             <w:shd w:val="clear" w:color="auto" w:fill="F5F7FA"/>
             <w:tcMar>
-              <w:top w:w="65" w:type="dxa"/>
+              <w:top w:w="28" w:type="dxa"/>
               <w:left w:w="80" w:type="dxa"/>
-              <w:bottom w:w="65" w:type="dxa"/>
+              <w:bottom w:w="28" w:type="dxa"/>
               <w:right w:w="80" w:type="dxa"/>
             </w:tcMar>
             <w:vAlign w:val="center"/>
           </w:tcPr>
           <w:p>
             <w:pPr>
-              <w:spacing w:after="0" w:line="259" w:lineRule="auto"/>
-            </w:pPr>
-            <w:r>
-              <w:rPr>
-                <w:sz w:val="15"/>
-              </w:rPr>
-              <w:t>통합 중 · 과정 해결 · 중간/높음</w:t>
+              <w:spacing w:after="0" w:line="240" w:lineRule="auto"/>
+            </w:pPr>
+            <w:r>
+              <w:rPr>
+                <w:rFonts w:ascii="SUIT" w:hAnsi="SUIT" w:eastAsia="SUIT"/>
+                <w:sz w:val="14"/>
+              </w:rPr>
+              <w:t>통합 중 · 통합 과정에서 해결</w:t>
+              <w:br/>
+              <w:t>난이도 중간 · 기존 기능 영향 높음</w:t>
             </w:r>
           </w:p>
         </w:tc>
@@ -8004,21 +7993,22 @@
             </w:tcBorders>
             <w:shd w:val="clear" w:color="auto" w:fill="F5F7FA"/>
             <w:tcMar>
-              <w:top w:w="65" w:type="dxa"/>
+              <w:top w:w="28" w:type="dxa"/>
               <w:left w:w="80" w:type="dxa"/>
-              <w:bottom w:w="65" w:type="dxa"/>
+              <w:bottom w:w="28" w:type="dxa"/>
               <w:right w:w="80" w:type="dxa"/>
             </w:tcMar>
             <w:vAlign w:val="center"/>
           </w:tcPr>
           <w:p>
             <w:pPr>
-              <w:spacing w:after="0" w:line="259" w:lineRule="auto"/>
+              <w:spacing w:after="0" w:line="240" w:lineRule="auto"/>
               <w:jc w:val="center"/>
             </w:pPr>
             <w:r>
               <w:rPr>
-                <w:sz w:val="15"/>
+                <w:rFonts w:ascii="SUIT" w:hAnsi="SUIT" w:eastAsia="SUIT"/>
+                <w:sz w:val="14"/>
               </w:rPr>
               <w:t>CombatSnapshot</w:t>
             </w:r>
@@ -8035,22 +8025,23 @@
             </w:tcBorders>
             <w:shd w:val="clear" w:color="auto" w:fill="F5F7FA"/>
             <w:tcMar>
-              <w:top w:w="65" w:type="dxa"/>
+              <w:top w:w="28" w:type="dxa"/>
               <w:left w:w="80" w:type="dxa"/>
-              <w:bottom w:w="65" w:type="dxa"/>
+              <w:bottom w:w="28" w:type="dxa"/>
               <w:right w:w="80" w:type="dxa"/>
             </w:tcMar>
             <w:vAlign w:val="center"/>
           </w:tcPr>
           <w:p>
             <w:pPr>
-              <w:spacing w:after="0" w:line="259" w:lineRule="auto"/>
-            </w:pPr>
-            <w:r>
-              <w:rPr>
-                <w:sz w:val="15"/>
-              </w:rPr>
-              <w:t>HealthManager만 HP 변경</w:t>
+              <w:spacing w:after="0" w:line="240" w:lineRule="auto"/>
+            </w:pPr>
+            <w:r>
+              <w:rPr>
+                <w:rFonts w:ascii="SUIT" w:hAnsi="SUIT" w:eastAsia="SUIT"/>
+                <w:sz w:val="14"/>
+              </w:rPr>
+              <w:t>PlayerHealthManager만 현재 체력을 변경</w:t>
             </w:r>
           </w:p>
         </w:tc>
@@ -8070,23 +8061,24 @@
             </w:tcBorders>
             <w:shd w:val="clear" w:color="auto" w:fill="FFFFFF"/>
             <w:tcMar>
-              <w:top w:w="65" w:type="dxa"/>
+              <w:top w:w="28" w:type="dxa"/>
               <w:left w:w="80" w:type="dxa"/>
-              <w:bottom w:w="65" w:type="dxa"/>
+              <w:bottom w:w="28" w:type="dxa"/>
               <w:right w:w="80" w:type="dxa"/>
             </w:tcMar>
             <w:vAlign w:val="center"/>
           </w:tcPr>
           <w:p>
             <w:pPr>
-              <w:spacing w:after="0" w:line="259" w:lineRule="auto"/>
+              <w:spacing w:after="0" w:line="240" w:lineRule="auto"/>
               <w:jc w:val="center"/>
             </w:pPr>
             <w:r>
               <w:rPr>
-                <w:sz w:val="15"/>
-              </w:rPr>
-              <w:t>Projectile 포함 DamageRequest</w:t>
+                <w:rFonts w:ascii="SUIT" w:hAnsi="SUIT" w:eastAsia="SUIT"/>
+                <w:sz w:val="14"/>
+              </w:rPr>
+              <w:t>투사체 포함 피해 요청(DamageRequest) 경계</w:t>
             </w:r>
           </w:p>
         </w:tc>
@@ -8101,22 +8093,25 @@
             </w:tcBorders>
             <w:shd w:val="clear" w:color="auto" w:fill="FFFFFF"/>
             <w:tcMar>
-              <w:top w:w="65" w:type="dxa"/>
+              <w:top w:w="28" w:type="dxa"/>
               <w:left w:w="80" w:type="dxa"/>
-              <w:bottom w:w="65" w:type="dxa"/>
+              <w:bottom w:w="28" w:type="dxa"/>
               <w:right w:w="80" w:type="dxa"/>
             </w:tcMar>
             <w:vAlign w:val="center"/>
           </w:tcPr>
           <w:p>
             <w:pPr>
-              <w:spacing w:after="0" w:line="259" w:lineRule="auto"/>
-            </w:pPr>
-            <w:r>
-              <w:rPr>
-                <w:sz w:val="15"/>
-              </w:rPr>
-              <w:t>멀티플레이 전 · 개선 권장 · 중간/높음</w:t>
+              <w:spacing w:after="0" w:line="240" w:lineRule="auto"/>
+            </w:pPr>
+            <w:r>
+              <w:rPr>
+                <w:rFonts w:ascii="SUIT" w:hAnsi="SUIT" w:eastAsia="SUIT"/>
+                <w:sz w:val="14"/>
+              </w:rPr>
+              <w:t>멀티플레이 전 · 개선 권장</w:t>
+              <w:br/>
+              <w:t>난이도 중간 · 기존 기능 영향 높음</w:t>
             </w:r>
           </w:p>
         </w:tc>
@@ -8131,23 +8126,24 @@
             </w:tcBorders>
             <w:shd w:val="clear" w:color="auto" w:fill="FFFFFF"/>
             <w:tcMar>
-              <w:top w:w="65" w:type="dxa"/>
+              <w:top w:w="28" w:type="dxa"/>
               <w:left w:w="80" w:type="dxa"/>
-              <w:bottom w:w="65" w:type="dxa"/>
+              <w:bottom w:w="28" w:type="dxa"/>
               <w:right w:w="80" w:type="dxa"/>
             </w:tcMar>
             <w:vAlign w:val="center"/>
           </w:tcPr>
           <w:p>
             <w:pPr>
-              <w:spacing w:after="0" w:line="259" w:lineRule="auto"/>
+              <w:spacing w:after="0" w:line="240" w:lineRule="auto"/>
               <w:jc w:val="center"/>
             </w:pPr>
             <w:r>
               <w:rPr>
-                <w:sz w:val="15"/>
-              </w:rPr>
-              <w:t>HP 소유권 통합</w:t>
+                <w:rFonts w:ascii="SUIT" w:hAnsi="SUIT" w:eastAsia="SUIT"/>
+                <w:sz w:val="14"/>
+              </w:rPr>
+              <w:t>체력 소유자 통일</w:t>
             </w:r>
           </w:p>
         </w:tc>
@@ -8162,22 +8158,23 @@
             </w:tcBorders>
             <w:shd w:val="clear" w:color="auto" w:fill="FFFFFF"/>
             <w:tcMar>
-              <w:top w:w="65" w:type="dxa"/>
+              <w:top w:w="28" w:type="dxa"/>
               <w:left w:w="80" w:type="dxa"/>
-              <w:bottom w:w="65" w:type="dxa"/>
+              <w:bottom w:w="28" w:type="dxa"/>
               <w:right w:w="80" w:type="dxa"/>
             </w:tcMar>
             <w:vAlign w:val="center"/>
           </w:tcPr>
           <w:p>
             <w:pPr>
-              <w:spacing w:after="0" w:line="259" w:lineRule="auto"/>
-            </w:pPr>
-            <w:r>
-              <w:rPr>
-                <w:sz w:val="15"/>
-              </w:rPr>
-              <w:t>충돌 판정과 HP 변경 사이 request/resolver</w:t>
+              <w:spacing w:after="0" w:line="240" w:lineRule="auto"/>
+            </w:pPr>
+            <w:r>
+              <w:rPr>
+                <w:rFonts w:ascii="SUIT" w:hAnsi="SUIT" w:eastAsia="SUIT"/>
+                <w:sz w:val="14"/>
+              </w:rPr>
+              <w:t>충돌은 피해 요청만 만들고 최종 적용 담당이 체력을 변경</w:t>
             </w:r>
           </w:p>
         </w:tc>
@@ -8197,23 +8194,24 @@
             </w:tcBorders>
             <w:shd w:val="clear" w:color="auto" w:fill="F5F7FA"/>
             <w:tcMar>
-              <w:top w:w="65" w:type="dxa"/>
+              <w:top w:w="28" w:type="dxa"/>
               <w:left w:w="80" w:type="dxa"/>
-              <w:bottom w:w="65" w:type="dxa"/>
+              <w:bottom w:w="28" w:type="dxa"/>
               <w:right w:w="80" w:type="dxa"/>
             </w:tcMar>
             <w:vAlign w:val="center"/>
           </w:tcPr>
           <w:p>
             <w:pPr>
-              <w:spacing w:after="0" w:line="259" w:lineRule="auto"/>
+              <w:spacing w:after="0" w:line="240" w:lineRule="auto"/>
               <w:jc w:val="center"/>
             </w:pPr>
             <w:r>
               <w:rPr>
-                <w:sz w:val="15"/>
-              </w:rPr>
-              <w:t>투사체·이펙트 풀 역할 고정</w:t>
+                <w:rFonts w:ascii="SUIT" w:hAnsi="SUIT" w:eastAsia="SUIT"/>
+                <w:sz w:val="14"/>
+              </w:rPr>
+              <w:t>투사체·이펙트 풀 역할과 반환 규칙 고정</w:t>
             </w:r>
           </w:p>
         </w:tc>
@@ -8228,22 +8226,25 @@
             </w:tcBorders>
             <w:shd w:val="clear" w:color="auto" w:fill="F5F7FA"/>
             <w:tcMar>
-              <w:top w:w="65" w:type="dxa"/>
+              <w:top w:w="28" w:type="dxa"/>
               <w:left w:w="80" w:type="dxa"/>
-              <w:bottom w:w="65" w:type="dxa"/>
+              <w:bottom w:w="28" w:type="dxa"/>
               <w:right w:w="80" w:type="dxa"/>
             </w:tcMar>
             <w:vAlign w:val="center"/>
           </w:tcPr>
           <w:p>
             <w:pPr>
-              <w:spacing w:after="0" w:line="259" w:lineRule="auto"/>
-            </w:pPr>
-            <w:r>
-              <w:rPr>
-                <w:sz w:val="15"/>
-              </w:rPr>
-              <w:t>현재 유지/통합 중 · 낮음/중간</w:t>
+              <w:spacing w:after="0" w:line="240" w:lineRule="auto"/>
+            </w:pPr>
+            <w:r>
+              <w:rPr>
+                <w:rFonts w:ascii="SUIT" w:hAnsi="SUIT" w:eastAsia="SUIT"/>
+                <w:sz w:val="14"/>
+              </w:rPr>
+              <w:t>현재 유지~통합 중 · 유지 가능/과정 해결</w:t>
+              <w:br/>
+              <w:t>난이도 낮음 · 기존 기능 영향 중간</w:t>
             </w:r>
           </w:p>
         </w:tc>
@@ -8258,23 +8259,24 @@
             </w:tcBorders>
             <w:shd w:val="clear" w:color="auto" w:fill="F5F7FA"/>
             <w:tcMar>
-              <w:top w:w="65" w:type="dxa"/>
+              <w:top w:w="28" w:type="dxa"/>
               <w:left w:w="80" w:type="dxa"/>
-              <w:bottom w:w="65" w:type="dxa"/>
+              <w:bottom w:w="28" w:type="dxa"/>
               <w:right w:w="80" w:type="dxa"/>
             </w:tcMar>
             <w:vAlign w:val="center"/>
           </w:tcPr>
           <w:p>
             <w:pPr>
-              <w:spacing w:after="0" w:line="259" w:lineRule="auto"/>
+              <w:spacing w:after="0" w:line="240" w:lineRule="auto"/>
               <w:jc w:val="center"/>
             </w:pPr>
             <w:r>
               <w:rPr>
-                <w:sz w:val="15"/>
-              </w:rPr>
-              <w:t>prefab·effect 제공 확인</w:t>
+                <w:rFonts w:ascii="SUIT" w:hAnsi="SUIT" w:eastAsia="SUIT"/>
+                <w:sz w:val="14"/>
+              </w:rPr>
+              <w:t>프리팹과 이펙트 제공 담당 확인</w:t>
             </w:r>
           </w:p>
         </w:tc>
@@ -8289,22 +8291,23 @@
             </w:tcBorders>
             <w:shd w:val="clear" w:color="auto" w:fill="F5F7FA"/>
             <w:tcMar>
-              <w:top w:w="65" w:type="dxa"/>
+              <w:top w:w="28" w:type="dxa"/>
               <w:left w:w="80" w:type="dxa"/>
-              <w:bottom w:w="65" w:type="dxa"/>
+              <w:bottom w:w="28" w:type="dxa"/>
               <w:right w:w="80" w:type="dxa"/>
             </w:tcMar>
             <w:vAlign w:val="center"/>
           </w:tcPr>
           <w:p>
             <w:pPr>
-              <w:spacing w:after="0" w:line="259" w:lineRule="auto"/>
-            </w:pPr>
-            <w:r>
-              <w:rPr>
-                <w:sz w:val="15"/>
-              </w:rPr>
-              <w:t>풀은 재사용/표현만; reset·return·고갈 정책 검증</w:t>
+              <w:spacing w:after="0" w:line="240" w:lineRule="auto"/>
+            </w:pPr>
+            <w:r>
+              <w:rPr>
+                <w:rFonts w:ascii="SUIT" w:hAnsi="SUIT" w:eastAsia="SUIT"/>
+                <w:sz w:val="14"/>
+              </w:rPr>
+              <w:t>풀은 재사용·표현만 담당; 초기화·반환·고갈 정책 검증</w:t>
             </w:r>
           </w:p>
         </w:tc>
@@ -8341,9 +8344,9 @@
             </w:tcBorders>
             <w:shd w:val="clear" w:color="auto" w:fill="EDF2F8"/>
             <w:tcMar>
-              <w:top w:w="55" w:type="dxa"/>
+              <w:top w:w="18" w:type="dxa"/>
               <w:left w:w="100" w:type="dxa"/>
-              <w:bottom w:w="55" w:type="dxa"/>
+              <w:bottom w:w="18" w:type="dxa"/>
               <w:right w:w="100" w:type="dxa"/>
             </w:tcMar>
             <w:vAlign w:val="center"/>
@@ -8354,10 +8357,10 @@
             </w:pPr>
             <w:r>
               <w:rPr>
-                <w:rFonts w:ascii="SUIT Medium" w:eastAsia="SUIT Medium" w:hAnsi="SUIT Medium"/>
+                <w:rFonts w:ascii="SUIT" w:eastAsia="SUIT" w:hAnsi="SUIT"/>
                 <w:b/>
                 <w:color w:val="203A5F"/>
-                <w:sz w:val="16"/>
+                <w:sz w:val="14"/>
               </w:rPr>
               <w:t>주요 클래스·파일</w:t>
             </w:r>
@@ -8374,20 +8377,21 @@
             </w:tcBorders>
             <w:shd w:val="clear" w:color="auto" w:fill="FFFFFF"/>
             <w:tcMar>
-              <w:top w:w="55" w:type="dxa"/>
+              <w:top w:w="18" w:type="dxa"/>
               <w:left w:w="100" w:type="dxa"/>
-              <w:bottom w:w="55" w:type="dxa"/>
+              <w:bottom w:w="18" w:type="dxa"/>
               <w:right w:w="100" w:type="dxa"/>
             </w:tcMar>
             <w:vAlign w:val="center"/>
           </w:tcPr>
           <w:p>
             <w:pPr>
-              <w:spacing w:after="0" w:line="259" w:lineRule="auto"/>
-            </w:pPr>
-            <w:r>
-              <w:rPr>
-                <w:sz w:val="16"/>
+              <w:spacing w:after="0" w:line="240" w:lineRule="auto"/>
+            </w:pPr>
+            <w:r>
+              <w:rPr>
+                <w:rFonts w:ascii="SUIT" w:hAnsi="SUIT" w:eastAsia="SUIT"/>
+                <w:sz w:val="14"/>
               </w:rPr>
               <w:t>WBH_PlayerStateMachine, WBH_PlayerInputHandler, T_PlayerController, WBH_PlayerAnimation, T_PlayerCombat, WBH_Projectile, WBH_ProjectileSpawner, WBH_ProjectilePoolManager, WBH_EffectPoolManager, WBH_EnemyStatus, WBH_EnemyPattern</w:t>
             </w:r>
@@ -8409,9 +8413,9 @@
             </w:tcBorders>
             <w:shd w:val="clear" w:color="auto" w:fill="F5F7FA"/>
             <w:tcMar>
-              <w:top w:w="55" w:type="dxa"/>
+              <w:top w:w="18" w:type="dxa"/>
               <w:left w:w="100" w:type="dxa"/>
-              <w:bottom w:w="55" w:type="dxa"/>
+              <w:bottom w:w="18" w:type="dxa"/>
               <w:right w:w="100" w:type="dxa"/>
             </w:tcMar>
             <w:vAlign w:val="center"/>
@@ -8422,10 +8426,10 @@
             </w:pPr>
             <w:r>
               <w:rPr>
-                <w:rFonts w:ascii="SUIT Medium" w:eastAsia="SUIT Medium" w:hAnsi="SUIT Medium"/>
+                <w:rFonts w:ascii="SUIT" w:eastAsia="SUIT" w:hAnsi="SUIT"/>
                 <w:b/>
                 <w:color w:val="203A5F"/>
-                <w:sz w:val="16"/>
+                <w:sz w:val="14"/>
               </w:rPr>
               <w:t>협업·선행</w:t>
             </w:r>
@@ -8442,22 +8446,23 @@
             </w:tcBorders>
             <w:shd w:val="clear" w:color="auto" w:fill="F5F7FA"/>
             <w:tcMar>
-              <w:top w:w="55" w:type="dxa"/>
+              <w:top w:w="18" w:type="dxa"/>
               <w:left w:w="100" w:type="dxa"/>
-              <w:bottom w:w="55" w:type="dxa"/>
+              <w:bottom w:w="18" w:type="dxa"/>
               <w:right w:w="100" w:type="dxa"/>
             </w:tcMar>
             <w:vAlign w:val="center"/>
           </w:tcPr>
           <w:p>
             <w:pPr>
-              <w:spacing w:after="0" w:line="259" w:lineRule="auto"/>
-            </w:pPr>
-            <w:r>
-              <w:rPr>
-                <w:sz w:val="16"/>
-              </w:rPr>
-              <w:t>CombatSnapshot은 이우진과 7/11 초기에 고정 / 투사체·몬스터 effect asset 제공자 확인 필요 / 협업: 이우진(Stat/Health), 김관영(Input/UI), 조용준(맵·몬스터 prefab), 김성우(장비 공격 수치)</w:t>
+              <w:spacing w:after="0" w:line="240" w:lineRule="auto"/>
+            </w:pPr>
+            <w:r>
+              <w:rPr>
+                <w:rFonts w:ascii="SUIT" w:hAnsi="SUIT" w:eastAsia="SUIT"/>
+                <w:sz w:val="14"/>
+              </w:rPr>
+              <w:t>공격 시점 전투 수치 계약은 이우진과 7/11 초기에 고정 / 투사체·몬스터 이펙트 자산 제공자 확인 필요 / 협업: 이우진(스탯/체력), 김관영(입력/UI), 조용준(맵·몬스터 프리팹), 김성우(장비 공격 수치)</w:t>
             </w:r>
           </w:p>
         </w:tc>
@@ -8477,9 +8482,9 @@
             </w:tcBorders>
             <w:shd w:val="clear" w:color="auto" w:fill="EDF2F8"/>
             <w:tcMar>
-              <w:top w:w="55" w:type="dxa"/>
+              <w:top w:w="18" w:type="dxa"/>
               <w:left w:w="100" w:type="dxa"/>
-              <w:bottom w:w="55" w:type="dxa"/>
+              <w:bottom w:w="18" w:type="dxa"/>
               <w:right w:w="100" w:type="dxa"/>
             </w:tcMar>
             <w:vAlign w:val="center"/>
@@ -8490,10 +8495,10 @@
             </w:pPr>
             <w:r>
               <w:rPr>
-                <w:rFonts w:ascii="SUIT Medium" w:eastAsia="SUIT Medium" w:hAnsi="SUIT Medium"/>
+                <w:rFonts w:ascii="SUIT" w:eastAsia="SUIT" w:hAnsi="SUIT"/>
                 <w:b/>
                 <w:color w:val="203A5F"/>
-                <w:sz w:val="16"/>
+                <w:sz w:val="14"/>
               </w:rPr>
               <w:t>완료 기준</w:t>
             </w:r>
@@ -8510,22 +8515,23 @@
             </w:tcBorders>
             <w:shd w:val="clear" w:color="auto" w:fill="FFFFFF"/>
             <w:tcMar>
-              <w:top w:w="55" w:type="dxa"/>
+              <w:top w:w="18" w:type="dxa"/>
               <w:left w:w="100" w:type="dxa"/>
-              <w:bottom w:w="55" w:type="dxa"/>
+              <w:bottom w:w="18" w:type="dxa"/>
               <w:right w:w="100" w:type="dxa"/>
             </w:tcMar>
             <w:vAlign w:val="center"/>
           </w:tcPr>
           <w:p>
             <w:pPr>
-              <w:spacing w:after="0" w:line="259" w:lineRule="auto"/>
-            </w:pPr>
-            <w:r>
-              <w:rPr>
-                <w:sz w:val="16"/>
-              </w:rPr>
-              <w:t>공격·투사체·피격이 하나의 Health 값과 DamageRequest 경계로 수렴하고, projectile/effect가 spawn-reset-return 규칙을 지키며 누락된 effect 참조가 명시됨</w:t>
+              <w:spacing w:after="0" w:line="240" w:lineRule="auto"/>
+            </w:pPr>
+            <w:r>
+              <w:rPr>
+                <w:rFonts w:ascii="SUIT" w:hAnsi="SUIT" w:eastAsia="SUIT"/>
+                <w:sz w:val="14"/>
+              </w:rPr>
+              <w:t>공격·투사체·피격이 하나의 체력 값과 피해 처리 요청(DamageRequest)으로 모이고, 투사체/이펙트가 생성→초기화→풀 반환 규칙을 지키며 누락된 이펙트 참조가 명시됨</w:t>
             </w:r>
           </w:p>
         </w:tc>
@@ -8545,9 +8551,9 @@
             </w:tcBorders>
             <w:shd w:val="clear" w:color="auto" w:fill="F5F7FA"/>
             <w:tcMar>
-              <w:top w:w="55" w:type="dxa"/>
+              <w:top w:w="18" w:type="dxa"/>
               <w:left w:w="100" w:type="dxa"/>
-              <w:bottom w:w="55" w:type="dxa"/>
+              <w:bottom w:w="18" w:type="dxa"/>
               <w:right w:w="100" w:type="dxa"/>
             </w:tcMar>
             <w:vAlign w:val="center"/>
@@ -8558,12 +8564,12 @@
             </w:pPr>
             <w:r>
               <w:rPr>
-                <w:rFonts w:ascii="SUIT Medium" w:eastAsia="SUIT Medium" w:hAnsi="SUIT Medium"/>
+                <w:rFonts w:ascii="SUIT" w:eastAsia="SUIT" w:hAnsi="SUIT"/>
                 <w:b/>
                 <w:color w:val="203A5F"/>
-                <w:sz w:val="16"/>
-              </w:rPr>
-              <w:t>회귀 위험·검토</w:t>
+                <w:sz w:val="14"/>
+              </w:rPr>
+              <w:t>기존 기능 영향·검토</w:t>
             </w:r>
           </w:p>
         </w:tc>
@@ -8578,22 +8584,23 @@
             </w:tcBorders>
             <w:shd w:val="clear" w:color="auto" w:fill="F5F7FA"/>
             <w:tcMar>
-              <w:top w:w="55" w:type="dxa"/>
+              <w:top w:w="18" w:type="dxa"/>
               <w:left w:w="100" w:type="dxa"/>
-              <w:bottom w:w="55" w:type="dxa"/>
+              <w:bottom w:w="18" w:type="dxa"/>
               <w:right w:w="100" w:type="dxa"/>
             </w:tcMar>
             <w:vAlign w:val="center"/>
           </w:tcPr>
           <w:p>
             <w:pPr>
-              <w:spacing w:after="0" w:line="259" w:lineRule="auto"/>
-            </w:pPr>
-            <w:r>
-              <w:rPr>
-                <w:sz w:val="16"/>
-              </w:rPr>
-              <w:t>높음: 공격 타이밍, 투사체 직접 피해·중복 hit, pool 고갈/return, effect 누락, 사망 이벤트 / 테스트: 근접·원거리·연속 피격·장비 변경 중 공격·pool 재사용</w:t>
+              <w:spacing w:after="0" w:line="240" w:lineRule="auto"/>
+            </w:pPr>
+            <w:r>
+              <w:rPr>
+                <w:rFonts w:ascii="SUIT" w:hAnsi="SUIT" w:eastAsia="SUIT"/>
+                <w:sz w:val="14"/>
+              </w:rPr>
+              <w:t>기존 기능 영향 높음: 공격 타이밍, 투사체 직접 피해·중복 피격, 풀 고갈/반환, 이펙트 누락, 사망 이벤트 / 테스트: 근접·원거리·연속 피격·장비 변경 중 공격·풀 재사용</w:t>
             </w:r>
           </w:p>
         </w:tc>
@@ -8613,9 +8620,9 @@
             </w:tcBorders>
             <w:shd w:val="clear" w:color="auto" w:fill="EDF2F8"/>
             <w:tcMar>
-              <w:top w:w="55" w:type="dxa"/>
+              <w:top w:w="18" w:type="dxa"/>
               <w:left w:w="100" w:type="dxa"/>
-              <w:bottom w:w="55" w:type="dxa"/>
+              <w:bottom w:w="18" w:type="dxa"/>
               <w:right w:w="100" w:type="dxa"/>
             </w:tcMar>
             <w:vAlign w:val="center"/>
@@ -8626,10 +8633,10 @@
             </w:pPr>
             <w:r>
               <w:rPr>
-                <w:rFonts w:ascii="SUIT Medium" w:eastAsia="SUIT Medium" w:hAnsi="SUIT Medium"/>
+                <w:rFonts w:ascii="SUIT" w:eastAsia="SUIT" w:hAnsi="SUIT"/>
                 <w:b/>
                 <w:color w:val="203A5F"/>
-                <w:sz w:val="16"/>
+                <w:sz w:val="14"/>
               </w:rPr>
               <w:t>이번 단계에서 하지 않음</w:t>
             </w:r>
@@ -8646,32 +8653,28 @@
             </w:tcBorders>
             <w:shd w:val="clear" w:color="auto" w:fill="FFFFFF"/>
             <w:tcMar>
-              <w:top w:w="55" w:type="dxa"/>
+              <w:top w:w="18" w:type="dxa"/>
               <w:left w:w="100" w:type="dxa"/>
-              <w:bottom w:w="55" w:type="dxa"/>
+              <w:bottom w:w="18" w:type="dxa"/>
               <w:right w:w="100" w:type="dxa"/>
             </w:tcMar>
             <w:vAlign w:val="center"/>
           </w:tcPr>
           <w:p>
             <w:pPr>
-              <w:spacing w:after="0" w:line="259" w:lineRule="auto"/>
-            </w:pPr>
-            <w:r>
-              <w:rPr>
-                <w:sz w:val="16"/>
-              </w:rPr>
-              <w:t>무기별 전면 재작성, 모든 풀의 제네릭 통합, Mirror Command/RPC 구현, 담당이 확정되지 않은 effect 제작</w:t>
+              <w:spacing w:after="0" w:line="240" w:lineRule="auto"/>
+            </w:pPr>
+            <w:r>
+              <w:rPr>
+                <w:rFonts w:ascii="SUIT" w:hAnsi="SUIT" w:eastAsia="SUIT"/>
+                <w:sz w:val="14"/>
+              </w:rPr>
+              <w:t>무기별 전면 재작성, 모든 풀을 하나의 범용 구조로 통합, Mirror Command/RPC 구현, 담당이 정해지지 않은 이펙트 제작</w:t>
             </w:r>
           </w:p>
         </w:tc>
       </w:tr>
     </w:tbl>
-    <w:p>
-      <w:pPr>
-        <w:spacing w:after="40"/>
-      </w:pPr>
-    </w:p>
     <w:p>
       <w:pPr>
         <w:keepNext/>
@@ -8714,9 +8717,10 @@
       </w:pPr>
       <w:r>
         <w:rPr>
+          <w:rFonts w:ascii="SUIT" w:hAnsi="SUIT" w:eastAsia="SUIT"/>
           <w:color w:val="657285"/>
         </w:rPr>
-        <w:t>캐릭터·장비·버프의 최종 스탯과 Health/Mana·전투 소비 경계를 단방향 이벤트로 정리합니다.</w:t>
+        <w:t>캐릭터·장비·버프의 최종 스탯과 체력/마나·전투가 값을 사용하는 경계를 한 방향의 변경 알림으로 정리합니다.</w:t>
       </w:r>
     </w:p>
     <w:p>
@@ -8725,11 +8729,11 @@
       </w:pPr>
       <w:r>
         <w:rPr>
-          <w:rFonts w:ascii="SUIT Medium" w:eastAsia="SUIT Medium" w:hAnsi="SUIT Medium"/>
+          <w:rFonts w:ascii="SUIT" w:eastAsia="SUIT" w:hAnsi="SUIT"/>
           <w:b/>
           <w:color w:val="5B4B7A"/>
         </w:rPr>
-        <w:t>수정 대상 시스템 스탯 / 데이터·게임·씬 Manager / Health·Mana / 스킬 / 패시브 / 버프·디버프 / Combat adapter</w:t>
+        <w:t>수정 대상 시스템 스탯 / 데이터·게임·씬 Manager / 체력·마나 / 스킬 / 패시브 / 버프·디버프 / 전투 연결부</w:t>
       </w:r>
     </w:p>
     <w:tbl>
@@ -9324,12 +9328,12 @@
             </w:pPr>
             <w:r>
               <w:rPr>
-                <w:rFonts w:ascii="SUIT Medium" w:eastAsia="SUIT Medium" w:hAnsi="SUIT Medium"/>
+                <w:rFonts w:ascii="SUIT" w:eastAsia="SUIT" w:hAnsi="SUIT"/>
                 <w:b/>
                 <w:color w:val="9B7315"/>
                 <w:sz w:val="16"/>
               </w:rPr>
-              <w:t>일정 주의 초기 Stat 타입과 Manager/몬스터 변수 작업이 뒤의 전투·UI 계약 기준입니다. Manager에 플레이어별 전역 상태를 새로 추가하지 않고 읽기 계약과 변경 이벤트를 먼저 고정합니다.</w:t>
+              <w:t>일정 주의 초기 스탯 타입과 Manager/몬스터 변수 작업이 뒤의 전투·UI 데이터 연결 기준이 됩니다. Manager에 플레이어별 상태를 전역으로 새로 보관하지 말고, 값을 읽는 규칙과 변경 알림을 먼저 고정합니다.</w:t>
             </w:r>
           </w:p>
         </w:tc>
@@ -9388,9 +9392,9 @@
             </w:tcBorders>
             <w:shd w:val="clear" w:color="auto" w:fill="5B4B7A"/>
             <w:tcMar>
-              <w:top w:w="80" w:type="dxa"/>
+              <w:top w:w="28" w:type="dxa"/>
               <w:left w:w="85" w:type="dxa"/>
-              <w:bottom w:w="80" w:type="dxa"/>
+              <w:bottom w:w="28" w:type="dxa"/>
               <w:right w:w="85" w:type="dxa"/>
             </w:tcMar>
             <w:vAlign w:val="center"/>
@@ -9402,10 +9406,10 @@
             </w:pPr>
             <w:r>
               <w:rPr>
-                <w:rFonts w:ascii="SUIT Medium" w:eastAsia="SUIT Medium" w:hAnsi="SUIT Medium"/>
+                <w:rFonts w:ascii="SUIT" w:eastAsia="SUIT" w:hAnsi="SUIT"/>
                 <w:b/>
                 <w:color w:val="FFFFFF"/>
-                <w:sz w:val="15"/>
+                <w:sz w:val="14"/>
               </w:rPr>
               <w:t>실행 항목</w:t>
             </w:r>
@@ -9422,9 +9426,9 @@
             </w:tcBorders>
             <w:shd w:val="clear" w:color="auto" w:fill="5B4B7A"/>
             <w:tcMar>
-              <w:top w:w="80" w:type="dxa"/>
+              <w:top w:w="28" w:type="dxa"/>
               <w:left w:w="85" w:type="dxa"/>
-              <w:bottom w:w="80" w:type="dxa"/>
+              <w:bottom w:w="28" w:type="dxa"/>
               <w:right w:w="85" w:type="dxa"/>
             </w:tcMar>
             <w:vAlign w:val="center"/>
@@ -9436,12 +9440,14 @@
             </w:pPr>
             <w:r>
               <w:rPr>
-                <w:rFonts w:ascii="SUIT Medium" w:eastAsia="SUIT Medium" w:hAnsi="SUIT Medium"/>
+                <w:rFonts w:ascii="SUIT" w:eastAsia="SUIT" w:hAnsi="SUIT"/>
                 <w:b/>
                 <w:color w:val="FFFFFF"/>
-                <w:sz w:val="15"/>
-              </w:rPr>
-              <w:t>표기</w:t>
+                <w:sz w:val="14"/>
+              </w:rPr>
+              <w:t>시점·상태</w:t>
+              <w:br/>
+              <w:t>난이도·기존 기능 영향</w:t>
             </w:r>
           </w:p>
         </w:tc>
@@ -9456,9 +9462,9 @@
             </w:tcBorders>
             <w:shd w:val="clear" w:color="auto" w:fill="5B4B7A"/>
             <w:tcMar>
-              <w:top w:w="80" w:type="dxa"/>
+              <w:top w:w="28" w:type="dxa"/>
               <w:left w:w="85" w:type="dxa"/>
-              <w:bottom w:w="80" w:type="dxa"/>
+              <w:bottom w:w="28" w:type="dxa"/>
               <w:right w:w="85" w:type="dxa"/>
             </w:tcMar>
             <w:vAlign w:val="center"/>
@@ -9470,12 +9476,12 @@
             </w:pPr>
             <w:r>
               <w:rPr>
-                <w:rFonts w:ascii="SUIT Medium" w:eastAsia="SUIT Medium" w:hAnsi="SUIT Medium"/>
+                <w:rFonts w:ascii="SUIT" w:eastAsia="SUIT" w:hAnsi="SUIT"/>
                 <w:b/>
                 <w:color w:val="FFFFFF"/>
-                <w:sz w:val="15"/>
-              </w:rPr>
-              <w:t>선행 작업</w:t>
+                <w:sz w:val="14"/>
+              </w:rPr>
+              <w:t>먼저 끝나야 하는 일</w:t>
             </w:r>
           </w:p>
         </w:tc>
@@ -9490,9 +9496,9 @@
             </w:tcBorders>
             <w:shd w:val="clear" w:color="auto" w:fill="5B4B7A"/>
             <w:tcMar>
-              <w:top w:w="80" w:type="dxa"/>
+              <w:top w:w="28" w:type="dxa"/>
               <w:left w:w="85" w:type="dxa"/>
-              <w:bottom w:w="80" w:type="dxa"/>
+              <w:bottom w:w="28" w:type="dxa"/>
               <w:right w:w="85" w:type="dxa"/>
             </w:tcMar>
             <w:vAlign w:val="center"/>
@@ -9504,10 +9510,10 @@
             </w:pPr>
             <w:r>
               <w:rPr>
-                <w:rFonts w:ascii="SUIT Medium" w:eastAsia="SUIT Medium" w:hAnsi="SUIT Medium"/>
+                <w:rFonts w:ascii="SUIT" w:eastAsia="SUIT" w:hAnsi="SUIT"/>
                 <w:b/>
                 <w:color w:val="FFFFFF"/>
-                <w:sz w:val="15"/>
+                <w:sz w:val="14"/>
               </w:rPr>
               <w:t>완료 조건</w:t>
             </w:r>
@@ -9529,23 +9535,24 @@
             </w:tcBorders>
             <w:shd w:val="clear" w:color="auto" w:fill="FFFFFF"/>
             <w:tcMar>
-              <w:top w:w="65" w:type="dxa"/>
+              <w:top w:w="28" w:type="dxa"/>
               <w:left w:w="80" w:type="dxa"/>
-              <w:bottom w:w="65" w:type="dxa"/>
+              <w:bottom w:w="28" w:type="dxa"/>
               <w:right w:w="80" w:type="dxa"/>
             </w:tcMar>
             <w:vAlign w:val="center"/>
           </w:tcPr>
           <w:p>
             <w:pPr>
-              <w:spacing w:after="0" w:line="259" w:lineRule="auto"/>
+              <w:spacing w:after="0" w:line="240" w:lineRule="auto"/>
               <w:jc w:val="center"/>
             </w:pPr>
             <w:r>
               <w:rPr>
-                <w:sz w:val="15"/>
-              </w:rPr>
-              <w:t>Stat source Changed → Recalculate</w:t>
+                <w:rFonts w:ascii="SUIT" w:hAnsi="SUIT" w:eastAsia="SUIT"/>
+                <w:sz w:val="14"/>
+              </w:rPr>
+              <w:t>스탯 제공 시스템 변경 알림 → 최종 스탯 재계산</w:t>
             </w:r>
           </w:p>
         </w:tc>
@@ -9560,22 +9567,25 @@
             </w:tcBorders>
             <w:shd w:val="clear" w:color="auto" w:fill="FFFFFF"/>
             <w:tcMar>
-              <w:top w:w="65" w:type="dxa"/>
+              <w:top w:w="28" w:type="dxa"/>
               <w:left w:w="80" w:type="dxa"/>
-              <w:bottom w:w="65" w:type="dxa"/>
+              <w:bottom w:w="28" w:type="dxa"/>
               <w:right w:w="80" w:type="dxa"/>
             </w:tcMar>
             <w:vAlign w:val="center"/>
           </w:tcPr>
           <w:p>
             <w:pPr>
-              <w:spacing w:after="0" w:line="259" w:lineRule="auto"/>
-            </w:pPr>
-            <w:r>
-              <w:rPr>
-                <w:sz w:val="15"/>
-              </w:rPr>
-              <w:t>통합 중 · 과정 해결 · 중간/중간</w:t>
+              <w:spacing w:after="0" w:line="240" w:lineRule="auto"/>
+            </w:pPr>
+            <w:r>
+              <w:rPr>
+                <w:rFonts w:ascii="SUIT" w:hAnsi="SUIT" w:eastAsia="SUIT"/>
+                <w:sz w:val="14"/>
+              </w:rPr>
+              <w:t>통합 중 · 통합 과정에서 해결</w:t>
+              <w:br/>
+              <w:t>난이도 중간 · 기존 기능 영향 중간</w:t>
             </w:r>
           </w:p>
         </w:tc>
@@ -9590,21 +9600,22 @@
             </w:tcBorders>
             <w:shd w:val="clear" w:color="auto" w:fill="FFFFFF"/>
             <w:tcMar>
-              <w:top w:w="65" w:type="dxa"/>
+              <w:top w:w="28" w:type="dxa"/>
               <w:left w:w="80" w:type="dxa"/>
-              <w:bottom w:w="65" w:type="dxa"/>
+              <w:bottom w:w="28" w:type="dxa"/>
               <w:right w:w="80" w:type="dxa"/>
             </w:tcMar>
             <w:vAlign w:val="center"/>
           </w:tcPr>
           <w:p>
             <w:pPr>
-              <w:spacing w:after="0" w:line="259" w:lineRule="auto"/>
+              <w:spacing w:after="0" w:line="240" w:lineRule="auto"/>
               <w:jc w:val="center"/>
             </w:pPr>
             <w:r>
               <w:rPr>
-                <w:sz w:val="15"/>
+                <w:rFonts w:ascii="SUIT" w:hAnsi="SUIT" w:eastAsia="SUIT"/>
+                <w:sz w:val="14"/>
               </w:rPr>
               <w:t>PlayerContext 권장</w:t>
             </w:r>
@@ -9621,22 +9632,23 @@
             </w:tcBorders>
             <w:shd w:val="clear" w:color="auto" w:fill="FFFFFF"/>
             <w:tcMar>
-              <w:top w:w="65" w:type="dxa"/>
+              <w:top w:w="28" w:type="dxa"/>
               <w:left w:w="80" w:type="dxa"/>
-              <w:bottom w:w="65" w:type="dxa"/>
+              <w:bottom w:w="28" w:type="dxa"/>
               <w:right w:w="80" w:type="dxa"/>
             </w:tcMar>
             <w:vAlign w:val="center"/>
           </w:tcPr>
           <w:p>
             <w:pPr>
-              <w:spacing w:after="0" w:line="259" w:lineRule="auto"/>
-            </w:pPr>
-            <w:r>
-              <w:rPr>
-                <w:sz w:val="15"/>
-              </w:rPr>
-              <w:t>provider가 StatManager를 직접 호출하지 않음</w:t>
+              <w:spacing w:after="0" w:line="240" w:lineRule="auto"/>
+            </w:pPr>
+            <w:r>
+              <w:rPr>
+                <w:rFonts w:ascii="SUIT" w:hAnsi="SUIT" w:eastAsia="SUIT"/>
+                <w:sz w:val="14"/>
+              </w:rPr>
+              <w:t>장비·버프가 PlayerStatManager 재계산 함수를 직접 호출하지 않음</w:t>
             </w:r>
           </w:p>
         </w:tc>
@@ -9656,23 +9668,24 @@
             </w:tcBorders>
             <w:shd w:val="clear" w:color="auto" w:fill="F5F7FA"/>
             <w:tcMar>
-              <w:top w:w="65" w:type="dxa"/>
+              <w:top w:w="28" w:type="dxa"/>
               <w:left w:w="80" w:type="dxa"/>
-              <w:bottom w:w="65" w:type="dxa"/>
+              <w:bottom w:w="28" w:type="dxa"/>
               <w:right w:w="80" w:type="dxa"/>
             </w:tcMar>
             <w:vAlign w:val="center"/>
           </w:tcPr>
           <w:p>
             <w:pPr>
-              <w:spacing w:after="0" w:line="259" w:lineRule="auto"/>
+              <w:spacing w:after="0" w:line="240" w:lineRule="auto"/>
               <w:jc w:val="center"/>
             </w:pPr>
             <w:r>
               <w:rPr>
-                <w:sz w:val="15"/>
-              </w:rPr>
-              <w:t>Health/Mana 최대값 정책</w:t>
+                <w:rFonts w:ascii="SUIT" w:hAnsi="SUIT" w:eastAsia="SUIT"/>
+                <w:sz w:val="14"/>
+              </w:rPr>
+              <w:t>체력/마나 최대값 갱신 규칙</w:t>
             </w:r>
           </w:p>
         </w:tc>
@@ -9687,22 +9700,25 @@
             </w:tcBorders>
             <w:shd w:val="clear" w:color="auto" w:fill="F5F7FA"/>
             <w:tcMar>
-              <w:top w:w="65" w:type="dxa"/>
+              <w:top w:w="28" w:type="dxa"/>
               <w:left w:w="80" w:type="dxa"/>
-              <w:bottom w:w="65" w:type="dxa"/>
+              <w:bottom w:w="28" w:type="dxa"/>
               <w:right w:w="80" w:type="dxa"/>
             </w:tcMar>
             <w:vAlign w:val="center"/>
           </w:tcPr>
           <w:p>
             <w:pPr>
-              <w:spacing w:after="0" w:line="259" w:lineRule="auto"/>
-            </w:pPr>
-            <w:r>
-              <w:rPr>
-                <w:sz w:val="15"/>
-              </w:rPr>
-              <w:t>통합 중 · 과정 해결 · 중간/중간</w:t>
+              <w:spacing w:after="0" w:line="240" w:lineRule="auto"/>
+            </w:pPr>
+            <w:r>
+              <w:rPr>
+                <w:rFonts w:ascii="SUIT" w:hAnsi="SUIT" w:eastAsia="SUIT"/>
+                <w:sz w:val="14"/>
+              </w:rPr>
+              <w:t>통합 중 · 통합 과정에서 해결</w:t>
+              <w:br/>
+              <w:t>난이도 중간 · 기존 기능 영향 중간</w:t>
             </w:r>
           </w:p>
         </w:tc>
@@ -9717,23 +9733,24 @@
             </w:tcBorders>
             <w:shd w:val="clear" w:color="auto" w:fill="F5F7FA"/>
             <w:tcMar>
-              <w:top w:w="65" w:type="dxa"/>
+              <w:top w:w="28" w:type="dxa"/>
               <w:left w:w="80" w:type="dxa"/>
-              <w:bottom w:w="65" w:type="dxa"/>
+              <w:bottom w:w="28" w:type="dxa"/>
               <w:right w:w="80" w:type="dxa"/>
             </w:tcMar>
             <w:vAlign w:val="center"/>
           </w:tcPr>
           <w:p>
             <w:pPr>
-              <w:spacing w:after="0" w:line="259" w:lineRule="auto"/>
+              <w:spacing w:after="0" w:line="240" w:lineRule="auto"/>
               <w:jc w:val="center"/>
             </w:pPr>
             <w:r>
               <w:rPr>
-                <w:sz w:val="15"/>
-              </w:rPr>
-              <w:t>Stat source 이벤트</w:t>
+                <w:rFonts w:ascii="SUIT" w:hAnsi="SUIT" w:eastAsia="SUIT"/>
+                <w:sz w:val="14"/>
+              </w:rPr>
+              <w:t>스탯 변경 알림</w:t>
             </w:r>
           </w:p>
         </w:tc>
@@ -9748,22 +9765,23 @@
             </w:tcBorders>
             <w:shd w:val="clear" w:color="auto" w:fill="F5F7FA"/>
             <w:tcMar>
-              <w:top w:w="65" w:type="dxa"/>
+              <w:top w:w="28" w:type="dxa"/>
               <w:left w:w="80" w:type="dxa"/>
-              <w:bottom w:w="65" w:type="dxa"/>
+              <w:bottom w:w="28" w:type="dxa"/>
               <w:right w:w="80" w:type="dxa"/>
             </w:tcMar>
             <w:vAlign w:val="center"/>
           </w:tcPr>
           <w:p>
             <w:pPr>
-              <w:spacing w:after="0" w:line="259" w:lineRule="auto"/>
-            </w:pPr>
-            <w:r>
-              <w:rPr>
-                <w:sz w:val="15"/>
-              </w:rPr>
-              <w:t>StatChanged 때 비율/클램프 정책만 적용</w:t>
+              <w:spacing w:after="0" w:line="240" w:lineRule="auto"/>
+            </w:pPr>
+            <w:r>
+              <w:rPr>
+                <w:rFonts w:ascii="SUIT" w:hAnsi="SUIT" w:eastAsia="SUIT"/>
+                <w:sz w:val="14"/>
+              </w:rPr>
+              <w:t>현재 비율 유지 또는 최대값 제한 중 합의한 규칙만 적용</w:t>
             </w:r>
           </w:p>
         </w:tc>
@@ -9783,23 +9801,24 @@
             </w:tcBorders>
             <w:shd w:val="clear" w:color="auto" w:fill="FFFFFF"/>
             <w:tcMar>
-              <w:top w:w="65" w:type="dxa"/>
+              <w:top w:w="28" w:type="dxa"/>
               <w:left w:w="80" w:type="dxa"/>
-              <w:bottom w:w="65" w:type="dxa"/>
+              <w:bottom w:w="28" w:type="dxa"/>
               <w:right w:w="80" w:type="dxa"/>
             </w:tcMar>
             <w:vAlign w:val="center"/>
           </w:tcPr>
           <w:p>
             <w:pPr>
-              <w:spacing w:after="0" w:line="259" w:lineRule="auto"/>
+              <w:spacing w:after="0" w:line="240" w:lineRule="auto"/>
               <w:jc w:val="center"/>
             </w:pPr>
             <w:r>
               <w:rPr>
-                <w:sz w:val="15"/>
-              </w:rPr>
-              <w:t>UniqueEffect 대상 Context</w:t>
+                <w:rFonts w:ascii="SUIT" w:hAnsi="SUIT" w:eastAsia="SUIT"/>
+                <w:sz w:val="14"/>
+              </w:rPr>
+              <w:t>고유 효과에 대상 플레이어 참조 전달</w:t>
             </w:r>
           </w:p>
         </w:tc>
@@ -9814,22 +9833,25 @@
             </w:tcBorders>
             <w:shd w:val="clear" w:color="auto" w:fill="FFFFFF"/>
             <w:tcMar>
-              <w:top w:w="65" w:type="dxa"/>
+              <w:top w:w="28" w:type="dxa"/>
               <w:left w:w="80" w:type="dxa"/>
-              <w:bottom w:w="65" w:type="dxa"/>
+              <w:bottom w:w="28" w:type="dxa"/>
               <w:right w:w="80" w:type="dxa"/>
             </w:tcMar>
             <w:vAlign w:val="center"/>
           </w:tcPr>
           <w:p>
             <w:pPr>
-              <w:spacing w:after="0" w:line="259" w:lineRule="auto"/>
-            </w:pPr>
-            <w:r>
-              <w:rPr>
-                <w:sz w:val="15"/>
-              </w:rPr>
-              <w:t>통합 중 · 공동 작업 · 중간/중간</w:t>
+              <w:spacing w:after="0" w:line="240" w:lineRule="auto"/>
+            </w:pPr>
+            <w:r>
+              <w:rPr>
+                <w:rFonts w:ascii="SUIT" w:hAnsi="SUIT" w:eastAsia="SUIT"/>
+                <w:sz w:val="14"/>
+              </w:rPr>
+              <w:t>통합 중 · 공동 작업</w:t>
+              <w:br/>
+              <w:t>난이도 중간 · 기존 기능 영향 중간</w:t>
             </w:r>
           </w:p>
         </w:tc>
@@ -9844,21 +9866,22 @@
             </w:tcBorders>
             <w:shd w:val="clear" w:color="auto" w:fill="FFFFFF"/>
             <w:tcMar>
-              <w:top w:w="65" w:type="dxa"/>
+              <w:top w:w="28" w:type="dxa"/>
               <w:left w:w="80" w:type="dxa"/>
-              <w:bottom w:w="65" w:type="dxa"/>
+              <w:bottom w:w="28" w:type="dxa"/>
               <w:right w:w="80" w:type="dxa"/>
             </w:tcMar>
             <w:vAlign w:val="center"/>
           </w:tcPr>
           <w:p>
             <w:pPr>
-              <w:spacing w:after="0" w:line="259" w:lineRule="auto"/>
+              <w:spacing w:after="0" w:line="240" w:lineRule="auto"/>
               <w:jc w:val="center"/>
             </w:pPr>
             <w:r>
               <w:rPr>
-                <w:sz w:val="15"/>
+                <w:rFonts w:ascii="SUIT" w:hAnsi="SUIT" w:eastAsia="SUIT"/>
+                <w:sz w:val="14"/>
               </w:rPr>
               <w:t>PlayerContext</w:t>
             </w:r>
@@ -9875,22 +9898,23 @@
             </w:tcBorders>
             <w:shd w:val="clear" w:color="auto" w:fill="FFFFFF"/>
             <w:tcMar>
-              <w:top w:w="65" w:type="dxa"/>
+              <w:top w:w="28" w:type="dxa"/>
               <w:left w:w="80" w:type="dxa"/>
-              <w:bottom w:w="65" w:type="dxa"/>
+              <w:bottom w:w="28" w:type="dxa"/>
               <w:right w:w="80" w:type="dxa"/>
             </w:tcMar>
             <w:vAlign w:val="center"/>
           </w:tcPr>
           <w:p>
             <w:pPr>
-              <w:spacing w:after="0" w:line="259" w:lineRule="auto"/>
-            </w:pPr>
-            <w:r>
-              <w:rPr>
-                <w:sz w:val="15"/>
-              </w:rPr>
-              <w:t>BuffManager.Instance 없이 장착자 사용</w:t>
+              <w:spacing w:after="0" w:line="240" w:lineRule="auto"/>
+            </w:pPr>
+            <w:r>
+              <w:rPr>
+                <w:rFonts w:ascii="SUIT" w:hAnsi="SUIT" w:eastAsia="SUIT"/>
+                <w:sz w:val="14"/>
+              </w:rPr>
+              <w:t>BuffManager.Instance 대신 실제 장착 플레이어 사용</w:t>
             </w:r>
           </w:p>
         </w:tc>
@@ -9910,23 +9934,24 @@
             </w:tcBorders>
             <w:shd w:val="clear" w:color="auto" w:fill="F5F7FA"/>
             <w:tcMar>
-              <w:top w:w="65" w:type="dxa"/>
+              <w:top w:w="28" w:type="dxa"/>
               <w:left w:w="80" w:type="dxa"/>
-              <w:bottom w:w="65" w:type="dxa"/>
+              <w:bottom w:w="28" w:type="dxa"/>
               <w:right w:w="80" w:type="dxa"/>
             </w:tcMar>
             <w:vAlign w:val="center"/>
           </w:tcPr>
           <w:p>
             <w:pPr>
-              <w:spacing w:after="0" w:line="259" w:lineRule="auto"/>
+              <w:spacing w:after="0" w:line="240" w:lineRule="auto"/>
               <w:jc w:val="center"/>
             </w:pPr>
             <w:r>
               <w:rPr>
-                <w:sz w:val="15"/>
-              </w:rPr>
-              <w:t>CombatSnapshot 읽기 adapter</w:t>
+                <w:rFonts w:ascii="SUIT" w:hAnsi="SUIT" w:eastAsia="SUIT"/>
+                <w:sz w:val="14"/>
+              </w:rPr>
+              <w:t>전투 수치 읽기 연결부(CombatSnapshot)</w:t>
             </w:r>
           </w:p>
         </w:tc>
@@ -9941,22 +9966,25 @@
             </w:tcBorders>
             <w:shd w:val="clear" w:color="auto" w:fill="F5F7FA"/>
             <w:tcMar>
-              <w:top w:w="65" w:type="dxa"/>
+              <w:top w:w="28" w:type="dxa"/>
               <w:left w:w="80" w:type="dxa"/>
-              <w:bottom w:w="65" w:type="dxa"/>
+              <w:bottom w:w="28" w:type="dxa"/>
               <w:right w:w="80" w:type="dxa"/>
             </w:tcMar>
             <w:vAlign w:val="center"/>
           </w:tcPr>
           <w:p>
             <w:pPr>
-              <w:spacing w:after="0" w:line="259" w:lineRule="auto"/>
-            </w:pPr>
-            <w:r>
-              <w:rPr>
-                <w:sz w:val="15"/>
-              </w:rPr>
-              <w:t>통합 중 · 공동 작업 · 중간/중간</w:t>
+              <w:spacing w:after="0" w:line="240" w:lineRule="auto"/>
+            </w:pPr>
+            <w:r>
+              <w:rPr>
+                <w:rFonts w:ascii="SUIT" w:hAnsi="SUIT" w:eastAsia="SUIT"/>
+                <w:sz w:val="14"/>
+              </w:rPr>
+              <w:t>통합 중 · 공동 작업</w:t>
+              <w:br/>
+              <w:t>난이도 중간 · 기존 기능 영향 중간</w:t>
             </w:r>
           </w:p>
         </w:tc>
@@ -9971,23 +9999,24 @@
             </w:tcBorders>
             <w:shd w:val="clear" w:color="auto" w:fill="F5F7FA"/>
             <w:tcMar>
-              <w:top w:w="65" w:type="dxa"/>
+              <w:top w:w="28" w:type="dxa"/>
               <w:left w:w="80" w:type="dxa"/>
-              <w:bottom w:w="65" w:type="dxa"/>
+              <w:bottom w:w="28" w:type="dxa"/>
               <w:right w:w="80" w:type="dxa"/>
             </w:tcMar>
             <w:vAlign w:val="center"/>
           </w:tcPr>
           <w:p>
             <w:pPr>
-              <w:spacing w:after="0" w:line="259" w:lineRule="auto"/>
+              <w:spacing w:after="0" w:line="240" w:lineRule="auto"/>
               <w:jc w:val="center"/>
             </w:pPr>
             <w:r>
               <w:rPr>
-                <w:sz w:val="15"/>
-              </w:rPr>
-              <w:t>최종 Stat 필드 합의</w:t>
+                <w:rFonts w:ascii="SUIT" w:hAnsi="SUIT" w:eastAsia="SUIT"/>
+                <w:sz w:val="14"/>
+              </w:rPr>
+              <w:t>전투에 제공할 최종 스탯 항목 합의</w:t>
             </w:r>
           </w:p>
         </w:tc>
@@ -10002,22 +10031,23 @@
             </w:tcBorders>
             <w:shd w:val="clear" w:color="auto" w:fill="F5F7FA"/>
             <w:tcMar>
-              <w:top w:w="65" w:type="dxa"/>
+              <w:top w:w="28" w:type="dxa"/>
               <w:left w:w="80" w:type="dxa"/>
-              <w:bottom w:w="65" w:type="dxa"/>
+              <w:bottom w:w="28" w:type="dxa"/>
               <w:right w:w="80" w:type="dxa"/>
             </w:tcMar>
             <w:vAlign w:val="center"/>
           </w:tcPr>
           <w:p>
             <w:pPr>
-              <w:spacing w:after="0" w:line="259" w:lineRule="auto"/>
-            </w:pPr>
-            <w:r>
-              <w:rPr>
-                <w:sz w:val="15"/>
-              </w:rPr>
-              <w:t>전투가 구체 StatManager 변경 API를 참조하지 않음</w:t>
+              <w:spacing w:after="0" w:line="240" w:lineRule="auto"/>
+            </w:pPr>
+            <w:r>
+              <w:rPr>
+                <w:rFonts w:ascii="SUIT" w:hAnsi="SUIT" w:eastAsia="SUIT"/>
+                <w:sz w:val="14"/>
+              </w:rPr>
+              <w:t>전투가 PlayerStatManager 변경 함수를 직접 호출하지 않음</w:t>
             </w:r>
           </w:p>
         </w:tc>
@@ -10054,9 +10084,9 @@
             </w:tcBorders>
             <w:shd w:val="clear" w:color="auto" w:fill="EDF2F8"/>
             <w:tcMar>
-              <w:top w:w="55" w:type="dxa"/>
+              <w:top w:w="28" w:type="dxa"/>
               <w:left w:w="100" w:type="dxa"/>
-              <w:bottom w:w="55" w:type="dxa"/>
+              <w:bottom w:w="28" w:type="dxa"/>
               <w:right w:w="100" w:type="dxa"/>
             </w:tcMar>
             <w:vAlign w:val="center"/>
@@ -10067,10 +10097,10 @@
             </w:pPr>
             <w:r>
               <w:rPr>
-                <w:rFonts w:ascii="SUIT Medium" w:eastAsia="SUIT Medium" w:hAnsi="SUIT Medium"/>
+                <w:rFonts w:ascii="SUIT" w:eastAsia="SUIT" w:hAnsi="SUIT"/>
                 <w:b/>
                 <w:color w:val="203A5F"/>
-                <w:sz w:val="16"/>
+                <w:sz w:val="14"/>
               </w:rPr>
               <w:t>주요 클래스·파일</w:t>
             </w:r>
@@ -10087,20 +10117,21 @@
             </w:tcBorders>
             <w:shd w:val="clear" w:color="auto" w:fill="FFFFFF"/>
             <w:tcMar>
-              <w:top w:w="55" w:type="dxa"/>
+              <w:top w:w="28" w:type="dxa"/>
               <w:left w:w="100" w:type="dxa"/>
-              <w:bottom w:w="55" w:type="dxa"/>
+              <w:bottom w:w="28" w:type="dxa"/>
               <w:right w:w="100" w:type="dxa"/>
             </w:tcMar>
             <w:vAlign w:val="center"/>
           </w:tcPr>
           <w:p>
             <w:pPr>
-              <w:spacing w:after="0" w:line="259" w:lineRule="auto"/>
-            </w:pPr>
-            <w:r>
-              <w:rPr>
-                <w:sz w:val="16"/>
+              <w:spacing w:after="0" w:line="240" w:lineRule="auto"/>
+            </w:pPr>
+            <w:r>
+              <w:rPr>
+                <w:rFonts w:ascii="SUIT" w:hAnsi="SUIT" w:eastAsia="SUIT"/>
+                <w:sz w:val="14"/>
               </w:rPr>
               <w:t>PlayerStatManager, PlayerStat, PlayerEquipManager, PlayerBuffManager, PlayerHealthManager, PlayerManaManager, PassiveBuffUniqueEffectSO, TriggeredBuffUniqueEffectSO</w:t>
             </w:r>
@@ -10122,9 +10153,9 @@
             </w:tcBorders>
             <w:shd w:val="clear" w:color="auto" w:fill="F5F7FA"/>
             <w:tcMar>
-              <w:top w:w="55" w:type="dxa"/>
+              <w:top w:w="28" w:type="dxa"/>
               <w:left w:w="100" w:type="dxa"/>
-              <w:bottom w:w="55" w:type="dxa"/>
+              <w:bottom w:w="28" w:type="dxa"/>
               <w:right w:w="100" w:type="dxa"/>
             </w:tcMar>
             <w:vAlign w:val="center"/>
@@ -10135,10 +10166,10 @@
             </w:pPr>
             <w:r>
               <w:rPr>
-                <w:rFonts w:ascii="SUIT Medium" w:eastAsia="SUIT Medium" w:hAnsi="SUIT Medium"/>
+                <w:rFonts w:ascii="SUIT" w:eastAsia="SUIT" w:hAnsi="SUIT"/>
                 <w:b/>
                 <w:color w:val="203A5F"/>
-                <w:sz w:val="16"/>
+                <w:sz w:val="14"/>
               </w:rPr>
               <w:t>협업·선행</w:t>
             </w:r>
@@ -10155,22 +10186,23 @@
             </w:tcBorders>
             <w:shd w:val="clear" w:color="auto" w:fill="F5F7FA"/>
             <w:tcMar>
-              <w:top w:w="55" w:type="dxa"/>
+              <w:top w:w="28" w:type="dxa"/>
               <w:left w:w="100" w:type="dxa"/>
-              <w:bottom w:w="55" w:type="dxa"/>
+              <w:bottom w:w="28" w:type="dxa"/>
               <w:right w:w="100" w:type="dxa"/>
             </w:tcMar>
             <w:vAlign w:val="center"/>
           </w:tcPr>
           <w:p>
             <w:pPr>
-              <w:spacing w:after="0" w:line="259" w:lineRule="auto"/>
-            </w:pPr>
-            <w:r>
-              <w:rPr>
-                <w:sz w:val="16"/>
-              </w:rPr>
-              <w:t>PlayerContext 담당 미정 / 김성우(장비 StatSet·SO), 우병헌(CombatSnapshot·Health), 김관영(Stat/HUD), 조용준(Data/Game/Scene Manager 경계)</w:t>
+              <w:spacing w:after="0" w:line="240" w:lineRule="auto"/>
+            </w:pPr>
+            <w:r>
+              <w:rPr>
+                <w:rFonts w:ascii="SUIT" w:hAnsi="SUIT" w:eastAsia="SUIT"/>
+                <w:sz w:val="14"/>
+              </w:rPr>
+              <w:t>플레이어별 참조 묶음(PlayerContext) 담당 미정 / 김성우(장비 스탯 묶음·SO), 우병헌(공격 시점 전투 수치·체력), 김관영(스탯/HUD), 조용준(데이터·게임·씬 Manager 경계)</w:t>
             </w:r>
           </w:p>
         </w:tc>
@@ -10190,9 +10222,9 @@
             </w:tcBorders>
             <w:shd w:val="clear" w:color="auto" w:fill="EDF2F8"/>
             <w:tcMar>
-              <w:top w:w="55" w:type="dxa"/>
+              <w:top w:w="28" w:type="dxa"/>
               <w:left w:w="100" w:type="dxa"/>
-              <w:bottom w:w="55" w:type="dxa"/>
+              <w:bottom w:w="28" w:type="dxa"/>
               <w:right w:w="100" w:type="dxa"/>
             </w:tcMar>
             <w:vAlign w:val="center"/>
@@ -10203,10 +10235,10 @@
             </w:pPr>
             <w:r>
               <w:rPr>
-                <w:rFonts w:ascii="SUIT Medium" w:eastAsia="SUIT Medium" w:hAnsi="SUIT Medium"/>
+                <w:rFonts w:ascii="SUIT" w:eastAsia="SUIT" w:hAnsi="SUIT"/>
                 <w:b/>
                 <w:color w:val="203A5F"/>
-                <w:sz w:val="16"/>
+                <w:sz w:val="14"/>
               </w:rPr>
               <w:t>완료 기준</w:t>
             </w:r>
@@ -10223,22 +10255,23 @@
             </w:tcBorders>
             <w:shd w:val="clear" w:color="auto" w:fill="FFFFFF"/>
             <w:tcMar>
-              <w:top w:w="55" w:type="dxa"/>
+              <w:top w:w="28" w:type="dxa"/>
               <w:left w:w="100" w:type="dxa"/>
-              <w:bottom w:w="55" w:type="dxa"/>
+              <w:bottom w:w="28" w:type="dxa"/>
               <w:right w:w="100" w:type="dxa"/>
             </w:tcMar>
             <w:vAlign w:val="center"/>
           </w:tcPr>
           <w:p>
             <w:pPr>
-              <w:spacing w:after="0" w:line="259" w:lineRule="auto"/>
-            </w:pPr>
-            <w:r>
-              <w:rPr>
-                <w:sz w:val="16"/>
-              </w:rPr>
-              <w:t>최종 Stat은 PlayerStatManager가 합산하고 장비·버프는 Changed만 발행하며 Health/Mana·전투·UI가 동일 플레이어 인스턴스의 읽기 값과 이벤트를 사용</w:t>
+              <w:spacing w:after="0" w:line="240" w:lineRule="auto"/>
+            </w:pPr>
+            <w:r>
+              <w:rPr>
+                <w:rFonts w:ascii="SUIT" w:hAnsi="SUIT" w:eastAsia="SUIT"/>
+                <w:sz w:val="14"/>
+              </w:rPr>
+              <w:t>최종 스탯은 PlayerStatManager가 합산하고 장비·버프는 변경 알림만 보내며, 체력/마나·전투·UI가 같은 플레이어 인스턴스의 값과 이벤트를 사용</w:t>
             </w:r>
           </w:p>
         </w:tc>
@@ -10258,9 +10291,9 @@
             </w:tcBorders>
             <w:shd w:val="clear" w:color="auto" w:fill="F5F7FA"/>
             <w:tcMar>
-              <w:top w:w="55" w:type="dxa"/>
+              <w:top w:w="28" w:type="dxa"/>
               <w:left w:w="100" w:type="dxa"/>
-              <w:bottom w:w="55" w:type="dxa"/>
+              <w:bottom w:w="28" w:type="dxa"/>
               <w:right w:w="100" w:type="dxa"/>
             </w:tcMar>
             <w:vAlign w:val="center"/>
@@ -10271,12 +10304,12 @@
             </w:pPr>
             <w:r>
               <w:rPr>
-                <w:rFonts w:ascii="SUIT Medium" w:eastAsia="SUIT Medium" w:hAnsi="SUIT Medium"/>
+                <w:rFonts w:ascii="SUIT" w:eastAsia="SUIT" w:hAnsi="SUIT"/>
                 <w:b/>
                 <w:color w:val="203A5F"/>
-                <w:sz w:val="16"/>
-              </w:rPr>
-              <w:t>회귀 위험·검토</w:t>
+                <w:sz w:val="14"/>
+              </w:rPr>
+              <w:t>기존 기능 영향·검토</w:t>
             </w:r>
           </w:p>
         </w:tc>
@@ -10291,22 +10324,23 @@
             </w:tcBorders>
             <w:shd w:val="clear" w:color="auto" w:fill="F5F7FA"/>
             <w:tcMar>
-              <w:top w:w="55" w:type="dxa"/>
+              <w:top w:w="28" w:type="dxa"/>
               <w:left w:w="100" w:type="dxa"/>
-              <w:bottom w:w="55" w:type="dxa"/>
+              <w:bottom w:w="28" w:type="dxa"/>
               <w:right w:w="100" w:type="dxa"/>
             </w:tcMar>
             <w:vAlign w:val="center"/>
           </w:tcPr>
           <w:p>
             <w:pPr>
-              <w:spacing w:after="0" w:line="259" w:lineRule="auto"/>
-            </w:pPr>
-            <w:r>
-              <w:rPr>
-                <w:sz w:val="16"/>
-              </w:rPr>
-              <w:t>중간: 버프 만료·중첩, 최대 HP/MP 갱신, 씬 재진입, 몬스터 변수 계약 / 테스트: provider 변경·장비/버프 동시 변경·최대값 정책·CombatSnapshot 불변성</w:t>
+              <w:spacing w:after="0" w:line="240" w:lineRule="auto"/>
+            </w:pPr>
+            <w:r>
+              <w:rPr>
+                <w:rFonts w:ascii="SUIT" w:hAnsi="SUIT" w:eastAsia="SUIT"/>
+                <w:sz w:val="14"/>
+              </w:rPr>
+              <w:t>기존 기능 영향 중간: 버프 만료·중첩, 최대 체력/마나 갱신, 씬 재진입, 몬스터 변수 규칙 / 테스트: 장비·버프 값 변경, 두 값의 동시 변경, 최대값 정책, 공격 시점 수치의 불변성</w:t>
             </w:r>
           </w:p>
         </w:tc>
@@ -10326,9 +10360,9 @@
             </w:tcBorders>
             <w:shd w:val="clear" w:color="auto" w:fill="EDF2F8"/>
             <w:tcMar>
-              <w:top w:w="55" w:type="dxa"/>
+              <w:top w:w="28" w:type="dxa"/>
               <w:left w:w="100" w:type="dxa"/>
-              <w:bottom w:w="55" w:type="dxa"/>
+              <w:bottom w:w="28" w:type="dxa"/>
               <w:right w:w="100" w:type="dxa"/>
             </w:tcMar>
             <w:vAlign w:val="center"/>
@@ -10339,10 +10373,10 @@
             </w:pPr>
             <w:r>
               <w:rPr>
-                <w:rFonts w:ascii="SUIT Medium" w:eastAsia="SUIT Medium" w:hAnsi="SUIT Medium"/>
+                <w:rFonts w:ascii="SUIT" w:eastAsia="SUIT" w:hAnsi="SUIT"/>
                 <w:b/>
                 <w:color w:val="203A5F"/>
-                <w:sz w:val="16"/>
+                <w:sz w:val="14"/>
               </w:rPr>
               <w:t>이번 단계에서 하지 않음</w:t>
             </w:r>
@@ -10359,20 +10393,21 @@
             </w:tcBorders>
             <w:shd w:val="clear" w:color="auto" w:fill="FFFFFF"/>
             <w:tcMar>
-              <w:top w:w="55" w:type="dxa"/>
+              <w:top w:w="28" w:type="dxa"/>
               <w:left w:w="100" w:type="dxa"/>
-              <w:bottom w:w="55" w:type="dxa"/>
+              <w:bottom w:w="28" w:type="dxa"/>
               <w:right w:w="100" w:type="dxa"/>
             </w:tcMar>
             <w:vAlign w:val="center"/>
           </w:tcPr>
           <w:p>
             <w:pPr>
-              <w:spacing w:after="0" w:line="259" w:lineRule="auto"/>
-            </w:pPr>
-            <w:r>
-              <w:rPr>
-                <w:sz w:val="16"/>
+              <w:spacing w:after="0" w:line="240" w:lineRule="auto"/>
+            </w:pPr>
+            <w:r>
+              <w:rPr>
+                <w:rFonts w:ascii="SUIT" w:hAnsi="SUIT" w:eastAsia="SUIT"/>
+                <w:sz w:val="14"/>
               </w:rPr>
               <w:t>모든 Manager 제거, 모든 스킬 전략화, 거대 공통 Stat 인터페이스, Mirror 동기화</w:t>
             </w:r>
@@ -10427,9 +10462,10 @@
       </w:pPr>
       <w:r>
         <w:rPr>
+          <w:rFonts w:ascii="SUIT" w:hAnsi="SUIT" w:eastAsia="SUIT"/>
           <w:color w:val="657285"/>
         </w:rPr>
-        <w:t>맵·스테이지·몬스터 모델·캠프 NPC·임시 저장 작업을 공통 씬과 서비스 경계를 지키며 통합합니다.</w:t>
+        <w:t>맵·스테이지·몬스터 모델·캠프 NPC·임시 저장 작업을 공통 씬과 시스템 호출 경계를 지키며 통합합니다.</w:t>
       </w:r>
     </w:p>
     <w:p>
@@ -10438,11 +10474,11 @@
       </w:pPr>
       <w:r>
         <w:rPr>
-          <w:rFonts w:ascii="SUIT Medium" w:eastAsia="SUIT Medium" w:hAnsi="SUIT Medium"/>
+          <w:rFonts w:ascii="SUIT" w:eastAsia="SUIT" w:hAnsi="SUIT"/>
           <w:b/>
           <w:color w:val="5B4B7A"/>
         </w:rPr>
-        <w:t>수정 대상 시스템 전투·캠프·보스 맵 / 스테이지 선택 / 몬스터 모델·prefab / 캠프 NPC / 임시 Save DTO / Scene 연결</w:t>
+        <w:t>수정 대상 시스템 전투·캠프·보스 맵 / 스테이지 선택 / 몬스터 모델·프리팹 / 캠프 NPC / 임시 저장 데이터(DTO) / 씬 연결</w:t>
       </w:r>
     </w:p>
     <w:tbl>
@@ -11037,12 +11073,12 @@
             </w:pPr>
             <w:r>
               <w:rPr>
-                <w:rFonts w:ascii="SUIT Medium" w:eastAsia="SUIT Medium" w:hAnsi="SUIT Medium"/>
+                <w:rFonts w:ascii="SUIT" w:eastAsia="SUIT" w:hAnsi="SUIT"/>
                 <w:b/>
                 <w:color w:val="9B7315"/>
                 <w:sz w:val="16"/>
               </w:rPr>
-              <w:t>일정 주의 몬스터 폴리곤 축소(7/4~10)는 우병헌의 몬스터·스폰·애니메이션/이펙트 후속과 같은 prefab을 건드릴 수 있습니다. 모델/prefab 소유자와 반영 순서를 머지 전에 합의합니다.</w:t>
+              <w:t>일정 주의 몬스터 폴리곤 축소(7/4~10)는 우병헌의 몬스터·스폰·애니메이션/이펙트 후속 작업과 같은 프리팹을 수정할 수 있습니다. 모델/프리팹 담당자와 반영 순서를 머지 전에 합의합니다.</w:t>
             </w:r>
           </w:p>
         </w:tc>
@@ -11101,9 +11137,9 @@
             </w:tcBorders>
             <w:shd w:val="clear" w:color="auto" w:fill="5B4B7A"/>
             <w:tcMar>
-              <w:top w:w="80" w:type="dxa"/>
+              <w:top w:w="28" w:type="dxa"/>
               <w:left w:w="85" w:type="dxa"/>
-              <w:bottom w:w="80" w:type="dxa"/>
+              <w:bottom w:w="28" w:type="dxa"/>
               <w:right w:w="85" w:type="dxa"/>
             </w:tcMar>
             <w:vAlign w:val="center"/>
@@ -11115,10 +11151,10 @@
             </w:pPr>
             <w:r>
               <w:rPr>
-                <w:rFonts w:ascii="SUIT Medium" w:eastAsia="SUIT Medium" w:hAnsi="SUIT Medium"/>
+                <w:rFonts w:ascii="SUIT" w:eastAsia="SUIT" w:hAnsi="SUIT"/>
                 <w:b/>
                 <w:color w:val="FFFFFF"/>
-                <w:sz w:val="15"/>
+                <w:sz w:val="14"/>
               </w:rPr>
               <w:t>실행 항목</w:t>
             </w:r>
@@ -11135,9 +11171,9 @@
             </w:tcBorders>
             <w:shd w:val="clear" w:color="auto" w:fill="5B4B7A"/>
             <w:tcMar>
-              <w:top w:w="80" w:type="dxa"/>
+              <w:top w:w="28" w:type="dxa"/>
               <w:left w:w="85" w:type="dxa"/>
-              <w:bottom w:w="80" w:type="dxa"/>
+              <w:bottom w:w="28" w:type="dxa"/>
               <w:right w:w="85" w:type="dxa"/>
             </w:tcMar>
             <w:vAlign w:val="center"/>
@@ -11149,12 +11185,14 @@
             </w:pPr>
             <w:r>
               <w:rPr>
-                <w:rFonts w:ascii="SUIT Medium" w:eastAsia="SUIT Medium" w:hAnsi="SUIT Medium"/>
+                <w:rFonts w:ascii="SUIT" w:eastAsia="SUIT" w:hAnsi="SUIT"/>
                 <w:b/>
                 <w:color w:val="FFFFFF"/>
-                <w:sz w:val="15"/>
-              </w:rPr>
-              <w:t>표기</w:t>
+                <w:sz w:val="14"/>
+              </w:rPr>
+              <w:t>시점·상태</w:t>
+              <w:br/>
+              <w:t>난이도·기존 기능 영향</w:t>
             </w:r>
           </w:p>
         </w:tc>
@@ -11169,9 +11207,9 @@
             </w:tcBorders>
             <w:shd w:val="clear" w:color="auto" w:fill="5B4B7A"/>
             <w:tcMar>
-              <w:top w:w="80" w:type="dxa"/>
+              <w:top w:w="28" w:type="dxa"/>
               <w:left w:w="85" w:type="dxa"/>
-              <w:bottom w:w="80" w:type="dxa"/>
+              <w:bottom w:w="28" w:type="dxa"/>
               <w:right w:w="85" w:type="dxa"/>
             </w:tcMar>
             <w:vAlign w:val="center"/>
@@ -11183,12 +11221,12 @@
             </w:pPr>
             <w:r>
               <w:rPr>
-                <w:rFonts w:ascii="SUIT Medium" w:eastAsia="SUIT Medium" w:hAnsi="SUIT Medium"/>
+                <w:rFonts w:ascii="SUIT" w:eastAsia="SUIT" w:hAnsi="SUIT"/>
                 <w:b/>
                 <w:color w:val="FFFFFF"/>
-                <w:sz w:val="15"/>
-              </w:rPr>
-              <w:t>선행 작업</w:t>
+                <w:sz w:val="14"/>
+              </w:rPr>
+              <w:t>먼저 끝나야 하는 일</w:t>
             </w:r>
           </w:p>
         </w:tc>
@@ -11203,9 +11241,9 @@
             </w:tcBorders>
             <w:shd w:val="clear" w:color="auto" w:fill="5B4B7A"/>
             <w:tcMar>
-              <w:top w:w="80" w:type="dxa"/>
+              <w:top w:w="28" w:type="dxa"/>
               <w:left w:w="85" w:type="dxa"/>
-              <w:bottom w:w="80" w:type="dxa"/>
+              <w:bottom w:w="28" w:type="dxa"/>
               <w:right w:w="85" w:type="dxa"/>
             </w:tcMar>
             <w:vAlign w:val="center"/>
@@ -11217,10 +11255,10 @@
             </w:pPr>
             <w:r>
               <w:rPr>
-                <w:rFonts w:ascii="SUIT Medium" w:eastAsia="SUIT Medium" w:hAnsi="SUIT Medium"/>
+                <w:rFonts w:ascii="SUIT" w:eastAsia="SUIT" w:hAnsi="SUIT"/>
                 <w:b/>
                 <w:color w:val="FFFFFF"/>
-                <w:sz w:val="15"/>
+                <w:sz w:val="14"/>
               </w:rPr>
               <w:t>완료 조건</w:t>
             </w:r>
@@ -11242,23 +11280,24 @@
             </w:tcBorders>
             <w:shd w:val="clear" w:color="auto" w:fill="FFFFFF"/>
             <w:tcMar>
-              <w:top w:w="65" w:type="dxa"/>
+              <w:top w:w="28" w:type="dxa"/>
               <w:left w:w="80" w:type="dxa"/>
-              <w:bottom w:w="65" w:type="dxa"/>
+              <w:bottom w:w="28" w:type="dxa"/>
               <w:right w:w="80" w:type="dxa"/>
             </w:tcMar>
             <w:vAlign w:val="center"/>
           </w:tcPr>
           <w:p>
             <w:pPr>
-              <w:spacing w:after="0" w:line="259" w:lineRule="auto"/>
+              <w:spacing w:after="0" w:line="240" w:lineRule="auto"/>
               <w:jc w:val="center"/>
             </w:pPr>
             <w:r>
               <w:rPr>
-                <w:sz w:val="15"/>
-              </w:rPr>
-              <w:t>캠프 NPC를 요청 API에 연결</w:t>
+                <w:rFonts w:ascii="SUIT" w:hAnsi="SUIT" w:eastAsia="SUIT"/>
+                <w:sz w:val="14"/>
+              </w:rPr>
+              <w:t>캠프 NPC를 상점·강화 요청 함수(API)에 연결</w:t>
             </w:r>
           </w:p>
         </w:tc>
@@ -11273,22 +11312,25 @@
             </w:tcBorders>
             <w:shd w:val="clear" w:color="auto" w:fill="FFFFFF"/>
             <w:tcMar>
-              <w:top w:w="65" w:type="dxa"/>
+              <w:top w:w="28" w:type="dxa"/>
               <w:left w:w="80" w:type="dxa"/>
-              <w:bottom w:w="65" w:type="dxa"/>
+              <w:bottom w:w="28" w:type="dxa"/>
               <w:right w:w="80" w:type="dxa"/>
             </w:tcMar>
             <w:vAlign w:val="center"/>
           </w:tcPr>
           <w:p>
             <w:pPr>
-              <w:spacing w:after="0" w:line="259" w:lineRule="auto"/>
-            </w:pPr>
-            <w:r>
-              <w:rPr>
-                <w:sz w:val="15"/>
-              </w:rPr>
-              <w:t>통합 중 · 공동 작업 · 중간/중간</w:t>
+              <w:spacing w:after="0" w:line="240" w:lineRule="auto"/>
+            </w:pPr>
+            <w:r>
+              <w:rPr>
+                <w:rFonts w:ascii="SUIT" w:hAnsi="SUIT" w:eastAsia="SUIT"/>
+                <w:sz w:val="14"/>
+              </w:rPr>
+              <w:t>통합 중 · 공동 작업</w:t>
+              <w:br/>
+              <w:t>난이도 중간 · 기존 기능 영향 중간</w:t>
             </w:r>
           </w:p>
         </w:tc>
@@ -11303,23 +11345,24 @@
             </w:tcBorders>
             <w:shd w:val="clear" w:color="auto" w:fill="FFFFFF"/>
             <w:tcMar>
-              <w:top w:w="65" w:type="dxa"/>
+              <w:top w:w="28" w:type="dxa"/>
               <w:left w:w="80" w:type="dxa"/>
-              <w:bottom w:w="65" w:type="dxa"/>
+              <w:bottom w:w="28" w:type="dxa"/>
               <w:right w:w="80" w:type="dxa"/>
             </w:tcMar>
             <w:vAlign w:val="center"/>
           </w:tcPr>
           <w:p>
             <w:pPr>
-              <w:spacing w:after="0" w:line="259" w:lineRule="auto"/>
+              <w:spacing w:after="0" w:line="240" w:lineRule="auto"/>
               <w:jc w:val="center"/>
             </w:pPr>
             <w:r>
               <w:rPr>
-                <w:sz w:val="15"/>
-              </w:rPr>
-              <w:t>Shop/Upgrade 결과 계약</w:t>
+                <w:rFonts w:ascii="SUIT" w:hAnsi="SUIT" w:eastAsia="SUIT"/>
+                <w:sz w:val="14"/>
+              </w:rPr>
+              <w:t>상점/강화의 성공·실패 결과 규칙</w:t>
             </w:r>
           </w:p>
         </w:tc>
@@ -11334,22 +11377,23 @@
             </w:tcBorders>
             <w:shd w:val="clear" w:color="auto" w:fill="FFFFFF"/>
             <w:tcMar>
-              <w:top w:w="65" w:type="dxa"/>
+              <w:top w:w="28" w:type="dxa"/>
               <w:left w:w="80" w:type="dxa"/>
-              <w:bottom w:w="65" w:type="dxa"/>
+              <w:bottom w:w="28" w:type="dxa"/>
               <w:right w:w="80" w:type="dxa"/>
             </w:tcMar>
             <w:vAlign w:val="center"/>
           </w:tcPr>
           <w:p>
             <w:pPr>
-              <w:spacing w:after="0" w:line="259" w:lineRule="auto"/>
-            </w:pPr>
-            <w:r>
-              <w:rPr>
-                <w:sz w:val="15"/>
-              </w:rPr>
-              <w:t>실패 결과를 UI/맵에 반영</w:t>
+              <w:spacing w:after="0" w:line="240" w:lineRule="auto"/>
+            </w:pPr>
+            <w:r>
+              <w:rPr>
+                <w:rFonts w:ascii="SUIT" w:hAnsi="SUIT" w:eastAsia="SUIT"/>
+                <w:sz w:val="14"/>
+              </w:rPr>
+              <w:t>실패 이유를 UI/맵에 표시하고 서비스 결과대로만 상태 변경</w:t>
             </w:r>
           </w:p>
         </w:tc>
@@ -11369,23 +11413,24 @@
             </w:tcBorders>
             <w:shd w:val="clear" w:color="auto" w:fill="F5F7FA"/>
             <w:tcMar>
-              <w:top w:w="65" w:type="dxa"/>
+              <w:top w:w="28" w:type="dxa"/>
               <w:left w:w="80" w:type="dxa"/>
-              <w:bottom w:w="65" w:type="dxa"/>
+              <w:bottom w:w="28" w:type="dxa"/>
               <w:right w:w="80" w:type="dxa"/>
             </w:tcMar>
             <w:vAlign w:val="center"/>
           </w:tcPr>
           <w:p>
             <w:pPr>
-              <w:spacing w:after="0" w:line="259" w:lineRule="auto"/>
+              <w:spacing w:after="0" w:line="240" w:lineRule="auto"/>
               <w:jc w:val="center"/>
             </w:pPr>
             <w:r>
               <w:rPr>
-                <w:sz w:val="15"/>
-              </w:rPr>
-              <w:t>임시 Save는 DTO snapshot으로 제한</w:t>
+                <w:rFonts w:ascii="SUIT" w:hAnsi="SUIT" w:eastAsia="SUIT"/>
+                <w:sz w:val="14"/>
+              </w:rPr>
+              <w:t>임시 저장은 DTO 시점 복사본(snapshot)으로 제한</w:t>
             </w:r>
           </w:p>
         </w:tc>
@@ -11400,22 +11445,25 @@
             </w:tcBorders>
             <w:shd w:val="clear" w:color="auto" w:fill="F5F7FA"/>
             <w:tcMar>
-              <w:top w:w="65" w:type="dxa"/>
+              <w:top w:w="28" w:type="dxa"/>
               <w:left w:w="80" w:type="dxa"/>
-              <w:bottom w:w="65" w:type="dxa"/>
+              <w:bottom w:w="28" w:type="dxa"/>
               <w:right w:w="80" w:type="dxa"/>
             </w:tcMar>
             <w:vAlign w:val="center"/>
           </w:tcPr>
           <w:p>
             <w:pPr>
-              <w:spacing w:after="0" w:line="259" w:lineRule="auto"/>
-            </w:pPr>
-            <w:r>
-              <w:rPr>
-                <w:sz w:val="15"/>
-              </w:rPr>
-              <w:t>현재 유지 · 검토 · 낮음/중간</w:t>
+              <w:spacing w:after="0" w:line="240" w:lineRule="auto"/>
+            </w:pPr>
+            <w:r>
+              <w:rPr>
+                <w:rFonts w:ascii="SUIT" w:hAnsi="SUIT" w:eastAsia="SUIT"/>
+                <w:sz w:val="14"/>
+              </w:rPr>
+              <w:t>현재 유지 · 검토 필요</w:t>
+              <w:br/>
+              <w:t>난이도 낮음 · 기존 기능 영향 중간</w:t>
             </w:r>
           </w:p>
         </w:tc>
@@ -11430,23 +11478,24 @@
             </w:tcBorders>
             <w:shd w:val="clear" w:color="auto" w:fill="F5F7FA"/>
             <w:tcMar>
-              <w:top w:w="65" w:type="dxa"/>
+              <w:top w:w="28" w:type="dxa"/>
               <w:left w:w="80" w:type="dxa"/>
-              <w:bottom w:w="65" w:type="dxa"/>
+              <w:bottom w:w="28" w:type="dxa"/>
               <w:right w:w="80" w:type="dxa"/>
             </w:tcMar>
             <w:vAlign w:val="center"/>
           </w:tcPr>
           <w:p>
             <w:pPr>
-              <w:spacing w:after="0" w:line="259" w:lineRule="auto"/>
+              <w:spacing w:after="0" w:line="240" w:lineRule="auto"/>
               <w:jc w:val="center"/>
             </w:pPr>
             <w:r>
               <w:rPr>
-                <w:sz w:val="15"/>
-              </w:rPr>
-              <w:t>저장 필드 합의</w:t>
+                <w:rFonts w:ascii="SUIT" w:hAnsi="SUIT" w:eastAsia="SUIT"/>
+                <w:sz w:val="14"/>
+              </w:rPr>
+              <w:t>저장할 항목 합의</w:t>
             </w:r>
           </w:p>
         </w:tc>
@@ -11461,22 +11510,23 @@
             </w:tcBorders>
             <w:shd w:val="clear" w:color="auto" w:fill="F5F7FA"/>
             <w:tcMar>
-              <w:top w:w="65" w:type="dxa"/>
+              <w:top w:w="28" w:type="dxa"/>
               <w:left w:w="80" w:type="dxa"/>
-              <w:bottom w:w="65" w:type="dxa"/>
+              <w:bottom w:w="28" w:type="dxa"/>
               <w:right w:w="80" w:type="dxa"/>
             </w:tcMar>
             <w:vAlign w:val="center"/>
           </w:tcPr>
           <w:p>
             <w:pPr>
-              <w:spacing w:after="0" w:line="259" w:lineRule="auto"/>
-            </w:pPr>
-            <w:r>
-              <w:rPr>
-                <w:sz w:val="15"/>
-              </w:rPr>
-              <w:t>GameSaveData가 런타임 상태를 소유하지 않음</w:t>
+              <w:spacing w:after="0" w:line="240" w:lineRule="auto"/>
+            </w:pPr>
+            <w:r>
+              <w:rPr>
+                <w:rFonts w:ascii="SUIT" w:hAnsi="SUIT" w:eastAsia="SUIT"/>
+                <w:sz w:val="14"/>
+              </w:rPr>
+              <w:t>GameSaveData가 실행 중 게임 상태를 직접 소유하지 않음</w:t>
             </w:r>
           </w:p>
         </w:tc>
@@ -11496,23 +11546,24 @@
             </w:tcBorders>
             <w:shd w:val="clear" w:color="auto" w:fill="FFFFFF"/>
             <w:tcMar>
-              <w:top w:w="65" w:type="dxa"/>
+              <w:top w:w="28" w:type="dxa"/>
               <w:left w:w="80" w:type="dxa"/>
-              <w:bottom w:w="65" w:type="dxa"/>
+              <w:bottom w:w="28" w:type="dxa"/>
               <w:right w:w="80" w:type="dxa"/>
             </w:tcMar>
             <w:vAlign w:val="center"/>
           </w:tcPr>
           <w:p>
             <w:pPr>
-              <w:spacing w:after="0" w:line="259" w:lineRule="auto"/>
+              <w:spacing w:after="0" w:line="240" w:lineRule="auto"/>
               <w:jc w:val="center"/>
             </w:pPr>
             <w:r>
               <w:rPr>
-                <w:sz w:val="15"/>
-              </w:rPr>
-              <w:t>Scene/Prefab 변경 분리</w:t>
+                <w:rFonts w:ascii="SUIT" w:hAnsi="SUIT" w:eastAsia="SUIT"/>
+                <w:sz w:val="14"/>
+              </w:rPr>
+              <w:t>씬/프리팹 변경을 코드와 분리</w:t>
             </w:r>
           </w:p>
         </w:tc>
@@ -11527,22 +11578,25 @@
             </w:tcBorders>
             <w:shd w:val="clear" w:color="auto" w:fill="FFFFFF"/>
             <w:tcMar>
-              <w:top w:w="65" w:type="dxa"/>
+              <w:top w:w="28" w:type="dxa"/>
               <w:left w:w="80" w:type="dxa"/>
-              <w:bottom w:w="65" w:type="dxa"/>
+              <w:bottom w:w="28" w:type="dxa"/>
               <w:right w:w="80" w:type="dxa"/>
             </w:tcMar>
             <w:vAlign w:val="center"/>
           </w:tcPr>
           <w:p>
             <w:pPr>
-              <w:spacing w:after="0" w:line="259" w:lineRule="auto"/>
-            </w:pPr>
-            <w:r>
-              <w:rPr>
-                <w:sz w:val="15"/>
-              </w:rPr>
-              <w:t>통합 중 · 충돌 방지 · 중간/높음</w:t>
+              <w:spacing w:after="0" w:line="240" w:lineRule="auto"/>
+            </w:pPr>
+            <w:r>
+              <w:rPr>
+                <w:rFonts w:ascii="SUIT" w:hAnsi="SUIT" w:eastAsia="SUIT"/>
+                <w:sz w:val="14"/>
+              </w:rPr>
+              <w:t>통합 중 · 충돌 방지</w:t>
+              <w:br/>
+              <w:t>난이도 중간 · 기존 기능 영향 높음</w:t>
             </w:r>
           </w:p>
         </w:tc>
@@ -11557,23 +11611,24 @@
             </w:tcBorders>
             <w:shd w:val="clear" w:color="auto" w:fill="FFFFFF"/>
             <w:tcMar>
-              <w:top w:w="65" w:type="dxa"/>
+              <w:top w:w="28" w:type="dxa"/>
               <w:left w:w="80" w:type="dxa"/>
-              <w:bottom w:w="65" w:type="dxa"/>
+              <w:bottom w:w="28" w:type="dxa"/>
               <w:right w:w="80" w:type="dxa"/>
             </w:tcMar>
             <w:vAlign w:val="center"/>
           </w:tcPr>
           <w:p>
             <w:pPr>
-              <w:spacing w:after="0" w:line="259" w:lineRule="auto"/>
+              <w:spacing w:after="0" w:line="240" w:lineRule="auto"/>
               <w:jc w:val="center"/>
             </w:pPr>
             <w:r>
               <w:rPr>
-                <w:sz w:val="15"/>
-              </w:rPr>
-              <w:t>공통 자산 예약</w:t>
+                <w:rFonts w:ascii="SUIT" w:hAnsi="SUIT" w:eastAsia="SUIT"/>
+                <w:sz w:val="14"/>
+              </w:rPr>
+              <w:t>공통 자산 수정 시간 예약</w:t>
             </w:r>
           </w:p>
         </w:tc>
@@ -11588,22 +11643,23 @@
             </w:tcBorders>
             <w:shd w:val="clear" w:color="auto" w:fill="FFFFFF"/>
             <w:tcMar>
-              <w:top w:w="65" w:type="dxa"/>
+              <w:top w:w="28" w:type="dxa"/>
               <w:left w:w="80" w:type="dxa"/>
-              <w:bottom w:w="65" w:type="dxa"/>
+              <w:bottom w:w="28" w:type="dxa"/>
               <w:right w:w="80" w:type="dxa"/>
             </w:tcMar>
             <w:vAlign w:val="center"/>
           </w:tcPr>
           <w:p>
             <w:pPr>
-              <w:spacing w:after="0" w:line="259" w:lineRule="auto"/>
-            </w:pPr>
-            <w:r>
-              <w:rPr>
-                <w:sz w:val="15"/>
-              </w:rPr>
-              <w:t>씬 변경과 코드/API 변경을 별도 커밋</w:t>
+              <w:spacing w:after="0" w:line="240" w:lineRule="auto"/>
+            </w:pPr>
+            <w:r>
+              <w:rPr>
+                <w:rFonts w:ascii="SUIT" w:hAnsi="SUIT" w:eastAsia="SUIT"/>
+                <w:sz w:val="14"/>
+              </w:rPr>
+              <w:t>씬·프리팹과 코드/호출 규칙 변경을 별도 커밋</w:t>
             </w:r>
           </w:p>
         </w:tc>
@@ -11623,23 +11679,24 @@
             </w:tcBorders>
             <w:shd w:val="clear" w:color="auto" w:fill="F5F7FA"/>
             <w:tcMar>
-              <w:top w:w="65" w:type="dxa"/>
+              <w:top w:w="28" w:type="dxa"/>
               <w:left w:w="80" w:type="dxa"/>
-              <w:bottom w:w="65" w:type="dxa"/>
+              <w:bottom w:w="28" w:type="dxa"/>
               <w:right w:w="80" w:type="dxa"/>
             </w:tcMar>
             <w:vAlign w:val="center"/>
           </w:tcPr>
           <w:p>
             <w:pPr>
-              <w:spacing w:after="0" w:line="259" w:lineRule="auto"/>
+              <w:spacing w:after="0" w:line="240" w:lineRule="auto"/>
               <w:jc w:val="center"/>
             </w:pPr>
             <w:r>
               <w:rPr>
-                <w:sz w:val="15"/>
-              </w:rPr>
-              <w:t>맵·몬스터 asset handoff</w:t>
+                <w:rFonts w:ascii="SUIT" w:hAnsi="SUIT" w:eastAsia="SUIT"/>
+                <w:sz w:val="14"/>
+              </w:rPr>
+              <w:t>맵·몬스터 자산 인계 기준</w:t>
             </w:r>
           </w:p>
         </w:tc>
@@ -11654,22 +11711,25 @@
             </w:tcBorders>
             <w:shd w:val="clear" w:color="auto" w:fill="F5F7FA"/>
             <w:tcMar>
-              <w:top w:w="65" w:type="dxa"/>
+              <w:top w:w="28" w:type="dxa"/>
               <w:left w:w="80" w:type="dxa"/>
-              <w:bottom w:w="65" w:type="dxa"/>
+              <w:bottom w:w="28" w:type="dxa"/>
               <w:right w:w="80" w:type="dxa"/>
             </w:tcMar>
             <w:vAlign w:val="center"/>
           </w:tcPr>
           <w:p>
             <w:pPr>
-              <w:spacing w:after="0" w:line="259" w:lineRule="auto"/>
-            </w:pPr>
-            <w:r>
-              <w:rPr>
-                <w:sz w:val="15"/>
-              </w:rPr>
-              <w:t>통합 중 · 팀 결정 필요 · 중간/높음</w:t>
+              <w:spacing w:after="0" w:line="240" w:lineRule="auto"/>
+            </w:pPr>
+            <w:r>
+              <w:rPr>
+                <w:rFonts w:ascii="SUIT" w:hAnsi="SUIT" w:eastAsia="SUIT"/>
+                <w:sz w:val="14"/>
+              </w:rPr>
+              <w:t>통합 중 · 팀 결정 필요</w:t>
+              <w:br/>
+              <w:t>난이도 중간 · 기존 기능 영향 높음</w:t>
             </w:r>
           </w:p>
         </w:tc>
@@ -11684,23 +11744,24 @@
             </w:tcBorders>
             <w:shd w:val="clear" w:color="auto" w:fill="F5F7FA"/>
             <w:tcMar>
-              <w:top w:w="65" w:type="dxa"/>
+              <w:top w:w="28" w:type="dxa"/>
               <w:left w:w="80" w:type="dxa"/>
-              <w:bottom w:w="65" w:type="dxa"/>
+              <w:bottom w:w="28" w:type="dxa"/>
               <w:right w:w="80" w:type="dxa"/>
             </w:tcMar>
             <w:vAlign w:val="center"/>
           </w:tcPr>
           <w:p>
             <w:pPr>
-              <w:spacing w:after="0" w:line="259" w:lineRule="auto"/>
+              <w:spacing w:after="0" w:line="240" w:lineRule="auto"/>
               <w:jc w:val="center"/>
             </w:pPr>
             <w:r>
               <w:rPr>
-                <w:sz w:val="15"/>
-              </w:rPr>
-              <w:t>우병헌 prefab 계약</w:t>
+                <w:rFonts w:ascii="SUIT" w:hAnsi="SUIT" w:eastAsia="SUIT"/>
+                <w:sz w:val="14"/>
+              </w:rPr>
+              <w:t>우병헌과 몬스터 프리팹 참조 규칙 합의</w:t>
             </w:r>
           </w:p>
         </w:tc>
@@ -11715,22 +11776,23 @@
             </w:tcBorders>
             <w:shd w:val="clear" w:color="auto" w:fill="F5F7FA"/>
             <w:tcMar>
-              <w:top w:w="65" w:type="dxa"/>
+              <w:top w:w="28" w:type="dxa"/>
               <w:left w:w="80" w:type="dxa"/>
-              <w:bottom w:w="65" w:type="dxa"/>
+              <w:bottom w:w="28" w:type="dxa"/>
               <w:right w:w="80" w:type="dxa"/>
             </w:tcMar>
             <w:vAlign w:val="center"/>
           </w:tcPr>
           <w:p>
             <w:pPr>
-              <w:spacing w:after="0" w:line="259" w:lineRule="auto"/>
-            </w:pPr>
-            <w:r>
-              <w:rPr>
-                <w:sz w:val="15"/>
-              </w:rPr>
-              <w:t>폴리곤 교체 후 animation/effect/Collider 참조 유지</w:t>
+              <w:spacing w:after="0" w:line="240" w:lineRule="auto"/>
+            </w:pPr>
+            <w:r>
+              <w:rPr>
+                <w:rFonts w:ascii="SUIT" w:hAnsi="SUIT" w:eastAsia="SUIT"/>
+                <w:sz w:val="14"/>
+              </w:rPr>
+              <w:t>폴리곤 교체 뒤 애니메이션·이펙트·충돌체 참조 유지</w:t>
             </w:r>
           </w:p>
         </w:tc>
@@ -11767,9 +11829,9 @@
             </w:tcBorders>
             <w:shd w:val="clear" w:color="auto" w:fill="EDF2F8"/>
             <w:tcMar>
-              <w:top w:w="55" w:type="dxa"/>
+              <w:top w:w="28" w:type="dxa"/>
               <w:left w:w="100" w:type="dxa"/>
-              <w:bottom w:w="55" w:type="dxa"/>
+              <w:bottom w:w="28" w:type="dxa"/>
               <w:right w:w="100" w:type="dxa"/>
             </w:tcMar>
             <w:vAlign w:val="center"/>
@@ -11780,10 +11842,10 @@
             </w:pPr>
             <w:r>
               <w:rPr>
-                <w:rFonts w:ascii="SUIT Medium" w:eastAsia="SUIT Medium" w:hAnsi="SUIT Medium"/>
+                <w:rFonts w:ascii="SUIT" w:eastAsia="SUIT" w:hAnsi="SUIT"/>
                 <w:b/>
                 <w:color w:val="203A5F"/>
-                <w:sz w:val="16"/>
+                <w:sz w:val="14"/>
               </w:rPr>
               <w:t>주요 클래스·파일</w:t>
             </w:r>
@@ -11800,22 +11862,23 @@
             </w:tcBorders>
             <w:shd w:val="clear" w:color="auto" w:fill="FFFFFF"/>
             <w:tcMar>
-              <w:top w:w="55" w:type="dxa"/>
+              <w:top w:w="28" w:type="dxa"/>
               <w:left w:w="100" w:type="dxa"/>
-              <w:bottom w:w="55" w:type="dxa"/>
+              <w:bottom w:w="28" w:type="dxa"/>
               <w:right w:w="100" w:type="dxa"/>
             </w:tcMar>
             <w:vAlign w:val="center"/>
           </w:tcPr>
           <w:p>
             <w:pPr>
-              <w:spacing w:after="0" w:line="259" w:lineRule="auto"/>
-            </w:pPr>
-            <w:r>
-              <w:rPr>
-                <w:sz w:val="16"/>
-              </w:rPr>
-              <w:t>전투·캠프·보스·스테이지 선택 씬, 몬스터 model/prefab, SceneLoader, GameSaveData, PlayerStatusData, 캠프 NPC 연결부</w:t>
+              <w:spacing w:after="0" w:line="240" w:lineRule="auto"/>
+            </w:pPr>
+            <w:r>
+              <w:rPr>
+                <w:rFonts w:ascii="SUIT" w:hAnsi="SUIT" w:eastAsia="SUIT"/>
+                <w:sz w:val="14"/>
+              </w:rPr>
+              <w:t>전투·캠프·보스·스테이지 선택 씬, 몬스터 모델/프리팹, SceneLoader, GameSaveData, PlayerStatusData, 캠프 NPC 연결부</w:t>
             </w:r>
           </w:p>
         </w:tc>
@@ -11835,9 +11898,9 @@
             </w:tcBorders>
             <w:shd w:val="clear" w:color="auto" w:fill="F5F7FA"/>
             <w:tcMar>
-              <w:top w:w="55" w:type="dxa"/>
+              <w:top w:w="28" w:type="dxa"/>
               <w:left w:w="100" w:type="dxa"/>
-              <w:bottom w:w="55" w:type="dxa"/>
+              <w:bottom w:w="28" w:type="dxa"/>
               <w:right w:w="100" w:type="dxa"/>
             </w:tcMar>
             <w:vAlign w:val="center"/>
@@ -11848,10 +11911,10 @@
             </w:pPr>
             <w:r>
               <w:rPr>
-                <w:rFonts w:ascii="SUIT Medium" w:eastAsia="SUIT Medium" w:hAnsi="SUIT Medium"/>
+                <w:rFonts w:ascii="SUIT" w:eastAsia="SUIT" w:hAnsi="SUIT"/>
                 <w:b/>
                 <w:color w:val="203A5F"/>
-                <w:sz w:val="16"/>
+                <w:sz w:val="14"/>
               </w:rPr>
               <w:t>협업·선행</w:t>
             </w:r>
@@ -11868,22 +11931,23 @@
             </w:tcBorders>
             <w:shd w:val="clear" w:color="auto" w:fill="F5F7FA"/>
             <w:tcMar>
-              <w:top w:w="55" w:type="dxa"/>
+              <w:top w:w="28" w:type="dxa"/>
               <w:left w:w="100" w:type="dxa"/>
-              <w:bottom w:w="55" w:type="dxa"/>
+              <w:bottom w:w="28" w:type="dxa"/>
               <w:right w:w="100" w:type="dxa"/>
             </w:tcMar>
             <w:vAlign w:val="center"/>
           </w:tcPr>
           <w:p>
             <w:pPr>
-              <w:spacing w:after="0" w:line="259" w:lineRule="auto"/>
-            </w:pPr>
-            <w:r>
-              <w:rPr>
-                <w:sz w:val="16"/>
-              </w:rPr>
-              <w:t>김성우(Shop/Upgrade 결과), 김관영(NPC Popup), 우병헌(몬스터 prefab·전투맵·effect), 이우진(Data/Game/Scene Manager)</w:t>
+              <w:spacing w:after="0" w:line="240" w:lineRule="auto"/>
+            </w:pPr>
+            <w:r>
+              <w:rPr>
+                <w:rFonts w:ascii="SUIT" w:hAnsi="SUIT" w:eastAsia="SUIT"/>
+                <w:sz w:val="14"/>
+              </w:rPr>
+              <w:t>김성우(상점/강화 결과), 김관영(NPC 팝업), 우병헌(몬스터 프리팹·전투맵·이펙트), 이우진(데이터·게임·씬 Manager)</w:t>
             </w:r>
           </w:p>
         </w:tc>
@@ -11903,9 +11967,9 @@
             </w:tcBorders>
             <w:shd w:val="clear" w:color="auto" w:fill="EDF2F8"/>
             <w:tcMar>
-              <w:top w:w="55" w:type="dxa"/>
+              <w:top w:w="28" w:type="dxa"/>
               <w:left w:w="100" w:type="dxa"/>
-              <w:bottom w:w="55" w:type="dxa"/>
+              <w:bottom w:w="28" w:type="dxa"/>
               <w:right w:w="100" w:type="dxa"/>
             </w:tcMar>
             <w:vAlign w:val="center"/>
@@ -11916,10 +11980,10 @@
             </w:pPr>
             <w:r>
               <w:rPr>
-                <w:rFonts w:ascii="SUIT Medium" w:eastAsia="SUIT Medium" w:hAnsi="SUIT Medium"/>
+                <w:rFonts w:ascii="SUIT" w:eastAsia="SUIT" w:hAnsi="SUIT"/>
                 <w:b/>
                 <w:color w:val="203A5F"/>
-                <w:sz w:val="16"/>
+                <w:sz w:val="14"/>
               </w:rPr>
               <w:t>완료 기준</w:t>
             </w:r>
@@ -11936,22 +12000,23 @@
             </w:tcBorders>
             <w:shd w:val="clear" w:color="auto" w:fill="FFFFFF"/>
             <w:tcMar>
-              <w:top w:w="55" w:type="dxa"/>
+              <w:top w:w="28" w:type="dxa"/>
               <w:left w:w="100" w:type="dxa"/>
-              <w:bottom w:w="55" w:type="dxa"/>
+              <w:bottom w:w="28" w:type="dxa"/>
               <w:right w:w="100" w:type="dxa"/>
             </w:tcMar>
             <w:vAlign w:val="center"/>
           </w:tcPr>
           <w:p>
             <w:pPr>
-              <w:spacing w:after="0" w:line="259" w:lineRule="auto"/>
-            </w:pPr>
-            <w:r>
-              <w:rPr>
-                <w:sz w:val="16"/>
-              </w:rPr>
-              <w:t>NPC가 Inventory/Equipment/Wallet을 직접 변경하지 않고 서비스 결과만 반영하며, 맵/모델 교체 후 prefab 참조가 유지되고 임시 Save가 DTO snapshot으로 round-trip</w:t>
+              <w:spacing w:after="0" w:line="240" w:lineRule="auto"/>
+            </w:pPr>
+            <w:r>
+              <w:rPr>
+                <w:rFonts w:ascii="SUIT" w:hAnsi="SUIT" w:eastAsia="SUIT"/>
+                <w:sz w:val="14"/>
+              </w:rPr>
+              <w:t>NPC가 인벤토리/장비/지갑을 직접 변경하지 않고 서비스 결과만 반영하며, 맵/모델 교체 뒤 프리팹 참조가 유지되고 임시 저장 데이터는 저장 후 다시 불러와 같은 값인지 확인</w:t>
             </w:r>
           </w:p>
         </w:tc>
@@ -11971,9 +12036,9 @@
             </w:tcBorders>
             <w:shd w:val="clear" w:color="auto" w:fill="F5F7FA"/>
             <w:tcMar>
-              <w:top w:w="55" w:type="dxa"/>
+              <w:top w:w="28" w:type="dxa"/>
               <w:left w:w="100" w:type="dxa"/>
-              <w:bottom w:w="55" w:type="dxa"/>
+              <w:bottom w:w="28" w:type="dxa"/>
               <w:right w:w="100" w:type="dxa"/>
             </w:tcMar>
             <w:vAlign w:val="center"/>
@@ -11984,12 +12049,12 @@
             </w:pPr>
             <w:r>
               <w:rPr>
-                <w:rFonts w:ascii="SUIT Medium" w:eastAsia="SUIT Medium" w:hAnsi="SUIT Medium"/>
+                <w:rFonts w:ascii="SUIT" w:eastAsia="SUIT" w:hAnsi="SUIT"/>
                 <w:b/>
                 <w:color w:val="203A5F"/>
-                <w:sz w:val="16"/>
-              </w:rPr>
-              <w:t>회귀 위험·검토</w:t>
+                <w:sz w:val="14"/>
+              </w:rPr>
+              <w:t>기존 기능 영향·검토</w:t>
             </w:r>
           </w:p>
         </w:tc>
@@ -12004,22 +12069,23 @@
             </w:tcBorders>
             <w:shd w:val="clear" w:color="auto" w:fill="F5F7FA"/>
             <w:tcMar>
-              <w:top w:w="55" w:type="dxa"/>
+              <w:top w:w="28" w:type="dxa"/>
               <w:left w:w="100" w:type="dxa"/>
-              <w:bottom w:w="55" w:type="dxa"/>
+              <w:bottom w:w="28" w:type="dxa"/>
               <w:right w:w="100" w:type="dxa"/>
             </w:tcMar>
             <w:vAlign w:val="center"/>
           </w:tcPr>
           <w:p>
             <w:pPr>
-              <w:spacing w:after="0" w:line="259" w:lineRule="auto"/>
-            </w:pPr>
-            <w:r>
-              <w:rPr>
-                <w:sz w:val="16"/>
-              </w:rPr>
-              <w:t>높음: 공통 scene/prefab 충돌, 모델 교체 후 Animator·Collider·effect 참조 누락, NPC 부분 실패 / 테스트: prefab 참조, NPC 구매·강화 실패, 씬 전환, DTO round-trip</w:t>
+              <w:spacing w:after="0" w:line="240" w:lineRule="auto"/>
+            </w:pPr>
+            <w:r>
+              <w:rPr>
+                <w:rFonts w:ascii="SUIT" w:hAnsi="SUIT" w:eastAsia="SUIT"/>
+                <w:sz w:val="14"/>
+              </w:rPr>
+              <w:t>기존 기능 영향 높음: 공통 씬/프리팹 충돌, 모델 교체 뒤 Animator·Collider·이펙트 참조 누락, NPC 작업 일부 실패 / 테스트: 프리팹 참조, NPC 구매·강화 실패, 씬 전환, 저장 후 다시 불러오기</w:t>
             </w:r>
           </w:p>
         </w:tc>
@@ -12039,9 +12105,9 @@
             </w:tcBorders>
             <w:shd w:val="clear" w:color="auto" w:fill="EDF2F8"/>
             <w:tcMar>
-              <w:top w:w="55" w:type="dxa"/>
+              <w:top w:w="28" w:type="dxa"/>
               <w:left w:w="100" w:type="dxa"/>
-              <w:bottom w:w="55" w:type="dxa"/>
+              <w:bottom w:w="28" w:type="dxa"/>
               <w:right w:w="100" w:type="dxa"/>
             </w:tcMar>
             <w:vAlign w:val="center"/>
@@ -12052,10 +12118,10 @@
             </w:pPr>
             <w:r>
               <w:rPr>
-                <w:rFonts w:ascii="SUIT Medium" w:eastAsia="SUIT Medium" w:hAnsi="SUIT Medium"/>
+                <w:rFonts w:ascii="SUIT" w:eastAsia="SUIT" w:hAnsi="SUIT"/>
                 <w:b/>
                 <w:color w:val="203A5F"/>
-                <w:sz w:val="16"/>
+                <w:sz w:val="14"/>
               </w:rPr>
               <w:t>이번 단계에서 하지 않음</w:t>
             </w:r>
@@ -12072,20 +12138,21 @@
             </w:tcBorders>
             <w:shd w:val="clear" w:color="auto" w:fill="FFFFFF"/>
             <w:tcMar>
-              <w:top w:w="55" w:type="dxa"/>
+              <w:top w:w="28" w:type="dxa"/>
               <w:left w:w="100" w:type="dxa"/>
-              <w:bottom w:w="55" w:type="dxa"/>
+              <w:bottom w:w="28" w:type="dxa"/>
               <w:right w:w="100" w:type="dxa"/>
             </w:tcMar>
             <w:vAlign w:val="center"/>
           </w:tcPr>
           <w:p>
             <w:pPr>
-              <w:spacing w:after="0" w:line="259" w:lineRule="auto"/>
-            </w:pPr>
-            <w:r>
-              <w:rPr>
-                <w:sz w:val="16"/>
+              <w:spacing w:after="0" w:line="240" w:lineRule="auto"/>
+            </w:pPr>
+            <w:r>
+              <w:rPr>
+                <w:rFonts w:ascii="SUIT" w:hAnsi="SUIT" w:eastAsia="SUIT"/>
+                <w:sz w:val="14"/>
               </w:rPr>
               <w:t>완성형 저장 서비스, Firebase, Mirror scene management, 담당 합의 없는 공통 prefab 일괄 저장</w:t>
             </w:r>
@@ -12146,6 +12213,7 @@
       </w:pPr>
       <w:r>
         <w:rPr>
+          <w:rFonts w:ascii="SUIT" w:hAnsi="SUIT" w:eastAsia="SUIT"/>
           <w:color w:val="657285"/>
         </w:rPr>
         <w:t>작업 담당은 일정표 매핑이며, 일정표에 없는 교차 경계는 담당 미정 또는 공동 작업으로 표시합니다.</w:t>
@@ -12415,9 +12483,10 @@
             </w:pPr>
             <w:r>
               <w:rPr>
+                <w:rFonts w:ascii="SUIT" w:hAnsi="SUIT" w:eastAsia="SUIT"/>
                 <w:sz w:val="14"/>
               </w:rPr>
-              <w:t>PlayerContext 추가</w:t>
+              <w:t>플레이어별 참조 묶음(PlayerContext) 추가</w:t>
             </w:r>
           </w:p>
         </w:tc>
@@ -12446,9 +12515,10 @@
             </w:pPr>
             <w:r>
               <w:rPr>
+                <w:rFonts w:ascii="SUIT" w:hAnsi="SUIT" w:eastAsia="SUIT"/>
                 <w:sz w:val="14"/>
               </w:rPr>
-              <w:t>정식 플레이어 기준 확정</w:t>
+              <w:t>정식 플레이어 구현 기준 확정</w:t>
             </w:r>
           </w:p>
         </w:tc>
@@ -12476,9 +12546,10 @@
             </w:pPr>
             <w:r>
               <w:rPr>
+                <w:rFonts w:ascii="SUIT" w:hAnsi="SUIT" w:eastAsia="SUIT"/>
                 <w:sz w:val="14"/>
               </w:rPr>
-              <w:t>입력 단일화·UI 바인딩·UniqueEffect</w:t>
+              <w:t>입력 단일화·UI 플레이어 연결·고유 효과 대상 전달</w:t>
             </w:r>
           </w:p>
         </w:tc>
@@ -12574,9 +12645,10 @@
             </w:pPr>
             <w:r>
               <w:rPr>
+                <w:rFonts w:ascii="SUIT" w:hAnsi="SUIT" w:eastAsia="SUIT"/>
                 <w:sz w:val="14"/>
               </w:rPr>
-              <w:t>Item SO/Inventory 변경 이벤트</w:t>
+              <w:t>아이템 원본(SO) 분리와 인벤토리 변경 알림</w:t>
             </w:r>
           </w:p>
         </w:tc>
@@ -12604,9 +12676,10 @@
             </w:pPr>
             <w:r>
               <w:rPr>
+                <w:rFonts w:ascii="SUIT" w:hAnsi="SUIT" w:eastAsia="SUIT"/>
                 <w:sz w:val="14"/>
               </w:rPr>
-              <w:t>ItemDefinitionSO ↔ ItemInstance 분리·모델 API 합의</w:t>
+              <w:t>ItemDefinitionSO와 ItemInstance 책임 분리·모델 변경 함수 합의</w:t>
             </w:r>
           </w:p>
         </w:tc>
@@ -12634,9 +12707,10 @@
             </w:pPr>
             <w:r>
               <w:rPr>
+                <w:rFonts w:ascii="SUIT" w:hAnsi="SUIT" w:eastAsia="SUIT"/>
                 <w:sz w:val="14"/>
               </w:rPr>
-              <w:t>장착·드랍·Inventory UI·저장 복원</w:t>
+              <w:t>장착·드랍·인벤토리 UI·저장 복원</w:t>
             </w:r>
           </w:p>
         </w:tc>
@@ -12732,9 +12806,10 @@
             </w:pPr>
             <w:r>
               <w:rPr>
+                <w:rFonts w:ascii="SUIT" w:hAnsi="SUIT" w:eastAsia="SUIT"/>
                 <w:sz w:val="14"/>
               </w:rPr>
-              <w:t>CombatSnapshot + Projectile DamageRequest</w:t>
+              <w:t>공격 시점 전투 수치 + 투사체 피해 처리 요청</w:t>
             </w:r>
           </w:p>
         </w:tc>
@@ -12762,9 +12837,10 @@
             </w:pPr>
             <w:r>
               <w:rPr>
+                <w:rFonts w:ascii="SUIT" w:hAnsi="SUIT" w:eastAsia="SUIT"/>
                 <w:sz w:val="14"/>
               </w:rPr>
-              <w:t>Stat 필드·Health owner·projectile hit 계약</w:t>
+              <w:t>스탯 항목·체력 소유자·투사체 피격 처리 규칙</w:t>
             </w:r>
           </w:p>
         </w:tc>
@@ -12792,9 +12868,10 @@
             </w:pPr>
             <w:r>
               <w:rPr>
+                <w:rFonts w:ascii="SUIT" w:hAnsi="SUIT" w:eastAsia="SUIT"/>
                 <w:sz w:val="14"/>
               </w:rPr>
-              <w:t>7/11~17 전투·스탯, 이후 projectile/effect 검증</w:t>
+              <w:t>7/11~17 전투·스탯, 이후 투사체/이펙트 검증</w:t>
             </w:r>
           </w:p>
         </w:tc>
@@ -12890,9 +12967,10 @@
             </w:pPr>
             <w:r>
               <w:rPr>
+                <w:rFonts w:ascii="SUIT" w:hAnsi="SUIT" w:eastAsia="SUIT"/>
                 <w:sz w:val="14"/>
               </w:rPr>
-              <w:t>상점·강화 요청 API</w:t>
+              <w:t>상점·강화 요청 함수(API)</w:t>
             </w:r>
           </w:p>
         </w:tc>
@@ -12920,9 +12998,10 @@
             </w:pPr>
             <w:r>
               <w:rPr>
+                <w:rFonts w:ascii="SUIT" w:hAnsi="SUIT" w:eastAsia="SUIT"/>
                 <w:sz w:val="14"/>
               </w:rPr>
-              <w:t>강화 상태 단일화·UpgradeService</w:t>
+              <w:t>강화 상태를 한 곳에 보관·UpgradeService로 규칙 분리</w:t>
             </w:r>
           </w:p>
         </w:tc>
@@ -13048,9 +13127,10 @@
             </w:pPr>
             <w:r>
               <w:rPr>
+                <w:rFonts w:ascii="SUIT" w:hAnsi="SUIT" w:eastAsia="SUIT"/>
                 <w:sz w:val="14"/>
               </w:rPr>
-              <w:t>입력 Action owner</w:t>
+              <w:t>입력 설정 소유자</w:t>
             </w:r>
           </w:p>
         </w:tc>
@@ -13078,9 +13158,10 @@
             </w:pPr>
             <w:r>
               <w:rPr>
+                <w:rFonts w:ascii="SUIT" w:hAnsi="SUIT" w:eastAsia="SUIT"/>
                 <w:sz w:val="14"/>
               </w:rPr>
-              <w:t>PlayerContext 권장</w:t>
+              <w:t>플레이어별 참조 묶음(PlayerContext) 권장</w:t>
             </w:r>
           </w:p>
         </w:tc>
@@ -13207,9 +13288,10 @@
             </w:pPr>
             <w:r>
               <w:rPr>
+                <w:rFonts w:ascii="SUIT" w:hAnsi="SUIT" w:eastAsia="SUIT"/>
                 <w:sz w:val="14"/>
               </w:rPr>
-              <w:t>맵·몬스터 prefab handoff</w:t>
+              <w:t>맵·몬스터 프리팹 인계</w:t>
             </w:r>
           </w:p>
         </w:tc>
@@ -13237,9 +13319,10 @@
             </w:pPr>
             <w:r>
               <w:rPr>
+                <w:rFonts w:ascii="SUIT" w:hAnsi="SUIT" w:eastAsia="SUIT"/>
                 <w:sz w:val="14"/>
               </w:rPr>
-              <w:t>모델/Collider/Animator/effect 참조 기준</w:t>
+              <w:t>모델/충돌체/애니메이션/이펙트 참조 기준</w:t>
             </w:r>
           </w:p>
         </w:tc>
@@ -13268,9 +13351,10 @@
             </w:pPr>
             <w:r>
               <w:rPr>
+                <w:rFonts w:ascii="SUIT" w:hAnsi="SUIT" w:eastAsia="SUIT"/>
                 <w:sz w:val="14"/>
               </w:rPr>
-              <w:t>7/4~10 몬스터·전투맵 병행</w:t>
+              <w:t>7/4~10 몬스터·전투맵 동시 작업</w:t>
             </w:r>
           </w:p>
         </w:tc>
@@ -13462,6 +13546,7 @@
       </w:pPr>
       <w:r>
         <w:rPr>
+          <w:rFonts w:ascii="SUIT" w:hAnsi="SUIT" w:eastAsia="SUIT"/>
           <w:color w:val="657285"/>
         </w:rPr>
         <w:t>공통 파일과 Unity Editor 자산은 소유 범위·변경 시점·검증 책임을 먼저 합의합니다.</w:t>
@@ -13650,9 +13735,10 @@
             </w:pPr>
             <w:r>
               <w:rPr>
+                <w:rFonts w:ascii="SUIT" w:hAnsi="SUIT" w:eastAsia="SUIT"/>
                 <w:sz w:val="14"/>
               </w:rPr>
-              <w:t>플레이어 prefab / Input Actions / Projectile prefab</w:t>
+              <w:t>플레이어 프리팹 / 입력 설정 / 투사체 프리팹</w:t>
             </w:r>
           </w:p>
         </w:tc>
@@ -13711,9 +13797,10 @@
             </w:pPr>
             <w:r>
               <w:rPr>
+                <w:rFonts w:ascii="SUIT" w:hAnsi="SUIT" w:eastAsia="SUIT"/>
                 <w:sz w:val="14"/>
               </w:rPr>
-              <w:t>PlayerContext·입력·Stat·투사체 참조</w:t>
+              <w:t>플레이어별 참조 묶음·입력·스탯·투사체 참조</w:t>
             </w:r>
           </w:p>
         </w:tc>
@@ -13741,9 +13828,10 @@
             </w:pPr>
             <w:r>
               <w:rPr>
+                <w:rFonts w:ascii="SUIT" w:hAnsi="SUIT" w:eastAsia="SUIT"/>
                 <w:sz w:val="14"/>
               </w:rPr>
-              <w:t>수정 전 prefab owner와 시간대 예약</w:t>
+              <w:t>수정 전에 프리팹 담당자와 작업 시간을 예약</w:t>
             </w:r>
           </w:p>
         </w:tc>
@@ -13838,9 +13926,10 @@
             </w:pPr>
             <w:r>
               <w:rPr>
+                <w:rFonts w:ascii="SUIT" w:hAnsi="SUIT" w:eastAsia="SUIT"/>
                 <w:sz w:val="14"/>
               </w:rPr>
-              <w:t>모델 이벤트와 UI 생성 경계</w:t>
+              <w:t>인벤토리 모델의 변경 알림과 UI 생성 책임</w:t>
             </w:r>
           </w:p>
         </w:tc>
@@ -13868,9 +13957,10 @@
             </w:pPr>
             <w:r>
               <w:rPr>
+                <w:rFonts w:ascii="SUIT" w:hAnsi="SUIT" w:eastAsia="SUIT"/>
                 <w:sz w:val="14"/>
               </w:rPr>
-              <w:t>모델 API/Presenter 변경을 별도 커밋</w:t>
+              <w:t>모델 변경 함수와 화면 표시 로직을 별도 커밋</w:t>
             </w:r>
           </w:p>
         </w:tc>
@@ -13965,9 +14055,10 @@
             </w:pPr>
             <w:r>
               <w:rPr>
+                <w:rFonts w:ascii="SUIT" w:hAnsi="SUIT" w:eastAsia="SUIT"/>
                 <w:sz w:val="14"/>
               </w:rPr>
-              <w:t>상태·거래·Transform 변경</w:t>
+              <w:t>장비 상태·인벤토리↔장비 이동·화면 오브젝트 위치 변경</w:t>
             </w:r>
           </w:p>
         </w:tc>
@@ -13995,9 +14086,10 @@
             </w:pPr>
             <w:r>
               <w:rPr>
+                <w:rFonts w:ascii="SUIT" w:hAnsi="SUIT" w:eastAsia="SUIT"/>
                 <w:sz w:val="14"/>
               </w:rPr>
-              <w:t>Try*·Transaction·Presenter 순서로 분리</w:t>
+              <w:t>성공/실패 함수 → 장비 이동 처리 → 화면 표시 순서로 분리</w:t>
             </w:r>
           </w:p>
         </w:tc>
@@ -14092,9 +14184,10 @@
             </w:pPr>
             <w:r>
               <w:rPr>
+                <w:rFonts w:ascii="SUIT" w:hAnsi="SUIT" w:eastAsia="SUIT"/>
                 <w:sz w:val="14"/>
               </w:rPr>
-              <w:t>장비 StatSet·CombatSnapshot</w:t>
+              <w:t>장비 스탯 묶음·공격 시점 전투 수치</w:t>
             </w:r>
           </w:p>
         </w:tc>
@@ -14122,9 +14215,10 @@
             </w:pPr>
             <w:r>
               <w:rPr>
+                <w:rFonts w:ascii="SUIT" w:hAnsi="SUIT" w:eastAsia="SUIT"/>
                 <w:sz w:val="14"/>
               </w:rPr>
-              <w:t>읽기 snapshot 계약 먼저 고정</w:t>
+              <w:t>읽기 전용 전투 수치 규칙을 먼저 고정</w:t>
             </w:r>
           </w:p>
         </w:tc>
@@ -14219,9 +14313,10 @@
             </w:pPr>
             <w:r>
               <w:rPr>
+                <w:rFonts w:ascii="SUIT" w:hAnsi="SUIT" w:eastAsia="SUIT"/>
                 <w:sz w:val="14"/>
               </w:rPr>
-              <w:t>HP·Stat·Damage 경계</w:t>
+              <w:t>체력·스탯·피해 처리 책임</w:t>
             </w:r>
           </w:p>
         </w:tc>
@@ -14249,9 +14344,10 @@
             </w:pPr>
             <w:r>
               <w:rPr>
+                <w:rFonts w:ascii="SUIT" w:hAnsi="SUIT" w:eastAsia="SUIT"/>
                 <w:sz w:val="14"/>
               </w:rPr>
-              <w:t>자체 HP 제거와 DamageRequest를 분리 커밋</w:t>
+              <w:t>자체 체력 제거와 피해 처리 요청 추가를 별도 커밋</w:t>
             </w:r>
           </w:p>
         </w:tc>
@@ -14347,9 +14443,10 @@
             </w:pPr>
             <w:r>
               <w:rPr>
+                <w:rFonts w:ascii="SUIT" w:hAnsi="SUIT" w:eastAsia="SUIT"/>
                 <w:sz w:val="14"/>
               </w:rPr>
-              <w:t>정적 UI 이벤트 혼합</w:t>
+              <w:t>전역 UI 이벤트에 화면 전환과 데이터 변경 알림이 섞일 위험</w:t>
             </w:r>
           </w:p>
         </w:tc>
@@ -14377,9 +14474,10 @@
             </w:pPr>
             <w:r>
               <w:rPr>
+                <w:rFonts w:ascii="SUIT" w:hAnsi="SUIT" w:eastAsia="SUIT"/>
                 <w:sz w:val="14"/>
               </w:rPr>
-              <w:t>navigation만 유지; 데이터 이벤트는 인스턴스</w:t>
+              <w:t>UI 열기/닫기만 공통 이벤트로 유지; 데이터 변경은 플레이어 인스턴스 이벤트 사용</w:t>
             </w:r>
           </w:p>
         </w:tc>
@@ -14413,9 +14511,10 @@
             </w:pPr>
             <w:r>
               <w:rPr>
+                <w:rFonts w:ascii="SUIT" w:hAnsi="SUIT" w:eastAsia="SUIT"/>
                 <w:sz w:val="14"/>
               </w:rPr>
-              <w:t>전투맵 / 몬스터 model·prefab</w:t>
+              <w:t>전투맵 / 몬스터 모델·프리팹</w:t>
             </w:r>
           </w:p>
         </w:tc>
@@ -14475,9 +14574,10 @@
             </w:pPr>
             <w:r>
               <w:rPr>
+                <w:rFonts w:ascii="SUIT" w:hAnsi="SUIT" w:eastAsia="SUIT"/>
                 <w:sz w:val="14"/>
               </w:rPr>
-              <w:t>폴리곤·Animator·Collider·effect·spawn 참조</w:t>
+              <w:t>폴리곤·Animator·Collider·이펙트·스폰 참조</w:t>
             </w:r>
           </w:p>
         </w:tc>
@@ -14505,9 +14605,10 @@
             </w:pPr>
             <w:r>
               <w:rPr>
+                <w:rFonts w:ascii="SUIT" w:hAnsi="SUIT" w:eastAsia="SUIT"/>
                 <w:sz w:val="14"/>
               </w:rPr>
-              <w:t>모델 교체와 전투/이펙트 연결을 별도 커밋; prefab owner 예약</w:t>
+              <w:t>모델 교체와 전투/이펙트 연결을 별도 커밋하고 프리팹 담당자 예약</w:t>
             </w:r>
           </w:p>
         </w:tc>
@@ -14743,9 +14844,10 @@
             </w:pPr>
             <w:r>
               <w:rPr>
+                <w:rFonts w:ascii="SUIT" w:hAnsi="SUIT" w:eastAsia="SUIT"/>
                 <w:sz w:val="16"/>
               </w:rPr>
-              <w:t>클래스별 작은 커밋, API 변경과 호출부 변경을 분리, 신규 player-state Instance 금지</w:t>
+              <w:t>클래스별 작은 커밋, 외부 호출 규칙 변경과 사용 코드 변경을 분리, 플레이어 상태를 담는 새 전역 Instance 금지</w:t>
             </w:r>
           </w:p>
         </w:tc>
@@ -14778,12 +14880,12 @@
             </w:pPr>
             <w:r>
               <w:rPr>
-                <w:rFonts w:ascii="SUIT Medium" w:eastAsia="SUIT Medium" w:hAnsi="SUIT Medium"/>
+                <w:rFonts w:ascii="SUIT" w:eastAsia="SUIT" w:hAnsi="SUIT"/>
                 <w:b/>
                 <w:color w:val="203A5F"/>
                 <w:sz w:val="16"/>
               </w:rPr>
-              <w:t>씬·prefab</w:t>
+              <w:t>씬·프리팹</w:t>
             </w:r>
           </w:p>
         </w:tc>
@@ -14811,9 +14913,10 @@
             </w:pPr>
             <w:r>
               <w:rPr>
+                <w:rFonts w:ascii="SUIT" w:hAnsi="SUIT" w:eastAsia="SUIT"/>
                 <w:sz w:val="16"/>
               </w:rPr>
-              <w:t>작업 전 담당/시간 예약, 모델·prefab·scene 변경을 분리, 저장 직전 변경 목록 공유, unrelated 자산 정리 금지</w:t>
+              <w:t>작업 전 담당자/시간 예약, 모델·프리팹·씬 변경을 분리, 저장 직전 변경 목록 공유, 관련 없는 자산 정리 금지</w:t>
             </w:r>
           </w:p>
         </w:tc>
@@ -14947,9 +15050,10 @@
             </w:pPr>
             <w:r>
               <w:rPr>
+                <w:rFonts w:ascii="SUIT" w:hAnsi="SUIT" w:eastAsia="SUIT"/>
                 <w:sz w:val="16"/>
               </w:rPr>
-              <w:t>canonical player, PlayerContext 범위, HP/강화·SO/runtime 소유권, projectile/effect 및 map/monster prefab 담당, 머지 순서, 일정 변경만 승인 상태로 기록</w:t>
+              <w:t>정식 플레이어 구현, PlayerContext 범위, 체력/강화·원본 데이터(SO)/실행 중 상태 소유권, 투사체/이펙트 및 맵/몬스터 프리팹 담당, 머지 순서, 일정 변경만 승인 상태로 기록</w:t>
             </w:r>
           </w:p>
         </w:tc>
@@ -15015,9 +15119,10 @@
             </w:pPr>
             <w:r>
               <w:rPr>
+                <w:rFonts w:ascii="SUIT" w:hAnsi="SUIT" w:eastAsia="SUIT"/>
                 <w:sz w:val="16"/>
               </w:rPr>
-              <w:t>TestPlayer/테스트 씬은 본편 prefab 기준으로 자동 승격하지 않음; 격리 범위 팀 결정</w:t>
+              <w:t>TestPlayer와 테스트 씬은 본편 프리팹으로 자동 채택하지 않음; 테스트 코드 격리 범위는 팀이 결정</w:t>
             </w:r>
           </w:p>
         </w:tc>
@@ -15083,9 +15188,10 @@
             </w:pPr>
             <w:r>
               <w:rPr>
+                <w:rFonts w:ascii="SUIT" w:hAnsi="SUIT" w:eastAsia="SUIT"/>
                 <w:sz w:val="16"/>
               </w:rPr>
-              <w:t>API/소유권 결정 직후 DecisionLog, 작업 블록 종료일에 이 실행 계획의 상태만 갱신</w:t>
+              <w:t>외부 호출 규칙/상태 소유권 결정 직후 DecisionLog 갱신, 작업 블록 종료일에 이 실행 계획의 상태만 갱신</w:t>
             </w:r>
           </w:p>
         </w:tc>
@@ -15150,6 +15256,7 @@
       </w:pPr>
       <w:r>
         <w:rPr>
+          <w:rFonts w:ascii="SUIT" w:hAnsi="SUIT" w:eastAsia="SUIT"/>
           <w:color w:val="657285"/>
         </w:rPr>
         <w:t>아래 체크가 완료되어야 시스템 통합 완료로 판단합니다. 체크 상태는 실제 검증 후 팀이 갱신합니다.</w:t>
@@ -15723,9 +15830,10 @@
             </w:pPr>
             <w:r>
               <w:rPr>
+                <w:rFonts w:ascii="SUIT" w:hAnsi="SUIT" w:eastAsia="SUIT"/>
                 <w:sz w:val="15"/>
               </w:rPr>
-              <w:t>WBH 상태 머신 기반 후보 vs TestPlayer 프로토타입</w:t>
+              <w:t>WBH 상태 머신 기반 구현과 TestPlayer 테스트용 구현 중 무엇을 정식으로 사용할지</w:t>
             </w:r>
           </w:p>
         </w:tc>
@@ -15820,9 +15928,10 @@
             </w:pPr>
             <w:r>
               <w:rPr>
+                <w:rFonts w:ascii="SUIT" w:hAnsi="SUIT" w:eastAsia="SUIT"/>
                 <w:sz w:val="15"/>
               </w:rPr>
-              <w:t>폴더·씬·향후 asmdef 범위</w:t>
+              <w:t>테스트용 폴더·씬·향후 어셈블리 정의(asmdef) 범위</w:t>
             </w:r>
           </w:p>
         </w:tc>
@@ -15887,9 +15996,10 @@
             </w:pPr>
             <w:r>
               <w:rPr>
+                <w:rFonts w:ascii="SUIT" w:hAnsi="SUIT" w:eastAsia="SUIT"/>
                 <w:sz w:val="15"/>
               </w:rPr>
-              <w:t>PlayerContext 적용</w:t>
+              <w:t>플레이어별 참조 묶음(PlayerContext) 적용</w:t>
             </w:r>
           </w:p>
         </w:tc>
@@ -15918,9 +16028,10 @@
             </w:pPr>
             <w:r>
               <w:rPr>
+                <w:rFonts w:ascii="SUIT" w:hAnsi="SUIT" w:eastAsia="SUIT"/>
                 <w:sz w:val="15"/>
               </w:rPr>
-              <w:t>참조 범위와 생성 책임</w:t>
+              <w:t>어떤 참조를 묶을지와 누가 생성할지</w:t>
             </w:r>
           </w:p>
         </w:tc>
@@ -16015,9 +16126,10 @@
             </w:pPr>
             <w:r>
               <w:rPr>
+                <w:rFonts w:ascii="SUIT" w:hAnsi="SUIT" w:eastAsia="SUIT"/>
                 <w:sz w:val="15"/>
               </w:rPr>
-              <w:t>Inventory/Equipment/UI, Combat/Stat/Health, Projectile/Effect, Map/Monster prefab</w:t>
+              <w:t>인벤토리/장비/UI, 전투/스탯/체력, 투사체/이펙트, 맵/몬스터 프리팹</w:t>
             </w:r>
           </w:p>
         </w:tc>
@@ -16112,9 +16224,10 @@
             </w:pPr>
             <w:r>
               <w:rPr>
+                <w:rFonts w:ascii="SUIT" w:hAnsi="SUIT" w:eastAsia="SUIT"/>
                 <w:sz w:val="15"/>
               </w:rPr>
-              <w:t>경계 커밋 → 기능 커밋 → 씬/prefab</w:t>
+              <w:t>책임 경계 커밋 → 기능 커밋 → 씬/프리팹 커밋</w:t>
             </w:r>
           </w:p>
         </w:tc>
@@ -16209,9 +16322,10 @@
             </w:pPr>
             <w:r>
               <w:rPr>
+                <w:rFonts w:ascii="SUIT" w:hAnsi="SUIT" w:eastAsia="SUIT"/>
                 <w:sz w:val="15"/>
               </w:rPr>
-              <w:t>UI↔Stat, Json→SO↔장비, Combat↔Stat, effect 제공, map↔monster prefab, Key binding↔Input owner</w:t>
+              <w:t>UI↔스탯, JSON 데이터↔장비, 전투↔스탯, 이펙트 제공, 맵↔몬스터 프리팹, 키 재설정↔입력 소유자</w:t>
             </w:r>
           </w:p>
         </w:tc>
@@ -16311,23 +16425,13 @@
             </w:pPr>
             <w:r>
               <w:rPr>
-                <w:rFonts w:ascii="SUIT Medium" w:eastAsia="SUIT Medium" w:hAnsi="SUIT Medium"/>
+                <w:rFonts w:ascii="SUIT" w:eastAsia="SUIT" w:hAnsi="SUIT"/>
                 <w:b/>
                 <w:color w:val="286A4B"/>
                 <w:sz w:val="16"/>
               </w:rPr>
               <w:t>확정</w:t>
-            </w:r>
-          </w:p>
-          <w:p>
-            <w:pPr>
-              <w:spacing w:after="0" w:line="240" w:lineRule="auto"/>
-              <w:jc w:val="center"/>
-            </w:pPr>
-            <w:r>
-              <w:rPr>
-                <w:sz w:val="14"/>
-              </w:rPr>
+              <w:br/>
               <w:t>일정표의 이름·날짜·원래 작업</w:t>
             </w:r>
           </w:p>
@@ -16356,23 +16460,13 @@
             </w:pPr>
             <w:r>
               <w:rPr>
-                <w:rFonts w:ascii="SUIT Medium" w:eastAsia="SUIT Medium" w:hAnsi="SUIT Medium"/>
+                <w:rFonts w:ascii="SUIT" w:eastAsia="SUIT" w:hAnsi="SUIT"/>
                 <w:b/>
                 <w:color w:val="9B7315"/>
                 <w:sz w:val="16"/>
               </w:rPr>
               <w:t>검토 필요</w:t>
-            </w:r>
-          </w:p>
-          <w:p>
-            <w:pPr>
-              <w:spacing w:after="0" w:line="240" w:lineRule="auto"/>
-              <w:jc w:val="center"/>
-            </w:pPr>
-            <w:r>
-              <w:rPr>
-                <w:sz w:val="14"/>
-              </w:rPr>
+              <w:br/>
               <w:t>기술 선행 관계와 일정의 충돌</w:t>
             </w:r>
           </w:p>
@@ -16401,24 +16495,14 @@
             </w:pPr>
             <w:r>
               <w:rPr>
-                <w:rFonts w:ascii="SUIT Medium" w:eastAsia="SUIT Medium" w:hAnsi="SUIT Medium"/>
+                <w:rFonts w:ascii="SUIT" w:eastAsia="SUIT" w:hAnsi="SUIT"/>
                 <w:b/>
                 <w:color w:val="9B2C2C"/>
                 <w:sz w:val="16"/>
               </w:rPr>
               <w:t>담당 미정</w:t>
-            </w:r>
-          </w:p>
-          <w:p>
-            <w:pPr>
-              <w:spacing w:after="0" w:line="240" w:lineRule="auto"/>
-              <w:jc w:val="center"/>
-            </w:pPr>
-            <w:r>
-              <w:rPr>
-                <w:sz w:val="14"/>
-              </w:rPr>
-              <w:t>일정표에 소유자가 없는 교차 작업</w:t>
+              <w:br/>
+              <w:t>일정표에 담당자가 없는 공동 작업</w:t>
             </w:r>
           </w:p>
         </w:tc>
@@ -16447,24 +16531,14 @@
             </w:pPr>
             <w:r>
               <w:rPr>
-                <w:rFonts w:ascii="SUIT Medium" w:eastAsia="SUIT Medium" w:hAnsi="SUIT Medium"/>
+                <w:rFonts w:ascii="SUIT" w:eastAsia="SUIT" w:hAnsi="SUIT"/>
                 <w:b/>
                 <w:color w:val="5B4B7A"/>
                 <w:sz w:val="16"/>
               </w:rPr>
               <w:t>일정 변경 필요</w:t>
-            </w:r>
-          </w:p>
-          <w:p>
-            <w:pPr>
-              <w:spacing w:after="0" w:line="240" w:lineRule="auto"/>
-              <w:jc w:val="center"/>
-            </w:pPr>
-            <w:r>
-              <w:rPr>
-                <w:sz w:val="14"/>
-              </w:rPr>
-              <w:t>팀 합의 후에만 날짜 수정</w:t>
+              <w:br/>
+              <w:t>합의 후에만 날짜 수정</w:t>
             </w:r>
           </w:p>
         </w:tc>
@@ -16499,12 +16573,12 @@
             </w:pPr>
             <w:r>
               <w:rPr>
-                <w:rFonts w:ascii="SUIT Medium" w:eastAsia="SUIT Medium" w:hAnsi="SUIT Medium"/>
+                <w:rFonts w:ascii="SUIT" w:eastAsia="SUIT" w:hAnsi="SUIT"/>
                 <w:b/>
                 <w:color w:val="203A5F"/>
                 <w:sz w:val="16"/>
               </w:rPr>
-              <w:t>다음 갱신 7/11~7/17 작업 블록 검토 후 실제 완료 상태, effect/prefab 담당, 머지 순서, 담당 미정 owner를 팀이 확정합니다. 승인된 결정만 DecisionLog에 기록합니다.</w:t>
+              <w:t>다음 갱신 7/11~7/17 작업 블록 검토 후 실제 완료 상태, 이펙트/프리팹 담당, 머지 순서, 담당 미정 작업을 팀이 확정합니다. 승인된 결정만 DecisionLog에 기록합니다.</w:t>
             </w:r>
           </w:p>
         </w:tc>
